--- a/task1.docx
+++ b/task1.docx
@@ -3,6 +3,15 @@
 <w:document xmlns:wpc="http://schemas.microsoft.com/office/word/2010/wordprocessingCanvas" xmlns:cx="http://schemas.microsoft.com/office/drawing/2014/chartex" xmlns:cx1="http://schemas.microsoft.com/office/drawing/2015/9/8/chartex" xmlns:cx2="http://schemas.microsoft.com/office/drawing/2015/10/21/chartex" xmlns:cx3="http://schemas.microsoft.com/office/drawing/2016/5/9/chartex" xmlns:cx4="http://schemas.microsoft.com/office/drawing/2016/5/10/chartex" xmlns:cx5="http://schemas.microsoft.com/office/drawing/2016/5/11/chartex" xmlns:cx6="http://schemas.microsoft.com/office/drawing/2016/5/12/chartex" xmlns:cx7="http://schemas.microsoft.com/office/drawing/2016/5/13/chartex" xmlns:cx8="http://schemas.microsoft.com/office/drawing/2016/5/14/chartex" xmlns:mc="http://schemas.openxmlformats.org/markup-compatibility/2006" xmlns:aink="http://schemas.microsoft.com/office/drawing/2016/ink" xmlns:am3d="http://schemas.microsoft.com/office/drawing/2017/model3d" xmlns:o="urn:schemas-microsoft-com:office:office" xmlns:oel="http://schemas.microsoft.com/office/2019/extlst" xmlns:r="http://schemas.openxmlformats.org/officeDocument/2006/relationships" xmlns:m="http://schemas.openxmlformats.org/officeDocument/2006/math" xmlns:v="urn:schemas-microsoft-com:vml" xmlns:wp14="http://schemas.microsoft.com/office/word/2010/wordprocessingDrawing" xmlns:wp="http://schemas.openxmlformats.org/drawingml/2006/wordprocessingDrawing" xmlns:w10="urn:schemas-microsoft-com:office:word" xmlns:w="http://schemas.openxmlformats.org/wordprocessingml/2006/main" xmlns:w14="http://schemas.microsoft.com/office/word/2010/wordml" xmlns:w15="http://schemas.microsoft.com/office/word/2012/wordml" xmlns:w16cex="http://schemas.microsoft.com/office/word/2018/wordml/cex" xmlns:w16cid="http://schemas.microsoft.com/office/word/2016/wordml/cid" xmlns:w16="http://schemas.microsoft.com/office/word/2018/wordml" xmlns:w16du="http://schemas.microsoft.com/office/word/2023/wordml/word16du" xmlns:w16sdtdh="http://schemas.microsoft.com/office/word/2020/wordml/sdtdatahash" xmlns:w16sdtfl="http://schemas.microsoft.com/office/word/2024/wordml/sdtformatlock" xmlns:w16se="http://schemas.microsoft.com/office/word/2015/wordml/symex" xmlns:wpg="http://schemas.microsoft.com/office/word/2010/wordprocessingGroup" xmlns:wpi="http://schemas.microsoft.com/office/word/2010/wordprocessingInk" xmlns:wne="http://schemas.microsoft.com/office/word/2006/wordml" xmlns:wps="http://schemas.microsoft.com/office/word/2010/wordprocessingShape" mc:Ignorable="w14 w15 w16se w16cid w16 w16cex w16sdtdh w16sdtfl w16du wp14">
   <w:body>
     <w:p>
+      <w:pPr>
+        <w:pStyle w:val="ListParagraph"/>
+        <w:numPr>
+          <w:ilvl w:val="0"/>
+          <w:numId w:val="1"/>
+        </w:numPr>
+      </w:pPr>
+    </w:p>
+    <w:p>
       <w:r>
         <w:t xml:space="preserve">First impression: data is set to “object” – because of empty entry. </w:t>
       </w:r>
@@ -44,6 +53,9 @@
     <w:p/>
     <w:p>
       <w:r>
+        <w:rPr>
+          <w:noProof/>
+        </w:rPr>
         <w:drawing>
           <wp:inline distT="0" distB="0" distL="0" distR="0" wp14:anchorId="6185550B" wp14:editId="531C82BD">
             <wp:extent cx="3134162" cy="2734057"/>
@@ -60,7 +72,7 @@
                     <pic:cNvPicPr/>
                   </pic:nvPicPr>
                   <pic:blipFill>
-                    <a:blip r:embed="rId4"/>
+                    <a:blip r:embed="rId5"/>
                     <a:stretch>
                       <a:fillRect/>
                     </a:stretch>
@@ -81,13 +93,251 @@
         </w:drawing>
       </w:r>
     </w:p>
+    <w:p/>
+    <w:p/>
+    <w:p/>
+    <w:p/>
+    <w:p/>
+    <w:p/>
+    <w:p/>
+    <w:p/>
+    <w:p/>
+    <w:p/>
+    <w:p/>
+    <w:p/>
     <w:p>
       <w:r>
-        <w:t xml:space="preserve">The data was graphed to see a trendline. </w:t>
+        <w:lastRenderedPageBreak/>
+        <w:t xml:space="preserve">The data was graphed </w:t>
+      </w:r>
+      <w:r>
+        <w:t>for its distribution and outlier identification</w:t>
+      </w:r>
+      <w:r>
+        <w:t xml:space="preserve">. </w:t>
+      </w:r>
+      <w:r>
+        <w:t xml:space="preserve">Some examples include: </w:t>
+      </w:r>
+    </w:p>
+    <w:p>
+      <w:r>
+        <w:drawing>
+          <wp:inline distT="0" distB="0" distL="0" distR="0" wp14:anchorId="565E0622" wp14:editId="6778426D">
+            <wp:extent cx="5731510" cy="4598670"/>
+            <wp:effectExtent l="0" t="0" r="2540" b="0"/>
+            <wp:docPr id="1327958711" name="Picture 1"/>
+            <wp:cNvGraphicFramePr>
+              <a:graphicFrameLocks xmlns:a="http://schemas.openxmlformats.org/drawingml/2006/main" noChangeAspect="1"/>
+            </wp:cNvGraphicFramePr>
+            <a:graphic xmlns:a="http://schemas.openxmlformats.org/drawingml/2006/main">
+              <a:graphicData uri="http://schemas.openxmlformats.org/drawingml/2006/picture">
+                <pic:pic xmlns:pic="http://schemas.openxmlformats.org/drawingml/2006/picture">
+                  <pic:nvPicPr>
+                    <pic:cNvPr id="1327958711" name=""/>
+                    <pic:cNvPicPr/>
+                  </pic:nvPicPr>
+                  <pic:blipFill>
+                    <a:blip r:embed="rId6"/>
+                    <a:stretch>
+                      <a:fillRect/>
+                    </a:stretch>
+                  </pic:blipFill>
+                  <pic:spPr>
+                    <a:xfrm>
+                      <a:off x="0" y="0"/>
+                      <a:ext cx="5731510" cy="4598670"/>
+                    </a:xfrm>
+                    <a:prstGeom prst="rect">
+                      <a:avLst/>
+                    </a:prstGeom>
+                  </pic:spPr>
+                </pic:pic>
+              </a:graphicData>
+            </a:graphic>
+          </wp:inline>
+        </w:drawing>
+      </w:r>
+    </w:p>
+    <w:p>
+      <w:r>
+        <w:lastRenderedPageBreak/>
+        <w:drawing>
+          <wp:inline distT="0" distB="0" distL="0" distR="0" wp14:anchorId="3652B769" wp14:editId="4C91D4FC">
+            <wp:extent cx="5731510" cy="4505960"/>
+            <wp:effectExtent l="0" t="0" r="2540" b="8890"/>
+            <wp:docPr id="968887281" name="Picture 1"/>
+            <wp:cNvGraphicFramePr>
+              <a:graphicFrameLocks xmlns:a="http://schemas.openxmlformats.org/drawingml/2006/main" noChangeAspect="1"/>
+            </wp:cNvGraphicFramePr>
+            <a:graphic xmlns:a="http://schemas.openxmlformats.org/drawingml/2006/main">
+              <a:graphicData uri="http://schemas.openxmlformats.org/drawingml/2006/picture">
+                <pic:pic xmlns:pic="http://schemas.openxmlformats.org/drawingml/2006/picture">
+                  <pic:nvPicPr>
+                    <pic:cNvPr id="968887281" name=""/>
+                    <pic:cNvPicPr/>
+                  </pic:nvPicPr>
+                  <pic:blipFill>
+                    <a:blip r:embed="rId7"/>
+                    <a:stretch>
+                      <a:fillRect/>
+                    </a:stretch>
+                  </pic:blipFill>
+                  <pic:spPr>
+                    <a:xfrm>
+                      <a:off x="0" y="0"/>
+                      <a:ext cx="5731510" cy="4505960"/>
+                    </a:xfrm>
+                    <a:prstGeom prst="rect">
+                      <a:avLst/>
+                    </a:prstGeom>
+                  </pic:spPr>
+                </pic:pic>
+              </a:graphicData>
+            </a:graphic>
+          </wp:inline>
+        </w:drawing>
+      </w:r>
+    </w:p>
+    <w:p>
+      <w:r>
+        <w:lastRenderedPageBreak/>
+        <w:drawing>
+          <wp:inline distT="0" distB="0" distL="0" distR="0" wp14:anchorId="7E61C783" wp14:editId="517AEE66">
+            <wp:extent cx="5731510" cy="4559300"/>
+            <wp:effectExtent l="0" t="0" r="2540" b="0"/>
+            <wp:docPr id="505257384" name="Picture 1"/>
+            <wp:cNvGraphicFramePr>
+              <a:graphicFrameLocks xmlns:a="http://schemas.openxmlformats.org/drawingml/2006/main" noChangeAspect="1"/>
+            </wp:cNvGraphicFramePr>
+            <a:graphic xmlns:a="http://schemas.openxmlformats.org/drawingml/2006/main">
+              <a:graphicData uri="http://schemas.openxmlformats.org/drawingml/2006/picture">
+                <pic:pic xmlns:pic="http://schemas.openxmlformats.org/drawingml/2006/picture">
+                  <pic:nvPicPr>
+                    <pic:cNvPr id="505257384" name=""/>
+                    <pic:cNvPicPr/>
+                  </pic:nvPicPr>
+                  <pic:blipFill>
+                    <a:blip r:embed="rId8"/>
+                    <a:stretch>
+                      <a:fillRect/>
+                    </a:stretch>
+                  </pic:blipFill>
+                  <pic:spPr>
+                    <a:xfrm>
+                      <a:off x="0" y="0"/>
+                      <a:ext cx="5731510" cy="4559300"/>
+                    </a:xfrm>
+                    <a:prstGeom prst="rect">
+                      <a:avLst/>
+                    </a:prstGeom>
+                  </pic:spPr>
+                </pic:pic>
+              </a:graphicData>
+            </a:graphic>
+          </wp:inline>
+        </w:drawing>
+      </w:r>
+    </w:p>
+    <w:p>
+      <w:r>
+        <w:t xml:space="preserve">Seemed to have deviation and right skewedness, to minimise noise median value was chosen. </w:t>
+      </w:r>
+    </w:p>
+    <w:p>
+      <w:pPr>
+        <w:pStyle w:val="ListParagraph"/>
+        <w:numPr>
+          <w:ilvl w:val="0"/>
+          <w:numId w:val="1"/>
+        </w:numPr>
+      </w:pPr>
+    </w:p>
+    <w:p>
+      <w:r>
+        <w:drawing>
+          <wp:inline distT="0" distB="0" distL="0" distR="0" wp14:anchorId="685E8449" wp14:editId="10AC37AE">
+            <wp:extent cx="3977597" cy="3268980"/>
+            <wp:effectExtent l="0" t="0" r="4445" b="7620"/>
+            <wp:docPr id="647134737" name="Picture 1"/>
+            <wp:cNvGraphicFramePr>
+              <a:graphicFrameLocks xmlns:a="http://schemas.openxmlformats.org/drawingml/2006/main" noChangeAspect="1"/>
+            </wp:cNvGraphicFramePr>
+            <a:graphic xmlns:a="http://schemas.openxmlformats.org/drawingml/2006/main">
+              <a:graphicData uri="http://schemas.openxmlformats.org/drawingml/2006/picture">
+                <pic:pic xmlns:pic="http://schemas.openxmlformats.org/drawingml/2006/picture">
+                  <pic:nvPicPr>
+                    <pic:cNvPr id="647134737" name=""/>
+                    <pic:cNvPicPr/>
+                  </pic:nvPicPr>
+                  <pic:blipFill>
+                    <a:blip r:embed="rId9"/>
+                    <a:stretch>
+                      <a:fillRect/>
+                    </a:stretch>
+                  </pic:blipFill>
+                  <pic:spPr>
+                    <a:xfrm>
+                      <a:off x="0" y="0"/>
+                      <a:ext cx="3984216" cy="3274420"/>
+                    </a:xfrm>
+                    <a:prstGeom prst="rect">
+                      <a:avLst/>
+                    </a:prstGeom>
+                  </pic:spPr>
+                </pic:pic>
+              </a:graphicData>
+            </a:graphic>
+          </wp:inline>
+        </w:drawing>
       </w:r>
     </w:p>
     <w:p/>
+    <w:p>
+      <w:r>
+        <w:drawing>
+          <wp:inline distT="0" distB="0" distL="0" distR="0" wp14:anchorId="3E3CF8AD" wp14:editId="3AA489D2">
+            <wp:extent cx="4038600" cy="3438582"/>
+            <wp:effectExtent l="0" t="0" r="0" b="9525"/>
+            <wp:docPr id="1957851252" name="Picture 1"/>
+            <wp:cNvGraphicFramePr>
+              <a:graphicFrameLocks xmlns:a="http://schemas.openxmlformats.org/drawingml/2006/main" noChangeAspect="1"/>
+            </wp:cNvGraphicFramePr>
+            <a:graphic xmlns:a="http://schemas.openxmlformats.org/drawingml/2006/main">
+              <a:graphicData uri="http://schemas.openxmlformats.org/drawingml/2006/picture">
+                <pic:pic xmlns:pic="http://schemas.openxmlformats.org/drawingml/2006/picture">
+                  <pic:nvPicPr>
+                    <pic:cNvPr id="1957851252" name=""/>
+                    <pic:cNvPicPr/>
+                  </pic:nvPicPr>
+                  <pic:blipFill>
+                    <a:blip r:embed="rId10"/>
+                    <a:stretch>
+                      <a:fillRect/>
+                    </a:stretch>
+                  </pic:blipFill>
+                  <pic:spPr>
+                    <a:xfrm>
+                      <a:off x="0" y="0"/>
+                      <a:ext cx="4040220" cy="3439961"/>
+                    </a:xfrm>
+                    <a:prstGeom prst="rect">
+                      <a:avLst/>
+                    </a:prstGeom>
+                  </pic:spPr>
+                </pic:pic>
+              </a:graphicData>
+            </a:graphic>
+          </wp:inline>
+        </w:drawing>
+      </w:r>
+    </w:p>
     <w:p/>
+    <w:p>
+      <w:r>
+        <w:t xml:space="preserve">K = 6 was selected. </w:t>
+      </w:r>
+    </w:p>
     <w:p/>
     <w:sectPr>
       <w:pgSz w:w="11906" w:h="16838"/>
@@ -97,6 +347,103 @@
     </w:sectPr>
   </w:body>
 </w:document>
+</file>
+
+<file path=word/numbering.xml><?xml version="1.0" encoding="utf-8"?>
+<w:numbering xmlns:wpc="http://schemas.microsoft.com/office/word/2010/wordprocessingCanvas" xmlns:cx="http://schemas.microsoft.com/office/drawing/2014/chartex" xmlns:cx1="http://schemas.microsoft.com/office/drawing/2015/9/8/chartex" xmlns:cx2="http://schemas.microsoft.com/office/drawing/2015/10/21/chartex" xmlns:cx3="http://schemas.microsoft.com/office/drawing/2016/5/9/chartex" xmlns:cx4="http://schemas.microsoft.com/office/drawing/2016/5/10/chartex" xmlns:cx5="http://schemas.microsoft.com/office/drawing/2016/5/11/chartex" xmlns:cx6="http://schemas.microsoft.com/office/drawing/2016/5/12/chartex" xmlns:cx7="http://schemas.microsoft.com/office/drawing/2016/5/13/chartex" xmlns:cx8="http://schemas.microsoft.com/office/drawing/2016/5/14/chartex" xmlns:mc="http://schemas.openxmlformats.org/markup-compatibility/2006" xmlns:aink="http://schemas.microsoft.com/office/drawing/2016/ink" xmlns:am3d="http://schemas.microsoft.com/office/drawing/2017/model3d" xmlns:o="urn:schemas-microsoft-com:office:office" xmlns:oel="http://schemas.microsoft.com/office/2019/extlst" xmlns:r="http://schemas.openxmlformats.org/officeDocument/2006/relationships" xmlns:m="http://schemas.openxmlformats.org/officeDocument/2006/math" xmlns:v="urn:schemas-microsoft-com:vml" xmlns:wp14="http://schemas.microsoft.com/office/word/2010/wordprocessingDrawing" xmlns:wp="http://schemas.openxmlformats.org/drawingml/2006/wordprocessingDrawing" xmlns:w10="urn:schemas-microsoft-com:office:word" xmlns:w="http://schemas.openxmlformats.org/wordprocessingml/2006/main" xmlns:w14="http://schemas.microsoft.com/office/word/2010/wordml" xmlns:w15="http://schemas.microsoft.com/office/word/2012/wordml" xmlns:w16cex="http://schemas.microsoft.com/office/word/2018/wordml/cex" xmlns:w16cid="http://schemas.microsoft.com/office/word/2016/wordml/cid" xmlns:w16="http://schemas.microsoft.com/office/word/2018/wordml" xmlns:w16du="http://schemas.microsoft.com/office/word/2023/wordml/word16du" xmlns:w16sdtdh="http://schemas.microsoft.com/office/word/2020/wordml/sdtdatahash" xmlns:w16sdtfl="http://schemas.microsoft.com/office/word/2024/wordml/sdtformatlock" xmlns:w16se="http://schemas.microsoft.com/office/word/2015/wordml/symex" xmlns:wpg="http://schemas.microsoft.com/office/word/2010/wordprocessingGroup" xmlns:wpi="http://schemas.microsoft.com/office/word/2010/wordprocessingInk" xmlns:wne="http://schemas.microsoft.com/office/word/2006/wordml" xmlns:wps="http://schemas.microsoft.com/office/word/2010/wordprocessingShape" mc:Ignorable="w14 w15 w16se w16cid w16 w16cex w16sdtdh w16sdtfl w16du wp14">
+  <w:abstractNum w:abstractNumId="0" w15:restartNumberingAfterBreak="0">
+    <w:nsid w:val="007B1693"/>
+    <w:multiLevelType w:val="hybridMultilevel"/>
+    <w:tmpl w:val="61E031E2"/>
+    <w:lvl w:ilvl="0" w:tplc="0C090011">
+      <w:start w:val="1"/>
+      <w:numFmt w:val="decimal"/>
+      <w:lvlText w:val="%1)"/>
+      <w:lvlJc w:val="left"/>
+      <w:pPr>
+        <w:ind w:left="720" w:hanging="360"/>
+      </w:pPr>
+      <w:rPr>
+        <w:rFonts w:hint="default"/>
+      </w:rPr>
+    </w:lvl>
+    <w:lvl w:ilvl="1" w:tplc="0C090019" w:tentative="1">
+      <w:start w:val="1"/>
+      <w:numFmt w:val="lowerLetter"/>
+      <w:lvlText w:val="%2."/>
+      <w:lvlJc w:val="left"/>
+      <w:pPr>
+        <w:ind w:left="1440" w:hanging="360"/>
+      </w:pPr>
+    </w:lvl>
+    <w:lvl w:ilvl="2" w:tplc="0C09001B" w:tentative="1">
+      <w:start w:val="1"/>
+      <w:numFmt w:val="lowerRoman"/>
+      <w:lvlText w:val="%3."/>
+      <w:lvlJc w:val="right"/>
+      <w:pPr>
+        <w:ind w:left="2160" w:hanging="180"/>
+      </w:pPr>
+    </w:lvl>
+    <w:lvl w:ilvl="3" w:tplc="0C09000F" w:tentative="1">
+      <w:start w:val="1"/>
+      <w:numFmt w:val="decimal"/>
+      <w:lvlText w:val="%4."/>
+      <w:lvlJc w:val="left"/>
+      <w:pPr>
+        <w:ind w:left="2880" w:hanging="360"/>
+      </w:pPr>
+    </w:lvl>
+    <w:lvl w:ilvl="4" w:tplc="0C090019" w:tentative="1">
+      <w:start w:val="1"/>
+      <w:numFmt w:val="lowerLetter"/>
+      <w:lvlText w:val="%5."/>
+      <w:lvlJc w:val="left"/>
+      <w:pPr>
+        <w:ind w:left="3600" w:hanging="360"/>
+      </w:pPr>
+    </w:lvl>
+    <w:lvl w:ilvl="5" w:tplc="0C09001B" w:tentative="1">
+      <w:start w:val="1"/>
+      <w:numFmt w:val="lowerRoman"/>
+      <w:lvlText w:val="%6."/>
+      <w:lvlJc w:val="right"/>
+      <w:pPr>
+        <w:ind w:left="4320" w:hanging="180"/>
+      </w:pPr>
+    </w:lvl>
+    <w:lvl w:ilvl="6" w:tplc="0C09000F" w:tentative="1">
+      <w:start w:val="1"/>
+      <w:numFmt w:val="decimal"/>
+      <w:lvlText w:val="%7."/>
+      <w:lvlJc w:val="left"/>
+      <w:pPr>
+        <w:ind w:left="5040" w:hanging="360"/>
+      </w:pPr>
+    </w:lvl>
+    <w:lvl w:ilvl="7" w:tplc="0C090019" w:tentative="1">
+      <w:start w:val="1"/>
+      <w:numFmt w:val="lowerLetter"/>
+      <w:lvlText w:val="%8."/>
+      <w:lvlJc w:val="left"/>
+      <w:pPr>
+        <w:ind w:left="5760" w:hanging="360"/>
+      </w:pPr>
+    </w:lvl>
+    <w:lvl w:ilvl="8" w:tplc="0C09001B" w:tentative="1">
+      <w:start w:val="1"/>
+      <w:numFmt w:val="lowerRoman"/>
+      <w:lvlText w:val="%9."/>
+      <w:lvlJc w:val="right"/>
+      <w:pPr>
+        <w:ind w:left="6480" w:hanging="180"/>
+      </w:pPr>
+    </w:lvl>
+  </w:abstractNum>
+  <w:num w:numId="1" w16cid:durableId="1449859307">
+    <w:abstractNumId w:val="0"/>
+  </w:num>
+</w:numbering>
 </file>
 
 <file path=word/styles.xml><?xml version="1.0" encoding="utf-8"?>
@@ -702,6 +1049,7 @@
   <w:style w:type="character" w:default="1" w:styleId="DefaultParagraphFont">
     <w:name w:val="Default Paragraph Font"/>
     <w:uiPriority w:val="1"/>
+    <w:semiHidden/>
     <w:unhideWhenUsed/>
   </w:style>
   <w:style w:type="table" w:default="1" w:styleId="TableNormal">

--- a/task1.docx
+++ b/task1.docx
@@ -122,6 +122,9 @@
     </w:p>
     <w:p>
       <w:r>
+        <w:rPr>
+          <w:noProof/>
+        </w:rPr>
         <w:drawing>
           <wp:inline distT="0" distB="0" distL="0" distR="0" wp14:anchorId="565E0622" wp14:editId="6778426D">
             <wp:extent cx="5731510" cy="4598670"/>
@@ -161,6 +164,9 @@
     </w:p>
     <w:p>
       <w:r>
+        <w:rPr>
+          <w:noProof/>
+        </w:rPr>
         <w:lastRenderedPageBreak/>
         <w:drawing>
           <wp:inline distT="0" distB="0" distL="0" distR="0" wp14:anchorId="3652B769" wp14:editId="4C91D4FC">
@@ -201,6 +207,9 @@
     </w:p>
     <w:p>
       <w:r>
+        <w:rPr>
+          <w:noProof/>
+        </w:rPr>
         <w:lastRenderedPageBreak/>
         <w:drawing>
           <wp:inline distT="0" distB="0" distL="0" distR="0" wp14:anchorId="7E61C783" wp14:editId="517AEE66">
@@ -255,6 +264,9 @@
     </w:p>
     <w:p>
       <w:r>
+        <w:rPr>
+          <w:noProof/>
+        </w:rPr>
         <w:drawing>
           <wp:inline distT="0" distB="0" distL="0" distR="0" wp14:anchorId="685E8449" wp14:editId="10AC37AE">
             <wp:extent cx="3977597" cy="3268980"/>
@@ -295,6 +307,9 @@
     <w:p/>
     <w:p>
       <w:r>
+        <w:rPr>
+          <w:noProof/>
+        </w:rPr>
         <w:drawing>
           <wp:inline distT="0" distB="0" distL="0" distR="0" wp14:anchorId="3E3CF8AD" wp14:editId="3AA489D2">
             <wp:extent cx="4038600" cy="3438582"/>
@@ -335,7 +350,29 @@
     <w:p/>
     <w:p>
       <w:r>
-        <w:t xml:space="preserve">K = 6 was selected. </w:t>
+        <w:t xml:space="preserve">K = </w:t>
+      </w:r>
+      <w:r>
+        <w:t>4</w:t>
+      </w:r>
+      <w:r>
+        <w:t xml:space="preserve"> was selected. </w:t>
+      </w:r>
+    </w:p>
+    <w:p>
+      <w:r>
+        <w:t xml:space="preserve">3. </w:t>
+      </w:r>
+    </w:p>
+    <w:p>
+      <w:r>
+        <w:t xml:space="preserve">Made an effort to reduce variable selection to improve </w:t>
+      </w:r>
+      <w:r>
+        <w:t>silhouette</w:t>
+      </w:r>
+      <w:r>
+        <w:t xml:space="preserve"> score without compromising on wine characteristics. </w:t>
       </w:r>
     </w:p>
     <w:p/>

--- a/task1.docx
+++ b/task1.docx
@@ -13,54 +13,224 @@
     </w:p>
     <w:p>
       <w:r>
-        <w:t xml:space="preserve">First impression: data is set to “object” – because of empty entry. </w:t>
-      </w:r>
-      <w:r>
-        <w:t xml:space="preserve">923 of </w:t>
-      </w:r>
-      <w:r>
-        <w:t>4898</w:t>
-      </w:r>
-      <w:r>
-        <w:t xml:space="preserve"> are duplicates. </w:t>
+        <w:t xml:space="preserve">An initial preview of the data revealed that the data type was set to an object (due to </w:t>
+      </w:r>
+      <w:r>
+        <w:t xml:space="preserve">48 </w:t>
+      </w:r>
+      <w:r>
+        <w:t>empty entries)</w:t>
+      </w:r>
+      <w:r>
+        <w:t xml:space="preserve"> and 923 duplicat</w:t>
+      </w:r>
+      <w:r>
+        <w:t>es</w:t>
+      </w:r>
+      <w:r>
+        <w:t>, as noted in figure 1.1</w:t>
+      </w:r>
+      <w:r>
+        <w:t xml:space="preserve">. </w:t>
+      </w:r>
+      <w:r>
+        <w:t xml:space="preserve">K-means assign each data point to the </w:t>
+      </w:r>
+      <w:r>
+        <w:t>nearest</w:t>
+      </w:r>
+      <w:r>
+        <w:t xml:space="preserve"> centroid</w:t>
+      </w:r>
+      <w:r>
+        <w:t>,</w:t>
+      </w:r>
+      <w:r>
+        <w:t xml:space="preserve"> </w:t>
+      </w:r>
+      <w:r>
+        <w:t>then recalculate</w:t>
+      </w:r>
+      <w:r>
+        <w:t>s</w:t>
+      </w:r>
+      <w:r>
+        <w:t xml:space="preserve"> </w:t>
+      </w:r>
+      <w:r>
+        <w:t>based on the mean values of the assigned data points</w:t>
+      </w:r>
+      <w:r>
+        <w:t xml:space="preserve">, so </w:t>
+      </w:r>
+      <w:r>
+        <w:t xml:space="preserve">removing multiple </w:t>
+      </w:r>
+      <w:r>
+        <w:t>entries</w:t>
+      </w:r>
+      <w:r>
+        <w:t xml:space="preserve"> of the same value reinforces equal </w:t>
+      </w:r>
+      <w:r>
+        <w:t>contribution to</w:t>
+      </w:r>
+      <w:r>
+        <w:t xml:space="preserve"> the cluster. </w:t>
+      </w:r>
+      <w:r>
+        <w:t>D</w:t>
+      </w:r>
+      <w:r>
+        <w:t xml:space="preserve">uplicate entries </w:t>
+      </w:r>
+      <w:r>
+        <w:t xml:space="preserve">were removed, </w:t>
+      </w:r>
+      <w:r>
+        <w:t xml:space="preserve">thereby </w:t>
+      </w:r>
+      <w:r>
+        <w:t xml:space="preserve">ensuring that no single </w:t>
+      </w:r>
+      <w:r>
+        <w:t xml:space="preserve">wine sample </w:t>
+      </w:r>
+      <w:r>
+        <w:t xml:space="preserve">was overly influential, </w:t>
+      </w:r>
+      <w:r>
+        <w:t xml:space="preserve">which supports the goal of accurately categorising white wine samples. </w:t>
       </w:r>
     </w:p>
     <w:p>
       <w:r>
-        <w:t xml:space="preserve">With those </w:t>
-      </w:r>
-      <w:r>
-        <w:t>observations</w:t>
-      </w:r>
-      <w:r>
-        <w:t xml:space="preserve"> delete dupe first. </w:t>
+        <w:t xml:space="preserve">Empty strings were converted to </w:t>
+      </w:r>
+      <w:proofErr w:type="spellStart"/>
+      <w:r>
+        <w:rPr>
+          <w:i/>
+          <w:iCs/>
+        </w:rPr>
+        <w:t>NaN</w:t>
+      </w:r>
+      <w:proofErr w:type="spellEnd"/>
+      <w:r>
+        <w:t xml:space="preserve">, </w:t>
+      </w:r>
+      <w:r>
+        <w:t xml:space="preserve">to establish them as empty </w:t>
+      </w:r>
+      <w:r>
+        <w:t>values by</w:t>
+      </w:r>
+      <w:r>
+        <w:t xml:space="preserve"> Pandas</w:t>
+      </w:r>
+      <w:r>
+        <w:t xml:space="preserve"> then the </w:t>
+      </w:r>
+      <w:proofErr w:type="spellStart"/>
+      <w:r>
+        <w:t>dataframe</w:t>
+      </w:r>
+      <w:proofErr w:type="spellEnd"/>
+      <w:r>
+        <w:t xml:space="preserve"> was cast to float. </w:t>
+      </w:r>
+      <w:r>
+        <w:t xml:space="preserve">There were no rows that contained more than two empty values so beyond the duplicate entries no rows were removed and a final count of 3975 was retained. </w:t>
+      </w:r>
+      <w:r>
+        <w:t>E</w:t>
+      </w:r>
+      <w:r>
+        <w:t xml:space="preserve">ach column was plotted using a histogram to inspect skewedness, spread and </w:t>
+      </w:r>
+      <w:r>
+        <w:t>for any presence of outliers</w:t>
+      </w:r>
+      <w:r>
+        <w:t>.</w:t>
+      </w:r>
+      <w:r>
+        <w:t xml:space="preserve"> </w:t>
+      </w:r>
+      <w:r>
+        <w:t>A</w:t>
+      </w:r>
+      <w:r>
+        <w:t>s evident from figure 1.2</w:t>
+      </w:r>
+      <w:r>
+        <w:t>,</w:t>
+      </w:r>
+      <w:r>
+        <w:t xml:space="preserve"> some of the columns had a right tail skewednes</w:t>
+      </w:r>
+      <w:r>
+        <w:t xml:space="preserve">s, so </w:t>
+      </w:r>
+      <w:r>
+        <w:t>missing values</w:t>
+      </w:r>
+      <w:r>
+        <w:t xml:space="preserve"> were filled with </w:t>
+      </w:r>
+      <w:r>
+        <w:t xml:space="preserve">the </w:t>
+      </w:r>
+      <w:r>
+        <w:t>median value</w:t>
+      </w:r>
+      <w:r>
+        <w:t xml:space="preserve"> of each column</w:t>
+      </w:r>
+      <w:r>
+        <w:t xml:space="preserve">. </w:t>
+      </w:r>
+      <w:r>
+        <w:t>The final data</w:t>
+      </w:r>
+      <w:r>
+        <w:t xml:space="preserve">set </w:t>
+      </w:r>
+      <w:r>
+        <w:t xml:space="preserve">contained no missing values and all entries </w:t>
+      </w:r>
+      <w:r>
+        <w:t xml:space="preserve">were </w:t>
+      </w:r>
+      <w:r>
+        <w:t>numeric</w:t>
+      </w:r>
+      <w:r>
+        <w:t xml:space="preserve">. </w:t>
+      </w:r>
+      <w:r>
+        <w:t>Beyond these adjustments</w:t>
+      </w:r>
+      <w:r>
+        <w:t>,</w:t>
+      </w:r>
+      <w:r>
+        <w:t xml:space="preserve"> e</w:t>
+      </w:r>
+      <w:r>
+        <w:t xml:space="preserve">xtreme values were untouched under the assumption that the data was free of systematic measurement errors. </w:t>
       </w:r>
     </w:p>
     <w:p>
-      <w:r>
-        <w:t xml:space="preserve">Deleted duplicate entries: The purpose of the task is to </w:t>
-      </w:r>
-      <w:r>
-        <w:t>categorise its white wine samples</w:t>
-      </w:r>
-      <w:r>
-        <w:t xml:space="preserve"> at a winery. Duplicates would </w:t>
-      </w:r>
-      <w:r>
-        <w:t xml:space="preserve">be detrimental. </w:t>
-      </w:r>
-    </w:p>
-    <w:p/>
-    <w:p>
-      <w:r>
-        <w:rPr>
-          <w:noProof/>
-        </w:rPr>
+      <w:pPr>
+        <w:jc w:val="center"/>
+      </w:pPr>
+      <w:r>
         <w:drawing>
-          <wp:inline distT="0" distB="0" distL="0" distR="0" wp14:anchorId="6185550B" wp14:editId="531C82BD">
-            <wp:extent cx="3134162" cy="2734057"/>
-            <wp:effectExtent l="0" t="0" r="0" b="9525"/>
-            <wp:docPr id="215209549" name="Picture 1"/>
+          <wp:inline distT="0" distB="0" distL="0" distR="0" wp14:anchorId="7280C09A" wp14:editId="3A50F46E">
+            <wp:extent cx="2873092" cy="2981325"/>
+            <wp:effectExtent l="0" t="0" r="3810" b="0"/>
+            <wp:docPr id="1006449073" name="Picture 1"/>
             <wp:cNvGraphicFramePr>
               <a:graphicFrameLocks xmlns:a="http://schemas.openxmlformats.org/drawingml/2006/main" noChangeAspect="1"/>
             </wp:cNvGraphicFramePr>
@@ -68,11 +238,992 @@
               <a:graphicData uri="http://schemas.openxmlformats.org/drawingml/2006/picture">
                 <pic:pic xmlns:pic="http://schemas.openxmlformats.org/drawingml/2006/picture">
                   <pic:nvPicPr>
-                    <pic:cNvPr id="215209549" name=""/>
+                    <pic:cNvPr id="1006449073" name=""/>
+                    <pic:cNvPicPr/>
+                  </pic:nvPicPr>
+                  <pic:blipFill rotWithShape="1">
+                    <a:blip r:embed="rId6"/>
+                    <a:srcRect r="4886" b="2572"/>
+                    <a:stretch>
+                      <a:fillRect/>
+                    </a:stretch>
+                  </pic:blipFill>
+                  <pic:spPr bwMode="auto">
+                    <a:xfrm>
+                      <a:off x="0" y="0"/>
+                      <a:ext cx="2895358" cy="3004430"/>
+                    </a:xfrm>
+                    <a:prstGeom prst="rect">
+                      <a:avLst/>
+                    </a:prstGeom>
+                    <a:ln>
+                      <a:noFill/>
+                    </a:ln>
+                    <a:extLst>
+                      <a:ext uri="{53640926-AAD7-44D8-BBD7-CCE9431645EC}">
+                        <a14:shadowObscured xmlns:a14="http://schemas.microsoft.com/office/drawing/2010/main"/>
+                      </a:ext>
+                    </a:extLst>
+                  </pic:spPr>
+                </pic:pic>
+              </a:graphicData>
+            </a:graphic>
+          </wp:inline>
+        </w:drawing>
+      </w:r>
+    </w:p>
+    <w:p>
+      <w:r>
+        <w:t xml:space="preserve">Figure 1.1: </w:t>
+      </w:r>
+    </w:p>
+    <w:p/>
+    <w:p>
+      <w:pPr>
+        <w:jc w:val="center"/>
+      </w:pPr>
+      <w:r>
+        <w:rPr>
+          <w:noProof/>
+        </w:rPr>
+        <w:lastRenderedPageBreak/>
+        <w:drawing>
+          <wp:inline distT="0" distB="0" distL="0" distR="0" wp14:anchorId="6FC16CEA" wp14:editId="4EBDE379">
+            <wp:extent cx="4124325" cy="4103495"/>
+            <wp:effectExtent l="0" t="0" r="0" b="0"/>
+            <wp:docPr id="780014756" name="Picture 1"/>
+            <wp:cNvGraphicFramePr>
+              <a:graphicFrameLocks xmlns:a="http://schemas.openxmlformats.org/drawingml/2006/main" noChangeAspect="1"/>
+            </wp:cNvGraphicFramePr>
+            <a:graphic xmlns:a="http://schemas.openxmlformats.org/drawingml/2006/main">
+              <a:graphicData uri="http://schemas.openxmlformats.org/drawingml/2006/picture">
+                <pic:pic xmlns:pic="http://schemas.openxmlformats.org/drawingml/2006/picture">
+                  <pic:nvPicPr>
+                    <pic:cNvPr id="780014756" name="Picture 780014756"/>
+                    <pic:cNvPicPr/>
+                  </pic:nvPicPr>
+                  <pic:blipFill rotWithShape="1">
+                    <a:blip r:embed="rId7" cstate="print">
+                      <a:extLst>
+                        <a:ext uri="{28A0092B-C50C-407E-A947-70E740481C1C}">
+                          <a14:useLocalDpi xmlns:a14="http://schemas.microsoft.com/office/drawing/2010/main" val="0"/>
+                        </a:ext>
+                      </a:extLst>
+                    </a:blip>
+                    <a:srcRect l="831" t="666" r="454" b="1053"/>
+                    <a:stretch>
+                      <a:fillRect/>
+                    </a:stretch>
+                  </pic:blipFill>
+                  <pic:spPr bwMode="auto">
+                    <a:xfrm>
+                      <a:off x="0" y="0"/>
+                      <a:ext cx="4148985" cy="4128031"/>
+                    </a:xfrm>
+                    <a:prstGeom prst="rect">
+                      <a:avLst/>
+                    </a:prstGeom>
+                    <a:ln>
+                      <a:noFill/>
+                    </a:ln>
+                    <a:extLst>
+                      <a:ext uri="{53640926-AAD7-44D8-BBD7-CCE9431645EC}">
+                        <a14:shadowObscured xmlns:a14="http://schemas.microsoft.com/office/drawing/2010/main"/>
+                      </a:ext>
+                    </a:extLst>
+                  </pic:spPr>
+                </pic:pic>
+              </a:graphicData>
+            </a:graphic>
+          </wp:inline>
+        </w:drawing>
+      </w:r>
+    </w:p>
+    <w:p>
+      <w:r>
+        <w:t xml:space="preserve">Figure 1.2: </w:t>
+      </w:r>
+    </w:p>
+    <w:p>
+      <w:r>
+        <w:t>2.) section</w:t>
+      </w:r>
+    </w:p>
+    <w:p>
+      <w:r>
+        <w:t>All</w:t>
+      </w:r>
+      <w:r>
+        <w:t xml:space="preserve"> 11</w:t>
+      </w:r>
+      <w:r>
+        <w:t xml:space="preserve"> variables from the dataset </w:t>
+      </w:r>
+      <w:r>
+        <w:t>were</w:t>
+      </w:r>
+      <w:r>
+        <w:t xml:space="preserve"> retained and </w:t>
+      </w:r>
+      <w:r>
+        <w:t xml:space="preserve">the </w:t>
+      </w:r>
+      <w:r>
+        <w:t xml:space="preserve">cleaned </w:t>
+      </w:r>
+      <w:r>
+        <w:t xml:space="preserve">dataset from the </w:t>
+      </w:r>
+      <w:r>
+        <w:t xml:space="preserve">part 1 </w:t>
+      </w:r>
+      <w:r>
+        <w:t xml:space="preserve">carried over. </w:t>
+      </w:r>
+      <w:r>
+        <w:t xml:space="preserve">Variables were standardised with StandardScaler so that each variable has equal contribution to </w:t>
+      </w:r>
+      <w:r>
+        <w:t>K-means clustering model</w:t>
+      </w:r>
+      <w:r>
+        <w:t xml:space="preserve">. </w:t>
+      </w:r>
+    </w:p>
+    <w:p>
+      <w:r>
+        <w:t xml:space="preserve">The elbow curve graph in figure 1.3 decreases steadily across the range of clusters with no stark bend. </w:t>
+      </w:r>
+      <w:r>
+        <w:t>Inertia initially dropped steeply between k=2 to k=</w:t>
+      </w:r>
+      <w:r>
+        <w:t>5 and slower afterwards</w:t>
+      </w:r>
+      <w:r>
+        <w:t xml:space="preserve">, indicating diminishing </w:t>
+      </w:r>
+      <w:r>
+        <w:t>return</w:t>
+      </w:r>
+      <w:r>
+        <w:t xml:space="preserve"> for every added cluster. </w:t>
+      </w:r>
+      <w:r>
+        <w:t xml:space="preserve">The </w:t>
+      </w:r>
+      <w:r>
+        <w:t>Silhouette</w:t>
+      </w:r>
+      <w:r>
+        <w:t xml:space="preserve"> score was the highest at k=2 (score of </w:t>
+      </w:r>
+      <w:r>
+        <w:t>0.2134</w:t>
+      </w:r>
+      <w:r>
+        <w:t>),</w:t>
+      </w:r>
+      <w:r>
+        <w:t xml:space="preserve"> but </w:t>
+      </w:r>
+      <w:r>
+        <w:t xml:space="preserve">as per the instructions, more than two groups were required. </w:t>
+      </w:r>
+      <w:r>
+        <w:t xml:space="preserve">Among the clusters beyond 2, four had the highest score of </w:t>
+      </w:r>
+      <w:r>
+        <w:t>0.1544</w:t>
+      </w:r>
+      <w:r>
+        <w:t xml:space="preserve"> compared five or six. </w:t>
+      </w:r>
+      <w:r>
+        <w:t>Therefore</w:t>
+      </w:r>
+      <w:r>
+        <w:t xml:space="preserve">, </w:t>
+      </w:r>
+      <w:r>
+        <w:t>k=4</w:t>
+      </w:r>
+      <w:r>
+        <w:t xml:space="preserve"> (inertia: </w:t>
+      </w:r>
+      <w:r>
+        <w:t>29382.88</w:t>
+      </w:r>
+      <w:r>
+        <w:t xml:space="preserve">, </w:t>
+      </w:r>
+      <w:r>
+        <w:t>Silhouette Score</w:t>
+      </w:r>
+      <w:r>
+        <w:t xml:space="preserve">: </w:t>
+      </w:r>
+      <w:r>
+        <w:t>0.1544</w:t>
+      </w:r>
+      <w:r>
+        <w:t>)</w:t>
+      </w:r>
+      <w:r>
+        <w:t xml:space="preserve"> was chosen because it</w:t>
+      </w:r>
+      <w:r>
+        <w:t xml:space="preserve"> had the </w:t>
+      </w:r>
+      <w:r>
+        <w:t>best-defined</w:t>
+      </w:r>
+      <w:r>
+        <w:t xml:space="preserve"> clusters</w:t>
+      </w:r>
+      <w:r>
+        <w:t xml:space="preserve">, without adding clusters beyond what the data could substantiate. </w:t>
+      </w:r>
+      <w:r>
+        <w:t xml:space="preserve">Note that the silhouette score is low indicating weak separation among clusters. </w:t>
+      </w:r>
+    </w:p>
+    <w:tbl>
+      <w:tblPr>
+        <w:tblStyle w:val="GridTable1Light"/>
+        <w:tblpPr w:leftFromText="180" w:rightFromText="180" w:vertAnchor="text" w:horzAnchor="page" w:tblpX="1906" w:tblpY="46"/>
+        <w:tblW w:w="0" w:type="auto"/>
+        <w:tblLook w:val="04A0" w:firstRow="1" w:lastRow="0" w:firstColumn="1" w:lastColumn="0" w:noHBand="0" w:noVBand="1"/>
+      </w:tblPr>
+      <w:tblGrid>
+        <w:gridCol w:w="3005"/>
+        <w:gridCol w:w="3005"/>
+        <w:gridCol w:w="3006"/>
+      </w:tblGrid>
+      <w:tr>
+        <w:trPr>
+          <w:cnfStyle w:val="100000000000" w:firstRow="1" w:lastRow="0" w:firstColumn="0" w:lastColumn="0" w:oddVBand="0" w:evenVBand="0" w:oddHBand="0" w:evenHBand="0" w:firstRowFirstColumn="0" w:firstRowLastColumn="0" w:lastRowFirstColumn="0" w:lastRowLastColumn="0"/>
+        </w:trPr>
+        <w:tc>
+          <w:tcPr>
+            <w:cnfStyle w:val="001000000000" w:firstRow="0" w:lastRow="0" w:firstColumn="1" w:lastColumn="0" w:oddVBand="0" w:evenVBand="0" w:oddHBand="0" w:evenHBand="0" w:firstRowFirstColumn="0" w:firstRowLastColumn="0" w:lastRowFirstColumn="0" w:lastRowLastColumn="0"/>
+            <w:tcW w:w="3005" w:type="dxa"/>
+          </w:tcPr>
+          <w:p>
+            <w:pPr>
+              <w:jc w:val="center"/>
+            </w:pPr>
+            <w:r>
+              <w:t>Cluster Number</w:t>
+            </w:r>
+          </w:p>
+        </w:tc>
+        <w:tc>
+          <w:tcPr>
+            <w:tcW w:w="3005" w:type="dxa"/>
+          </w:tcPr>
+          <w:p>
+            <w:pPr>
+              <w:jc w:val="center"/>
+              <w:cnfStyle w:val="100000000000" w:firstRow="1" w:lastRow="0" w:firstColumn="0" w:lastColumn="0" w:oddVBand="0" w:evenVBand="0" w:oddHBand="0" w:evenHBand="0" w:firstRowFirstColumn="0" w:firstRowLastColumn="0" w:lastRowFirstColumn="0" w:lastRowLastColumn="0"/>
+            </w:pPr>
+            <w:r>
+              <w:t>Inertia Score</w:t>
+            </w:r>
+          </w:p>
+        </w:tc>
+        <w:tc>
+          <w:tcPr>
+            <w:tcW w:w="3006" w:type="dxa"/>
+          </w:tcPr>
+          <w:p>
+            <w:pPr>
+              <w:jc w:val="center"/>
+              <w:cnfStyle w:val="100000000000" w:firstRow="1" w:lastRow="0" w:firstColumn="0" w:lastColumn="0" w:oddVBand="0" w:evenVBand="0" w:oddHBand="0" w:evenHBand="0" w:firstRowFirstColumn="0" w:firstRowLastColumn="0" w:lastRowFirstColumn="0" w:lastRowLastColumn="0"/>
+            </w:pPr>
+            <w:r>
+              <w:t>Silhouette Score</w:t>
+            </w:r>
+          </w:p>
+        </w:tc>
+      </w:tr>
+      <w:tr>
+        <w:tc>
+          <w:tcPr>
+            <w:cnfStyle w:val="001000000000" w:firstRow="0" w:lastRow="0" w:firstColumn="1" w:lastColumn="0" w:oddVBand="0" w:evenVBand="0" w:oddHBand="0" w:evenHBand="0" w:firstRowFirstColumn="0" w:firstRowLastColumn="0" w:lastRowFirstColumn="0" w:lastRowLastColumn="0"/>
+            <w:tcW w:w="3005" w:type="dxa"/>
+          </w:tcPr>
+          <w:p>
+            <w:pPr>
+              <w:jc w:val="center"/>
+            </w:pPr>
+            <w:r>
+              <w:t>2</w:t>
+            </w:r>
+          </w:p>
+        </w:tc>
+        <w:tc>
+          <w:tcPr>
+            <w:tcW w:w="3005" w:type="dxa"/>
+          </w:tcPr>
+          <w:p>
+            <w:pPr>
+              <w:cnfStyle w:val="000000000000" w:firstRow="0" w:lastRow="0" w:firstColumn="0" w:lastColumn="0" w:oddVBand="0" w:evenVBand="0" w:oddHBand="0" w:evenHBand="0" w:firstRowFirstColumn="0" w:firstRowLastColumn="0" w:lastRowFirstColumn="0" w:lastRowLastColumn="0"/>
+            </w:pPr>
+            <w:r>
+              <w:t xml:space="preserve">34860.11 </w:t>
+            </w:r>
+          </w:p>
+        </w:tc>
+        <w:tc>
+          <w:tcPr>
+            <w:tcW w:w="3006" w:type="dxa"/>
+          </w:tcPr>
+          <w:p>
+            <w:pPr>
+              <w:cnfStyle w:val="000000000000" w:firstRow="0" w:lastRow="0" w:firstColumn="0" w:lastColumn="0" w:oddVBand="0" w:evenVBand="0" w:oddHBand="0" w:evenHBand="0" w:firstRowFirstColumn="0" w:firstRowLastColumn="0" w:lastRowFirstColumn="0" w:lastRowLastColumn="0"/>
+            </w:pPr>
+            <w:r>
+              <w:t>0.2134</w:t>
+            </w:r>
+          </w:p>
+        </w:tc>
+      </w:tr>
+      <w:tr>
+        <w:tc>
+          <w:tcPr>
+            <w:cnfStyle w:val="001000000000" w:firstRow="0" w:lastRow="0" w:firstColumn="1" w:lastColumn="0" w:oddVBand="0" w:evenVBand="0" w:oddHBand="0" w:evenHBand="0" w:firstRowFirstColumn="0" w:firstRowLastColumn="0" w:lastRowFirstColumn="0" w:lastRowLastColumn="0"/>
+            <w:tcW w:w="3005" w:type="dxa"/>
+          </w:tcPr>
+          <w:p>
+            <w:pPr>
+              <w:tabs>
+                <w:tab w:val="left" w:pos="810"/>
+              </w:tabs>
+              <w:jc w:val="center"/>
+            </w:pPr>
+            <w:r>
+              <w:t>3</w:t>
+            </w:r>
+          </w:p>
+        </w:tc>
+        <w:tc>
+          <w:tcPr>
+            <w:tcW w:w="3005" w:type="dxa"/>
+          </w:tcPr>
+          <w:p>
+            <w:pPr>
+              <w:cnfStyle w:val="000000000000" w:firstRow="0" w:lastRow="0" w:firstColumn="0" w:lastColumn="0" w:oddVBand="0" w:evenVBand="0" w:oddHBand="0" w:evenHBand="0" w:firstRowFirstColumn="0" w:firstRowLastColumn="0" w:lastRowFirstColumn="0" w:lastRowLastColumn="0"/>
+            </w:pPr>
+            <w:r>
+              <w:t xml:space="preserve">31950.96 </w:t>
+            </w:r>
+          </w:p>
+        </w:tc>
+        <w:tc>
+          <w:tcPr>
+            <w:tcW w:w="3006" w:type="dxa"/>
+          </w:tcPr>
+          <w:p>
+            <w:pPr>
+              <w:cnfStyle w:val="000000000000" w:firstRow="0" w:lastRow="0" w:firstColumn="0" w:lastColumn="0" w:oddVBand="0" w:evenVBand="0" w:oddHBand="0" w:evenHBand="0" w:firstRowFirstColumn="0" w:firstRowLastColumn="0" w:lastRowFirstColumn="0" w:lastRowLastColumn="0"/>
+            </w:pPr>
+            <w:r>
+              <w:t>0.1389</w:t>
+            </w:r>
+          </w:p>
+        </w:tc>
+      </w:tr>
+      <w:tr>
+        <w:tc>
+          <w:tcPr>
+            <w:cnfStyle w:val="001000000000" w:firstRow="0" w:lastRow="0" w:firstColumn="1" w:lastColumn="0" w:oddVBand="0" w:evenVBand="0" w:oddHBand="0" w:evenHBand="0" w:firstRowFirstColumn="0" w:firstRowLastColumn="0" w:lastRowFirstColumn="0" w:lastRowLastColumn="0"/>
+            <w:tcW w:w="3005" w:type="dxa"/>
+          </w:tcPr>
+          <w:p>
+            <w:pPr>
+              <w:jc w:val="center"/>
+            </w:pPr>
+            <w:r>
+              <w:t>4</w:t>
+            </w:r>
+          </w:p>
+        </w:tc>
+        <w:tc>
+          <w:tcPr>
+            <w:tcW w:w="3005" w:type="dxa"/>
+          </w:tcPr>
+          <w:p>
+            <w:pPr>
+              <w:cnfStyle w:val="000000000000" w:firstRow="0" w:lastRow="0" w:firstColumn="0" w:lastColumn="0" w:oddVBand="0" w:evenVBand="0" w:oddHBand="0" w:evenHBand="0" w:firstRowFirstColumn="0" w:firstRowLastColumn="0" w:lastRowFirstColumn="0" w:lastRowLastColumn="0"/>
+            </w:pPr>
+            <w:r>
+              <w:t xml:space="preserve">29382.88 </w:t>
+            </w:r>
+          </w:p>
+        </w:tc>
+        <w:tc>
+          <w:tcPr>
+            <w:tcW w:w="3006" w:type="dxa"/>
+          </w:tcPr>
+          <w:p>
+            <w:pPr>
+              <w:cnfStyle w:val="000000000000" w:firstRow="0" w:lastRow="0" w:firstColumn="0" w:lastColumn="0" w:oddVBand="0" w:evenVBand="0" w:oddHBand="0" w:evenHBand="0" w:firstRowFirstColumn="0" w:firstRowLastColumn="0" w:lastRowFirstColumn="0" w:lastRowLastColumn="0"/>
+            </w:pPr>
+            <w:r>
+              <w:t>0.1544</w:t>
+            </w:r>
+          </w:p>
+        </w:tc>
+      </w:tr>
+      <w:tr>
+        <w:tc>
+          <w:tcPr>
+            <w:cnfStyle w:val="001000000000" w:firstRow="0" w:lastRow="0" w:firstColumn="1" w:lastColumn="0" w:oddVBand="0" w:evenVBand="0" w:oddHBand="0" w:evenHBand="0" w:firstRowFirstColumn="0" w:firstRowLastColumn="0" w:lastRowFirstColumn="0" w:lastRowLastColumn="0"/>
+            <w:tcW w:w="3005" w:type="dxa"/>
+          </w:tcPr>
+          <w:p>
+            <w:pPr>
+              <w:jc w:val="center"/>
+            </w:pPr>
+            <w:r>
+              <w:t>5</w:t>
+            </w:r>
+          </w:p>
+        </w:tc>
+        <w:tc>
+          <w:tcPr>
+            <w:tcW w:w="3005" w:type="dxa"/>
+          </w:tcPr>
+          <w:p>
+            <w:pPr>
+              <w:cnfStyle w:val="000000000000" w:firstRow="0" w:lastRow="0" w:firstColumn="0" w:lastColumn="0" w:oddVBand="0" w:evenVBand="0" w:oddHBand="0" w:evenHBand="0" w:firstRowFirstColumn="0" w:firstRowLastColumn="0" w:lastRowFirstColumn="0" w:lastRowLastColumn="0"/>
+            </w:pPr>
+            <w:r>
+              <w:t xml:space="preserve">27405.18 </w:t>
+            </w:r>
+          </w:p>
+        </w:tc>
+        <w:tc>
+          <w:tcPr>
+            <w:tcW w:w="3006" w:type="dxa"/>
+          </w:tcPr>
+          <w:p>
+            <w:pPr>
+              <w:cnfStyle w:val="000000000000" w:firstRow="0" w:lastRow="0" w:firstColumn="0" w:lastColumn="0" w:oddVBand="0" w:evenVBand="0" w:oddHBand="0" w:evenHBand="0" w:firstRowFirstColumn="0" w:firstRowLastColumn="0" w:lastRowFirstColumn="0" w:lastRowLastColumn="0"/>
+            </w:pPr>
+            <w:r>
+              <w:t>0.1409</w:t>
+            </w:r>
+          </w:p>
+        </w:tc>
+      </w:tr>
+      <w:tr>
+        <w:tc>
+          <w:tcPr>
+            <w:cnfStyle w:val="001000000000" w:firstRow="0" w:lastRow="0" w:firstColumn="1" w:lastColumn="0" w:oddVBand="0" w:evenVBand="0" w:oddHBand="0" w:evenHBand="0" w:firstRowFirstColumn="0" w:firstRowLastColumn="0" w:lastRowFirstColumn="0" w:lastRowLastColumn="0"/>
+            <w:tcW w:w="3005" w:type="dxa"/>
+          </w:tcPr>
+          <w:p>
+            <w:pPr>
+              <w:jc w:val="center"/>
+            </w:pPr>
+            <w:r>
+              <w:t>6</w:t>
+            </w:r>
+          </w:p>
+        </w:tc>
+        <w:tc>
+          <w:tcPr>
+            <w:tcW w:w="3005" w:type="dxa"/>
+          </w:tcPr>
+          <w:p>
+            <w:pPr>
+              <w:cnfStyle w:val="000000000000" w:firstRow="0" w:lastRow="0" w:firstColumn="0" w:lastColumn="0" w:oddVBand="0" w:evenVBand="0" w:oddHBand="0" w:evenHBand="0" w:firstRowFirstColumn="0" w:firstRowLastColumn="0" w:lastRowFirstColumn="0" w:lastRowLastColumn="0"/>
+            </w:pPr>
+            <w:r>
+              <w:t>26000.82</w:t>
+            </w:r>
+          </w:p>
+        </w:tc>
+        <w:tc>
+          <w:tcPr>
+            <w:tcW w:w="3006" w:type="dxa"/>
+          </w:tcPr>
+          <w:p>
+            <w:pPr>
+              <w:cnfStyle w:val="000000000000" w:firstRow="0" w:lastRow="0" w:firstColumn="0" w:lastColumn="0" w:oddVBand="0" w:evenVBand="0" w:oddHBand="0" w:evenHBand="0" w:firstRowFirstColumn="0" w:firstRowLastColumn="0" w:lastRowFirstColumn="0" w:lastRowLastColumn="0"/>
+            </w:pPr>
+            <w:r>
+              <w:t>0.1446</w:t>
+            </w:r>
+          </w:p>
+        </w:tc>
+      </w:tr>
+      <w:tr>
+        <w:tc>
+          <w:tcPr>
+            <w:cnfStyle w:val="001000000000" w:firstRow="0" w:lastRow="0" w:firstColumn="1" w:lastColumn="0" w:oddVBand="0" w:evenVBand="0" w:oddHBand="0" w:evenHBand="0" w:firstRowFirstColumn="0" w:firstRowLastColumn="0" w:lastRowFirstColumn="0" w:lastRowLastColumn="0"/>
+            <w:tcW w:w="3005" w:type="dxa"/>
+          </w:tcPr>
+          <w:p>
+            <w:pPr>
+              <w:jc w:val="center"/>
+            </w:pPr>
+            <w:r>
+              <w:lastRenderedPageBreak/>
+              <w:t>7</w:t>
+            </w:r>
+          </w:p>
+        </w:tc>
+        <w:tc>
+          <w:tcPr>
+            <w:tcW w:w="3005" w:type="dxa"/>
+          </w:tcPr>
+          <w:p>
+            <w:pPr>
+              <w:cnfStyle w:val="000000000000" w:firstRow="0" w:lastRow="0" w:firstColumn="0" w:lastColumn="0" w:oddVBand="0" w:evenVBand="0" w:oddHBand="0" w:evenHBand="0" w:firstRowFirstColumn="0" w:firstRowLastColumn="0" w:lastRowFirstColumn="0" w:lastRowLastColumn="0"/>
+            </w:pPr>
+            <w:r>
+              <w:t xml:space="preserve">24935.27      </w:t>
+            </w:r>
+          </w:p>
+        </w:tc>
+        <w:tc>
+          <w:tcPr>
+            <w:tcW w:w="3006" w:type="dxa"/>
+          </w:tcPr>
+          <w:p>
+            <w:pPr>
+              <w:cnfStyle w:val="000000000000" w:firstRow="0" w:lastRow="0" w:firstColumn="0" w:lastColumn="0" w:oddVBand="0" w:evenVBand="0" w:oddHBand="0" w:evenHBand="0" w:firstRowFirstColumn="0" w:firstRowLastColumn="0" w:lastRowFirstColumn="0" w:lastRowLastColumn="0"/>
+            </w:pPr>
+            <w:r>
+              <w:t>0.1234</w:t>
+            </w:r>
+          </w:p>
+        </w:tc>
+      </w:tr>
+      <w:tr>
+        <w:tc>
+          <w:tcPr>
+            <w:cnfStyle w:val="001000000000" w:firstRow="0" w:lastRow="0" w:firstColumn="1" w:lastColumn="0" w:oddVBand="0" w:evenVBand="0" w:oddHBand="0" w:evenHBand="0" w:firstRowFirstColumn="0" w:firstRowLastColumn="0" w:lastRowFirstColumn="0" w:lastRowLastColumn="0"/>
+            <w:tcW w:w="3005" w:type="dxa"/>
+          </w:tcPr>
+          <w:p>
+            <w:pPr>
+              <w:jc w:val="center"/>
+            </w:pPr>
+            <w:r>
+              <w:t>8</w:t>
+            </w:r>
+          </w:p>
+        </w:tc>
+        <w:tc>
+          <w:tcPr>
+            <w:tcW w:w="3005" w:type="dxa"/>
+          </w:tcPr>
+          <w:p>
+            <w:pPr>
+              <w:cnfStyle w:val="000000000000" w:firstRow="0" w:lastRow="0" w:firstColumn="0" w:lastColumn="0" w:oddVBand="0" w:evenVBand="0" w:oddHBand="0" w:evenHBand="0" w:firstRowFirstColumn="0" w:firstRowLastColumn="0" w:lastRowFirstColumn="0" w:lastRowLastColumn="0"/>
+            </w:pPr>
+            <w:r>
+              <w:t xml:space="preserve">24153.85      </w:t>
+            </w:r>
+          </w:p>
+        </w:tc>
+        <w:tc>
+          <w:tcPr>
+            <w:tcW w:w="3006" w:type="dxa"/>
+          </w:tcPr>
+          <w:p>
+            <w:pPr>
+              <w:cnfStyle w:val="000000000000" w:firstRow="0" w:lastRow="0" w:firstColumn="0" w:lastColumn="0" w:oddVBand="0" w:evenVBand="0" w:oddHBand="0" w:evenHBand="0" w:firstRowFirstColumn="0" w:firstRowLastColumn="0" w:lastRowFirstColumn="0" w:lastRowLastColumn="0"/>
+            </w:pPr>
+            <w:r>
+              <w:t>0.1179</w:t>
+            </w:r>
+          </w:p>
+        </w:tc>
+      </w:tr>
+      <w:tr>
+        <w:tc>
+          <w:tcPr>
+            <w:cnfStyle w:val="001000000000" w:firstRow="0" w:lastRow="0" w:firstColumn="1" w:lastColumn="0" w:oddVBand="0" w:evenVBand="0" w:oddHBand="0" w:evenHBand="0" w:firstRowFirstColumn="0" w:firstRowLastColumn="0" w:lastRowFirstColumn="0" w:lastRowLastColumn="0"/>
+            <w:tcW w:w="3005" w:type="dxa"/>
+          </w:tcPr>
+          <w:p>
+            <w:pPr>
+              <w:jc w:val="center"/>
+            </w:pPr>
+            <w:r>
+              <w:t>9</w:t>
+            </w:r>
+          </w:p>
+        </w:tc>
+        <w:tc>
+          <w:tcPr>
+            <w:tcW w:w="3005" w:type="dxa"/>
+          </w:tcPr>
+          <w:p>
+            <w:pPr>
+              <w:cnfStyle w:val="000000000000" w:firstRow="0" w:lastRow="0" w:firstColumn="0" w:lastColumn="0" w:oddVBand="0" w:evenVBand="0" w:oddHBand="0" w:evenHBand="0" w:firstRowFirstColumn="0" w:firstRowLastColumn="0" w:lastRowFirstColumn="0" w:lastRowLastColumn="0"/>
+            </w:pPr>
+            <w:r>
+              <w:t xml:space="preserve">23308.99      </w:t>
+            </w:r>
+          </w:p>
+        </w:tc>
+        <w:tc>
+          <w:tcPr>
+            <w:tcW w:w="3006" w:type="dxa"/>
+          </w:tcPr>
+          <w:p>
+            <w:pPr>
+              <w:cnfStyle w:val="000000000000" w:firstRow="0" w:lastRow="0" w:firstColumn="0" w:lastColumn="0" w:oddVBand="0" w:evenVBand="0" w:oddHBand="0" w:evenHBand="0" w:firstRowFirstColumn="0" w:firstRowLastColumn="0" w:lastRowFirstColumn="0" w:lastRowLastColumn="0"/>
+            </w:pPr>
+            <w:r>
+              <w:t>0.1145</w:t>
+            </w:r>
+          </w:p>
+        </w:tc>
+      </w:tr>
+      <w:tr>
+        <w:tc>
+          <w:tcPr>
+            <w:cnfStyle w:val="001000000000" w:firstRow="0" w:lastRow="0" w:firstColumn="1" w:lastColumn="0" w:oddVBand="0" w:evenVBand="0" w:oddHBand="0" w:evenHBand="0" w:firstRowFirstColumn="0" w:firstRowLastColumn="0" w:lastRowFirstColumn="0" w:lastRowLastColumn="0"/>
+            <w:tcW w:w="3005" w:type="dxa"/>
+          </w:tcPr>
+          <w:p>
+            <w:pPr>
+              <w:jc w:val="center"/>
+            </w:pPr>
+            <w:r>
+              <w:t>10</w:t>
+            </w:r>
+          </w:p>
+        </w:tc>
+        <w:tc>
+          <w:tcPr>
+            <w:tcW w:w="3005" w:type="dxa"/>
+          </w:tcPr>
+          <w:p>
+            <w:pPr>
+              <w:cnfStyle w:val="000000000000" w:firstRow="0" w:lastRow="0" w:firstColumn="0" w:lastColumn="0" w:oddVBand="0" w:evenVBand="0" w:oddHBand="0" w:evenHBand="0" w:firstRowFirstColumn="0" w:firstRowLastColumn="0" w:lastRowFirstColumn="0" w:lastRowLastColumn="0"/>
+            </w:pPr>
+            <w:r>
+              <w:t xml:space="preserve">22486.92      </w:t>
+            </w:r>
+          </w:p>
+        </w:tc>
+        <w:tc>
+          <w:tcPr>
+            <w:tcW w:w="3006" w:type="dxa"/>
+          </w:tcPr>
+          <w:p>
+            <w:pPr>
+              <w:cnfStyle w:val="000000000000" w:firstRow="0" w:lastRow="0" w:firstColumn="0" w:lastColumn="0" w:oddVBand="0" w:evenVBand="0" w:oddHBand="0" w:evenHBand="0" w:firstRowFirstColumn="0" w:firstRowLastColumn="0" w:lastRowFirstColumn="0" w:lastRowLastColumn="0"/>
+            </w:pPr>
+            <w:r>
+              <w:t>0.1183</w:t>
+            </w:r>
+          </w:p>
+        </w:tc>
+      </w:tr>
+      <w:tr>
+        <w:tc>
+          <w:tcPr>
+            <w:cnfStyle w:val="001000000000" w:firstRow="0" w:lastRow="0" w:firstColumn="1" w:lastColumn="0" w:oddVBand="0" w:evenVBand="0" w:oddHBand="0" w:evenHBand="0" w:firstRowFirstColumn="0" w:firstRowLastColumn="0" w:lastRowFirstColumn="0" w:lastRowLastColumn="0"/>
+            <w:tcW w:w="3005" w:type="dxa"/>
+          </w:tcPr>
+          <w:p>
+            <w:pPr>
+              <w:jc w:val="center"/>
+            </w:pPr>
+            <w:r>
+              <w:t>11</w:t>
+            </w:r>
+          </w:p>
+        </w:tc>
+        <w:tc>
+          <w:tcPr>
+            <w:tcW w:w="3005" w:type="dxa"/>
+          </w:tcPr>
+          <w:p>
+            <w:pPr>
+              <w:cnfStyle w:val="000000000000" w:firstRow="0" w:lastRow="0" w:firstColumn="0" w:lastColumn="0" w:oddVBand="0" w:evenVBand="0" w:oddHBand="0" w:evenHBand="0" w:firstRowFirstColumn="0" w:firstRowLastColumn="0" w:lastRowFirstColumn="0" w:lastRowLastColumn="0"/>
+            </w:pPr>
+            <w:r>
+              <w:t>2</w:t>
+            </w:r>
+            <w:r>
+              <w:t xml:space="preserve">2013.35      </w:t>
+            </w:r>
+          </w:p>
+        </w:tc>
+        <w:tc>
+          <w:tcPr>
+            <w:tcW w:w="3006" w:type="dxa"/>
+          </w:tcPr>
+          <w:p>
+            <w:pPr>
+              <w:cnfStyle w:val="000000000000" w:firstRow="0" w:lastRow="0" w:firstColumn="0" w:lastColumn="0" w:oddVBand="0" w:evenVBand="0" w:oddHBand="0" w:evenHBand="0" w:firstRowFirstColumn="0" w:firstRowLastColumn="0" w:lastRowFirstColumn="0" w:lastRowLastColumn="0"/>
+            </w:pPr>
+            <w:r>
+              <w:t>0.1198</w:t>
+            </w:r>
+          </w:p>
+        </w:tc>
+      </w:tr>
+      <w:tr>
+        <w:tc>
+          <w:tcPr>
+            <w:cnfStyle w:val="001000000000" w:firstRow="0" w:lastRow="0" w:firstColumn="1" w:lastColumn="0" w:oddVBand="0" w:evenVBand="0" w:oddHBand="0" w:evenHBand="0" w:firstRowFirstColumn="0" w:firstRowLastColumn="0" w:lastRowFirstColumn="0" w:lastRowLastColumn="0"/>
+            <w:tcW w:w="3005" w:type="dxa"/>
+          </w:tcPr>
+          <w:p>
+            <w:pPr>
+              <w:jc w:val="center"/>
+            </w:pPr>
+            <w:r>
+              <w:t>1</w:t>
+            </w:r>
+            <w:r>
+              <w:t>2</w:t>
+            </w:r>
+          </w:p>
+        </w:tc>
+        <w:tc>
+          <w:tcPr>
+            <w:tcW w:w="3005" w:type="dxa"/>
+          </w:tcPr>
+          <w:p>
+            <w:pPr>
+              <w:cnfStyle w:val="000000000000" w:firstRow="0" w:lastRow="0" w:firstColumn="0" w:lastColumn="0" w:oddVBand="0" w:evenVBand="0" w:oddHBand="0" w:evenHBand="0" w:firstRowFirstColumn="0" w:firstRowLastColumn="0" w:lastRowFirstColumn="0" w:lastRowLastColumn="0"/>
+            </w:pPr>
+            <w:r>
+              <w:t xml:space="preserve">21441.26      </w:t>
+            </w:r>
+          </w:p>
+        </w:tc>
+        <w:tc>
+          <w:tcPr>
+            <w:tcW w:w="3006" w:type="dxa"/>
+          </w:tcPr>
+          <w:p>
+            <w:pPr>
+              <w:cnfStyle w:val="000000000000" w:firstRow="0" w:lastRow="0" w:firstColumn="0" w:lastColumn="0" w:oddVBand="0" w:evenVBand="0" w:oddHBand="0" w:evenHBand="0" w:firstRowFirstColumn="0" w:firstRowLastColumn="0" w:lastRowFirstColumn="0" w:lastRowLastColumn="0"/>
+            </w:pPr>
+            <w:r>
+              <w:t>0.1111</w:t>
+            </w:r>
+          </w:p>
+        </w:tc>
+      </w:tr>
+      <w:tr>
+        <w:tc>
+          <w:tcPr>
+            <w:cnfStyle w:val="001000000000" w:firstRow="0" w:lastRow="0" w:firstColumn="1" w:lastColumn="0" w:oddVBand="0" w:evenVBand="0" w:oddHBand="0" w:evenHBand="0" w:firstRowFirstColumn="0" w:firstRowLastColumn="0" w:lastRowFirstColumn="0" w:lastRowLastColumn="0"/>
+            <w:tcW w:w="3005" w:type="dxa"/>
+          </w:tcPr>
+          <w:p>
+            <w:pPr>
+              <w:jc w:val="center"/>
+            </w:pPr>
+            <w:r>
+              <w:t>1</w:t>
+            </w:r>
+            <w:r>
+              <w:t>3</w:t>
+            </w:r>
+          </w:p>
+        </w:tc>
+        <w:tc>
+          <w:tcPr>
+            <w:tcW w:w="3005" w:type="dxa"/>
+          </w:tcPr>
+          <w:p>
+            <w:pPr>
+              <w:cnfStyle w:val="000000000000" w:firstRow="0" w:lastRow="0" w:firstColumn="0" w:lastColumn="0" w:oddVBand="0" w:evenVBand="0" w:oddHBand="0" w:evenHBand="0" w:firstRowFirstColumn="0" w:firstRowLastColumn="0" w:lastRowFirstColumn="0" w:lastRowLastColumn="0"/>
+            </w:pPr>
+            <w:r>
+              <w:t xml:space="preserve">21033.98      </w:t>
+            </w:r>
+          </w:p>
+        </w:tc>
+        <w:tc>
+          <w:tcPr>
+            <w:tcW w:w="3006" w:type="dxa"/>
+          </w:tcPr>
+          <w:p>
+            <w:pPr>
+              <w:cnfStyle w:val="000000000000" w:firstRow="0" w:lastRow="0" w:firstColumn="0" w:lastColumn="0" w:oddVBand="0" w:evenVBand="0" w:oddHBand="0" w:evenHBand="0" w:firstRowFirstColumn="0" w:firstRowLastColumn="0" w:lastRowFirstColumn="0" w:lastRowLastColumn="0"/>
+            </w:pPr>
+            <w:r>
+              <w:t>0.1067</w:t>
+            </w:r>
+          </w:p>
+        </w:tc>
+      </w:tr>
+      <w:tr>
+        <w:tc>
+          <w:tcPr>
+            <w:cnfStyle w:val="001000000000" w:firstRow="0" w:lastRow="0" w:firstColumn="1" w:lastColumn="0" w:oddVBand="0" w:evenVBand="0" w:oddHBand="0" w:evenHBand="0" w:firstRowFirstColumn="0" w:firstRowLastColumn="0" w:lastRowFirstColumn="0" w:lastRowLastColumn="0"/>
+            <w:tcW w:w="3005" w:type="dxa"/>
+          </w:tcPr>
+          <w:p>
+            <w:pPr>
+              <w:jc w:val="center"/>
+            </w:pPr>
+            <w:r>
+              <w:t>1</w:t>
+            </w:r>
+            <w:r>
+              <w:t>4</w:t>
+            </w:r>
+          </w:p>
+        </w:tc>
+        <w:tc>
+          <w:tcPr>
+            <w:tcW w:w="3005" w:type="dxa"/>
+          </w:tcPr>
+          <w:p>
+            <w:pPr>
+              <w:cnfStyle w:val="000000000000" w:firstRow="0" w:lastRow="0" w:firstColumn="0" w:lastColumn="0" w:oddVBand="0" w:evenVBand="0" w:oddHBand="0" w:evenHBand="0" w:firstRowFirstColumn="0" w:firstRowLastColumn="0" w:lastRowFirstColumn="0" w:lastRowLastColumn="0"/>
+            </w:pPr>
+            <w:r>
+              <w:t xml:space="preserve">20619.42      </w:t>
+            </w:r>
+          </w:p>
+        </w:tc>
+        <w:tc>
+          <w:tcPr>
+            <w:tcW w:w="3006" w:type="dxa"/>
+          </w:tcPr>
+          <w:p>
+            <w:pPr>
+              <w:cnfStyle w:val="000000000000" w:firstRow="0" w:lastRow="0" w:firstColumn="0" w:lastColumn="0" w:oddVBand="0" w:evenVBand="0" w:oddHBand="0" w:evenHBand="0" w:firstRowFirstColumn="0" w:firstRowLastColumn="0" w:lastRowFirstColumn="0" w:lastRowLastColumn="0"/>
+            </w:pPr>
+            <w:r>
+              <w:t>0.1066</w:t>
+            </w:r>
+          </w:p>
+        </w:tc>
+      </w:tr>
+      <w:tr>
+        <w:tc>
+          <w:tcPr>
+            <w:cnfStyle w:val="001000000000" w:firstRow="0" w:lastRow="0" w:firstColumn="1" w:lastColumn="0" w:oddVBand="0" w:evenVBand="0" w:oddHBand="0" w:evenHBand="0" w:firstRowFirstColumn="0" w:firstRowLastColumn="0" w:lastRowFirstColumn="0" w:lastRowLastColumn="0"/>
+            <w:tcW w:w="3005" w:type="dxa"/>
+          </w:tcPr>
+          <w:p>
+            <w:pPr>
+              <w:jc w:val="center"/>
+            </w:pPr>
+            <w:r>
+              <w:t>1</w:t>
+            </w:r>
+            <w:r>
+              <w:t>5</w:t>
+            </w:r>
+          </w:p>
+        </w:tc>
+        <w:tc>
+          <w:tcPr>
+            <w:tcW w:w="3005" w:type="dxa"/>
+          </w:tcPr>
+          <w:p>
+            <w:pPr>
+              <w:cnfStyle w:val="000000000000" w:firstRow="0" w:lastRow="0" w:firstColumn="0" w:lastColumn="0" w:oddVBand="0" w:evenVBand="0" w:oddHBand="0" w:evenHBand="0" w:firstRowFirstColumn="0" w:firstRowLastColumn="0" w:lastRowFirstColumn="0" w:lastRowLastColumn="0"/>
+            </w:pPr>
+            <w:r>
+              <w:t xml:space="preserve">20226.78      </w:t>
+            </w:r>
+          </w:p>
+        </w:tc>
+        <w:tc>
+          <w:tcPr>
+            <w:tcW w:w="3006" w:type="dxa"/>
+          </w:tcPr>
+          <w:p>
+            <w:pPr>
+              <w:cnfStyle w:val="000000000000" w:firstRow="0" w:lastRow="0" w:firstColumn="0" w:lastColumn="0" w:oddVBand="0" w:evenVBand="0" w:oddHBand="0" w:evenHBand="0" w:firstRowFirstColumn="0" w:firstRowLastColumn="0" w:lastRowFirstColumn="0" w:lastRowLastColumn="0"/>
+            </w:pPr>
+            <w:r>
+              <w:t>0.1071</w:t>
+            </w:r>
+          </w:p>
+        </w:tc>
+      </w:tr>
+      <w:tr>
+        <w:tc>
+          <w:tcPr>
+            <w:cnfStyle w:val="001000000000" w:firstRow="0" w:lastRow="0" w:firstColumn="1" w:lastColumn="0" w:oddVBand="0" w:evenVBand="0" w:oddHBand="0" w:evenHBand="0" w:firstRowFirstColumn="0" w:firstRowLastColumn="0" w:lastRowFirstColumn="0" w:lastRowLastColumn="0"/>
+            <w:tcW w:w="3005" w:type="dxa"/>
+          </w:tcPr>
+          <w:p>
+            <w:pPr>
+              <w:jc w:val="center"/>
+            </w:pPr>
+            <w:r>
+              <w:t>1</w:t>
+            </w:r>
+            <w:r>
+              <w:t>6</w:t>
+            </w:r>
+          </w:p>
+        </w:tc>
+        <w:tc>
+          <w:tcPr>
+            <w:tcW w:w="3005" w:type="dxa"/>
+          </w:tcPr>
+          <w:p>
+            <w:pPr>
+              <w:cnfStyle w:val="000000000000" w:firstRow="0" w:lastRow="0" w:firstColumn="0" w:lastColumn="0" w:oddVBand="0" w:evenVBand="0" w:oddHBand="0" w:evenHBand="0" w:firstRowFirstColumn="0" w:firstRowLastColumn="0" w:lastRowFirstColumn="0" w:lastRowLastColumn="0"/>
+            </w:pPr>
+            <w:r>
+              <w:t xml:space="preserve">20015.71      </w:t>
+            </w:r>
+          </w:p>
+        </w:tc>
+        <w:tc>
+          <w:tcPr>
+            <w:tcW w:w="3006" w:type="dxa"/>
+          </w:tcPr>
+          <w:p>
+            <w:pPr>
+              <w:cnfStyle w:val="000000000000" w:firstRow="0" w:lastRow="0" w:firstColumn="0" w:lastColumn="0" w:oddVBand="0" w:evenVBand="0" w:oddHBand="0" w:evenHBand="0" w:firstRowFirstColumn="0" w:firstRowLastColumn="0" w:lastRowFirstColumn="0" w:lastRowLastColumn="0"/>
+            </w:pPr>
+            <w:r>
+              <w:t>0.0991</w:t>
+            </w:r>
+          </w:p>
+        </w:tc>
+      </w:tr>
+    </w:tbl>
+    <w:p>
+      <w:r>
+        <w:t xml:space="preserve">Table 1.1: </w:t>
+      </w:r>
+    </w:p>
+    <w:p>
+      <w:r>
+        <w:drawing>
+          <wp:inline distT="0" distB="0" distL="0" distR="0" wp14:anchorId="04D2B3F1" wp14:editId="57739017">
+            <wp:extent cx="6049926" cy="2594645"/>
+            <wp:effectExtent l="0" t="0" r="8255" b="0"/>
+            <wp:docPr id="2141289637" name="Picture 1"/>
+            <wp:cNvGraphicFramePr>
+              <a:graphicFrameLocks xmlns:a="http://schemas.openxmlformats.org/drawingml/2006/main" noChangeAspect="1"/>
+            </wp:cNvGraphicFramePr>
+            <a:graphic xmlns:a="http://schemas.openxmlformats.org/drawingml/2006/main">
+              <a:graphicData uri="http://schemas.openxmlformats.org/drawingml/2006/picture">
+                <pic:pic xmlns:pic="http://schemas.openxmlformats.org/drawingml/2006/picture">
+                  <pic:nvPicPr>
+                    <pic:cNvPr id="2141289637" name=""/>
                     <pic:cNvPicPr/>
                   </pic:nvPicPr>
                   <pic:blipFill>
-                    <a:blip r:embed="rId5"/>
+                    <a:blip r:embed="rId8"/>
                     <a:stretch>
                       <a:fillRect/>
                     </a:stretch>
@@ -80,7 +1231,7 @@
                   <pic:spPr>
                     <a:xfrm>
                       <a:off x="0" y="0"/>
-                      <a:ext cx="3134162" cy="2734057"/>
+                      <a:ext cx="6052624" cy="2595802"/>
                     </a:xfrm>
                     <a:prstGeom prst="rect">
                       <a:avLst/>
@@ -91,6 +1242,11 @@
             </a:graphic>
           </wp:inline>
         </w:drawing>
+      </w:r>
+    </w:p>
+    <w:p>
+      <w:r>
+        <w:t xml:space="preserve">Figure 1.3: </w:t>
       </w:r>
     </w:p>
     <w:p/>
@@ -107,263 +1263,278 @@
     <w:p/>
     <w:p>
       <w:r>
-        <w:lastRenderedPageBreak/>
-        <w:t xml:space="preserve">The data was graphed </w:t>
-      </w:r>
-      <w:r>
-        <w:t>for its distribution and outlier identification</w:t>
-      </w:r>
-      <w:r>
-        <w:t xml:space="preserve">. </w:t>
-      </w:r>
-      <w:r>
-        <w:t xml:space="preserve">Some examples include: </w:t>
+        <w:t xml:space="preserve">K = </w:t>
+      </w:r>
+      <w:r>
+        <w:t>4</w:t>
+      </w:r>
+      <w:r>
+        <w:t xml:space="preserve"> was selected. </w:t>
       </w:r>
     </w:p>
     <w:p>
       <w:r>
-        <w:rPr>
-          <w:noProof/>
-        </w:rPr>
-        <w:drawing>
-          <wp:inline distT="0" distB="0" distL="0" distR="0" wp14:anchorId="565E0622" wp14:editId="6778426D">
-            <wp:extent cx="5731510" cy="4598670"/>
-            <wp:effectExtent l="0" t="0" r="2540" b="0"/>
-            <wp:docPr id="1327958711" name="Picture 1"/>
-            <wp:cNvGraphicFramePr>
-              <a:graphicFrameLocks xmlns:a="http://schemas.openxmlformats.org/drawingml/2006/main" noChangeAspect="1"/>
-            </wp:cNvGraphicFramePr>
-            <a:graphic xmlns:a="http://schemas.openxmlformats.org/drawingml/2006/main">
-              <a:graphicData uri="http://schemas.openxmlformats.org/drawingml/2006/picture">
-                <pic:pic xmlns:pic="http://schemas.openxmlformats.org/drawingml/2006/picture">
-                  <pic:nvPicPr>
-                    <pic:cNvPr id="1327958711" name=""/>
-                    <pic:cNvPicPr/>
-                  </pic:nvPicPr>
-                  <pic:blipFill>
-                    <a:blip r:embed="rId6"/>
-                    <a:stretch>
-                      <a:fillRect/>
-                    </a:stretch>
-                  </pic:blipFill>
-                  <pic:spPr>
-                    <a:xfrm>
-                      <a:off x="0" y="0"/>
-                      <a:ext cx="5731510" cy="4598670"/>
-                    </a:xfrm>
-                    <a:prstGeom prst="rect">
-                      <a:avLst/>
-                    </a:prstGeom>
-                  </pic:spPr>
-                </pic:pic>
-              </a:graphicData>
-            </a:graphic>
-          </wp:inline>
-        </w:drawing>
+        <w:t xml:space="preserve">3. </w:t>
+      </w:r>
+    </w:p>
+    <w:tbl>
+      <w:tblPr>
+        <w:tblStyle w:val="TableGrid"/>
+        <w:tblW w:w="0" w:type="auto"/>
+        <w:tblLook w:val="04A0" w:firstRow="1" w:lastRow="0" w:firstColumn="1" w:lastColumn="0" w:noHBand="0" w:noVBand="1"/>
+      </w:tblPr>
+      <w:tblGrid>
+        <w:gridCol w:w="2335"/>
+        <w:gridCol w:w="6681"/>
+      </w:tblGrid>
+      <w:tr>
+        <w:tc>
+          <w:tcPr>
+            <w:tcW w:w="2335" w:type="dxa"/>
+          </w:tcPr>
+          <w:p>
+            <w:pPr>
+              <w:jc w:val="center"/>
+              <w:rPr>
+                <w:b/>
+                <w:bCs/>
+              </w:rPr>
+            </w:pPr>
+            <w:r>
+              <w:rPr>
+                <w:b/>
+                <w:bCs/>
+              </w:rPr>
+              <w:t>Action</w:t>
+            </w:r>
+            <w:r>
+              <w:rPr>
+                <w:b/>
+                <w:bCs/>
+              </w:rPr>
+              <w:t xml:space="preserve"> (dropped)</w:t>
+            </w:r>
+          </w:p>
+        </w:tc>
+        <w:tc>
+          <w:tcPr>
+            <w:tcW w:w="6681" w:type="dxa"/>
+          </w:tcPr>
+          <w:p>
+            <w:pPr>
+              <w:tabs>
+                <w:tab w:val="left" w:pos="1793"/>
+                <w:tab w:val="center" w:pos="3277"/>
+              </w:tabs>
+              <w:rPr>
+                <w:b/>
+                <w:bCs/>
+              </w:rPr>
+            </w:pPr>
+            <w:r>
+              <w:rPr>
+                <w:b/>
+                <w:bCs/>
+              </w:rPr>
+              <w:tab/>
+            </w:r>
+            <w:r>
+              <w:rPr>
+                <w:b/>
+                <w:bCs/>
+              </w:rPr>
+              <w:tab/>
+            </w:r>
+            <w:r>
+              <w:rPr>
+                <w:b/>
+                <w:bCs/>
+              </w:rPr>
+              <w:t>Justification</w:t>
+            </w:r>
+          </w:p>
+        </w:tc>
+      </w:tr>
+      <w:tr>
+        <w:tc>
+          <w:tcPr>
+            <w:tcW w:w="2335" w:type="dxa"/>
+          </w:tcPr>
+          <w:p>
+            <w:pPr>
+              <w:jc w:val="center"/>
+            </w:pPr>
+            <w:r>
+              <w:t xml:space="preserve">free </w:t>
+            </w:r>
+            <w:r>
+              <w:t>sulphur</w:t>
+            </w:r>
+            <w:r>
+              <w:t xml:space="preserve"> dioxide</w:t>
+            </w:r>
+          </w:p>
+        </w:tc>
+        <w:tc>
+          <w:tcPr>
+            <w:tcW w:w="6681" w:type="dxa"/>
+          </w:tcPr>
+          <w:p>
+            <w:r>
+              <w:t xml:space="preserve">Component of total </w:t>
+            </w:r>
+            <w:r>
+              <w:t>sulphur dioxide</w:t>
+            </w:r>
+            <w:r>
+              <w:t xml:space="preserve">, redundancy. Correlation value: 0.62 with </w:t>
+            </w:r>
+            <w:r>
+              <w:t xml:space="preserve">total </w:t>
+            </w:r>
+            <w:r>
+              <w:t>sulphur dioxide</w:t>
+            </w:r>
+            <w:r>
+              <w:t>.</w:t>
+            </w:r>
+          </w:p>
+        </w:tc>
+      </w:tr>
+      <w:tr>
+        <w:tc>
+          <w:tcPr>
+            <w:tcW w:w="2335" w:type="dxa"/>
+          </w:tcPr>
+          <w:p>
+            <w:pPr>
+              <w:jc w:val="center"/>
+            </w:pPr>
+            <w:r>
+              <w:t>chlorides</w:t>
+            </w:r>
+          </w:p>
+        </w:tc>
+        <w:tc>
+          <w:tcPr>
+            <w:tcW w:w="6681" w:type="dxa"/>
+          </w:tcPr>
+          <w:p>
+            <w:r>
+              <w:t xml:space="preserve">A marker of salt content and wine stability. </w:t>
+            </w:r>
+          </w:p>
+        </w:tc>
+      </w:tr>
+      <w:tr>
+        <w:tc>
+          <w:tcPr>
+            <w:tcW w:w="2335" w:type="dxa"/>
+          </w:tcPr>
+          <w:p>
+            <w:pPr>
+              <w:jc w:val="center"/>
+            </w:pPr>
+            <w:r>
+              <w:t>density</w:t>
+            </w:r>
+          </w:p>
+        </w:tc>
+        <w:tc>
+          <w:tcPr>
+            <w:tcW w:w="6681" w:type="dxa"/>
+          </w:tcPr>
+          <w:p/>
+        </w:tc>
+      </w:tr>
+      <w:tr>
+        <w:tc>
+          <w:tcPr>
+            <w:tcW w:w="2335" w:type="dxa"/>
+          </w:tcPr>
+          <w:p>
+            <w:pPr>
+              <w:jc w:val="center"/>
+            </w:pPr>
+            <w:r>
+              <w:t>PH</w:t>
+            </w:r>
+          </w:p>
+        </w:tc>
+        <w:tc>
+          <w:tcPr>
+            <w:tcW w:w="6681" w:type="dxa"/>
+          </w:tcPr>
+          <w:p/>
+        </w:tc>
+      </w:tr>
+    </w:tbl>
+    <w:p>
+      <w:r>
+        <w:t xml:space="preserve">Table 1.2: </w:t>
+      </w:r>
+      <w:r>
+        <w:t xml:space="preserve">summary of dropped variables with justification </w:t>
       </w:r>
     </w:p>
     <w:p>
       <w:r>
-        <w:rPr>
-          <w:noProof/>
-        </w:rPr>
-        <w:lastRenderedPageBreak/>
-        <w:drawing>
-          <wp:inline distT="0" distB="0" distL="0" distR="0" wp14:anchorId="3652B769" wp14:editId="4C91D4FC">
-            <wp:extent cx="5731510" cy="4505960"/>
-            <wp:effectExtent l="0" t="0" r="2540" b="8890"/>
-            <wp:docPr id="968887281" name="Picture 1"/>
-            <wp:cNvGraphicFramePr>
-              <a:graphicFrameLocks xmlns:a="http://schemas.openxmlformats.org/drawingml/2006/main" noChangeAspect="1"/>
-            </wp:cNvGraphicFramePr>
-            <a:graphic xmlns:a="http://schemas.openxmlformats.org/drawingml/2006/main">
-              <a:graphicData uri="http://schemas.openxmlformats.org/drawingml/2006/picture">
-                <pic:pic xmlns:pic="http://schemas.openxmlformats.org/drawingml/2006/picture">
-                  <pic:nvPicPr>
-                    <pic:cNvPr id="968887281" name=""/>
-                    <pic:cNvPicPr/>
-                  </pic:nvPicPr>
-                  <pic:blipFill>
-                    <a:blip r:embed="rId7"/>
-                    <a:stretch>
-                      <a:fillRect/>
-                    </a:stretch>
-                  </pic:blipFill>
-                  <pic:spPr>
-                    <a:xfrm>
-                      <a:off x="0" y="0"/>
-                      <a:ext cx="5731510" cy="4505960"/>
-                    </a:xfrm>
-                    <a:prstGeom prst="rect">
-                      <a:avLst/>
-                    </a:prstGeom>
-                  </pic:spPr>
-                </pic:pic>
-              </a:graphicData>
-            </a:graphic>
-          </wp:inline>
-        </w:drawing>
-      </w:r>
+        <w:t xml:space="preserve">- explainable through </w:t>
+      </w:r>
+      <w:proofErr w:type="spellStart"/>
+      <w:r>
+        <w:t>tutal</w:t>
+      </w:r>
+      <w:proofErr w:type="spellEnd"/>
+      <w:r>
+        <w:t xml:space="preserve"> </w:t>
+      </w:r>
+      <w:proofErr w:type="spellStart"/>
+      <w:r>
+        <w:t>sulfur</w:t>
+      </w:r>
+      <w:proofErr w:type="spellEnd"/>
+      <w:r>
+        <w:t xml:space="preserve"> dioxide so </w:t>
+      </w:r>
+      <w:proofErr w:type="spellStart"/>
+      <w:r>
+        <w:t>redundnt</w:t>
+      </w:r>
+      <w:proofErr w:type="spellEnd"/>
     </w:p>
     <w:p>
       <w:r>
-        <w:rPr>
-          <w:noProof/>
-        </w:rPr>
-        <w:lastRenderedPageBreak/>
-        <w:drawing>
-          <wp:inline distT="0" distB="0" distL="0" distR="0" wp14:anchorId="7E61C783" wp14:editId="517AEE66">
-            <wp:extent cx="5731510" cy="4559300"/>
-            <wp:effectExtent l="0" t="0" r="2540" b="0"/>
-            <wp:docPr id="505257384" name="Picture 1"/>
-            <wp:cNvGraphicFramePr>
-              <a:graphicFrameLocks xmlns:a="http://schemas.openxmlformats.org/drawingml/2006/main" noChangeAspect="1"/>
-            </wp:cNvGraphicFramePr>
-            <a:graphic xmlns:a="http://schemas.openxmlformats.org/drawingml/2006/main">
-              <a:graphicData uri="http://schemas.openxmlformats.org/drawingml/2006/picture">
-                <pic:pic xmlns:pic="http://schemas.openxmlformats.org/drawingml/2006/picture">
-                  <pic:nvPicPr>
-                    <pic:cNvPr id="505257384" name=""/>
-                    <pic:cNvPicPr/>
-                  </pic:nvPicPr>
-                  <pic:blipFill>
-                    <a:blip r:embed="rId8"/>
-                    <a:stretch>
-                      <a:fillRect/>
-                    </a:stretch>
-                  </pic:blipFill>
-                  <pic:spPr>
-                    <a:xfrm>
-                      <a:off x="0" y="0"/>
-                      <a:ext cx="5731510" cy="4559300"/>
-                    </a:xfrm>
-                    <a:prstGeom prst="rect">
-                      <a:avLst/>
-                    </a:prstGeom>
-                  </pic:spPr>
-                </pic:pic>
-              </a:graphicData>
-            </a:graphic>
-          </wp:inline>
-        </w:drawing>
+        <w:t xml:space="preserve"># - quality indicator (lower has better taste ratings) rather than a variable that should affect clustering that distinguishes </w:t>
+      </w:r>
+      <w:proofErr w:type="spellStart"/>
+      <w:r>
+        <w:t>wune</w:t>
+      </w:r>
+      <w:proofErr w:type="spellEnd"/>
+      <w:r>
+        <w:t xml:space="preserve"> type</w:t>
       </w:r>
     </w:p>
     <w:p>
       <w:r>
-        <w:t xml:space="preserve">Seemed to have deviation and right skewedness, to minimise noise median value was chosen. </w:t>
+        <w:t xml:space="preserve"># density - explainable though other features such as sugar and alcohol </w:t>
       </w:r>
     </w:p>
     <w:p>
-      <w:pPr>
-        <w:pStyle w:val="ListParagraph"/>
-        <w:numPr>
-          <w:ilvl w:val="0"/>
-          <w:numId w:val="1"/>
-        </w:numPr>
-      </w:pPr>
-    </w:p>
-    <w:p>
-      <w:r>
-        <w:rPr>
-          <w:noProof/>
-        </w:rPr>
-        <w:drawing>
-          <wp:inline distT="0" distB="0" distL="0" distR="0" wp14:anchorId="685E8449" wp14:editId="10AC37AE">
-            <wp:extent cx="3977597" cy="3268980"/>
-            <wp:effectExtent l="0" t="0" r="4445" b="7620"/>
-            <wp:docPr id="647134737" name="Picture 1"/>
-            <wp:cNvGraphicFramePr>
-              <a:graphicFrameLocks xmlns:a="http://schemas.openxmlformats.org/drawingml/2006/main" noChangeAspect="1"/>
-            </wp:cNvGraphicFramePr>
-            <a:graphic xmlns:a="http://schemas.openxmlformats.org/drawingml/2006/main">
-              <a:graphicData uri="http://schemas.openxmlformats.org/drawingml/2006/picture">
-                <pic:pic xmlns:pic="http://schemas.openxmlformats.org/drawingml/2006/picture">
-                  <pic:nvPicPr>
-                    <pic:cNvPr id="647134737" name=""/>
-                    <pic:cNvPicPr/>
-                  </pic:nvPicPr>
-                  <pic:blipFill>
-                    <a:blip r:embed="rId9"/>
-                    <a:stretch>
-                      <a:fillRect/>
-                    </a:stretch>
-                  </pic:blipFill>
-                  <pic:spPr>
-                    <a:xfrm>
-                      <a:off x="0" y="0"/>
-                      <a:ext cx="3984216" cy="3274420"/>
-                    </a:xfrm>
-                    <a:prstGeom prst="rect">
-                      <a:avLst/>
-                    </a:prstGeom>
-                  </pic:spPr>
-                </pic:pic>
-              </a:graphicData>
-            </a:graphic>
-          </wp:inline>
-        </w:drawing>
+      <w:r>
+        <w:t xml:space="preserve"># </w:t>
+      </w:r>
+      <w:proofErr w:type="spellStart"/>
+      <w:r>
+        <w:t>ph</w:t>
+      </w:r>
+      <w:proofErr w:type="spellEnd"/>
+      <w:r>
+        <w:t xml:space="preserve"> - derived from acidity measurements</w:t>
       </w:r>
     </w:p>
     <w:p/>
-    <w:p>
-      <w:r>
-        <w:rPr>
-          <w:noProof/>
-        </w:rPr>
-        <w:drawing>
-          <wp:inline distT="0" distB="0" distL="0" distR="0" wp14:anchorId="3E3CF8AD" wp14:editId="3AA489D2">
-            <wp:extent cx="4038600" cy="3438582"/>
-            <wp:effectExtent l="0" t="0" r="0" b="9525"/>
-            <wp:docPr id="1957851252" name="Picture 1"/>
-            <wp:cNvGraphicFramePr>
-              <a:graphicFrameLocks xmlns:a="http://schemas.openxmlformats.org/drawingml/2006/main" noChangeAspect="1"/>
-            </wp:cNvGraphicFramePr>
-            <a:graphic xmlns:a="http://schemas.openxmlformats.org/drawingml/2006/main">
-              <a:graphicData uri="http://schemas.openxmlformats.org/drawingml/2006/picture">
-                <pic:pic xmlns:pic="http://schemas.openxmlformats.org/drawingml/2006/picture">
-                  <pic:nvPicPr>
-                    <pic:cNvPr id="1957851252" name=""/>
-                    <pic:cNvPicPr/>
-                  </pic:nvPicPr>
-                  <pic:blipFill>
-                    <a:blip r:embed="rId10"/>
-                    <a:stretch>
-                      <a:fillRect/>
-                    </a:stretch>
-                  </pic:blipFill>
-                  <pic:spPr>
-                    <a:xfrm>
-                      <a:off x="0" y="0"/>
-                      <a:ext cx="4040220" cy="3439961"/>
-                    </a:xfrm>
-                    <a:prstGeom prst="rect">
-                      <a:avLst/>
-                    </a:prstGeom>
-                  </pic:spPr>
-                </pic:pic>
-              </a:graphicData>
-            </a:graphic>
-          </wp:inline>
-        </w:drawing>
-      </w:r>
-    </w:p>
-    <w:p/>
-    <w:p>
-      <w:r>
-        <w:t xml:space="preserve">K = </w:t>
-      </w:r>
-      <w:r>
-        <w:t>4</w:t>
-      </w:r>
-      <w:r>
-        <w:t xml:space="preserve"> was selected. </w:t>
-      </w:r>
-    </w:p>
-    <w:p>
-      <w:r>
-        <w:t xml:space="preserve">3. </w:t>
-      </w:r>
-    </w:p>
     <w:p>
       <w:r>
         <w:t xml:space="preserve">Made an effort to reduce variable selection to improve </w:t>
@@ -883,6 +2054,7 @@
   <w:style w:type="paragraph" w:default="1" w:styleId="Normal">
     <w:name w:val="Normal"/>
     <w:qFormat/>
+    <w:rsid w:val="004834FA"/>
   </w:style>
   <w:style w:type="paragraph" w:styleId="Heading1">
     <w:name w:val="heading 1"/>
@@ -1086,7 +2258,6 @@
   <w:style w:type="character" w:default="1" w:styleId="DefaultParagraphFont">
     <w:name w:val="Default Paragraph Font"/>
     <w:uiPriority w:val="1"/>
-    <w:semiHidden/>
     <w:unhideWhenUsed/>
   </w:style>
   <w:style w:type="table" w:default="1" w:styleId="TableNormal">
@@ -1399,6 +2570,101 @@
       <w:color w:val="0F4761" w:themeColor="accent1" w:themeShade="BF"/>
       <w:spacing w:val="5"/>
     </w:rPr>
+  </w:style>
+  <w:style w:type="table" w:styleId="TableGrid">
+    <w:name w:val="Table Grid"/>
+    <w:basedOn w:val="TableNormal"/>
+    <w:uiPriority w:val="39"/>
+    <w:rsid w:val="003B3D3F"/>
+    <w:pPr>
+      <w:spacing w:after="0" w:line="240" w:lineRule="auto"/>
+    </w:pPr>
+    <w:tblPr>
+      <w:tblBorders>
+        <w:top w:val="single" w:sz="4" w:space="0" w:color="auto"/>
+        <w:left w:val="single" w:sz="4" w:space="0" w:color="auto"/>
+        <w:bottom w:val="single" w:sz="4" w:space="0" w:color="auto"/>
+        <w:right w:val="single" w:sz="4" w:space="0" w:color="auto"/>
+        <w:insideH w:val="single" w:sz="4" w:space="0" w:color="auto"/>
+        <w:insideV w:val="single" w:sz="4" w:space="0" w:color="auto"/>
+      </w:tblBorders>
+    </w:tblPr>
+  </w:style>
+  <w:style w:type="table" w:styleId="TableGridLight">
+    <w:name w:val="Grid Table Light"/>
+    <w:basedOn w:val="TableNormal"/>
+    <w:uiPriority w:val="40"/>
+    <w:rsid w:val="00436FF2"/>
+    <w:pPr>
+      <w:spacing w:after="0" w:line="240" w:lineRule="auto"/>
+    </w:pPr>
+    <w:tblPr>
+      <w:tblBorders>
+        <w:top w:val="single" w:sz="4" w:space="0" w:color="BFBFBF" w:themeColor="background1" w:themeShade="BF"/>
+        <w:left w:val="single" w:sz="4" w:space="0" w:color="BFBFBF" w:themeColor="background1" w:themeShade="BF"/>
+        <w:bottom w:val="single" w:sz="4" w:space="0" w:color="BFBFBF" w:themeColor="background1" w:themeShade="BF"/>
+        <w:right w:val="single" w:sz="4" w:space="0" w:color="BFBFBF" w:themeColor="background1" w:themeShade="BF"/>
+        <w:insideH w:val="single" w:sz="4" w:space="0" w:color="BFBFBF" w:themeColor="background1" w:themeShade="BF"/>
+        <w:insideV w:val="single" w:sz="4" w:space="0" w:color="BFBFBF" w:themeColor="background1" w:themeShade="BF"/>
+      </w:tblBorders>
+    </w:tblPr>
+  </w:style>
+  <w:style w:type="table" w:styleId="GridTable1Light">
+    <w:name w:val="Grid Table 1 Light"/>
+    <w:basedOn w:val="TableNormal"/>
+    <w:uiPriority w:val="46"/>
+    <w:rsid w:val="009D1A2E"/>
+    <w:pPr>
+      <w:spacing w:after="0" w:line="240" w:lineRule="auto"/>
+    </w:pPr>
+    <w:tblPr>
+      <w:tblStyleRowBandSize w:val="1"/>
+      <w:tblStyleColBandSize w:val="1"/>
+      <w:tblBorders>
+        <w:top w:val="single" w:sz="4" w:space="0" w:color="999999" w:themeColor="text1" w:themeTint="66"/>
+        <w:left w:val="single" w:sz="4" w:space="0" w:color="999999" w:themeColor="text1" w:themeTint="66"/>
+        <w:bottom w:val="single" w:sz="4" w:space="0" w:color="999999" w:themeColor="text1" w:themeTint="66"/>
+        <w:right w:val="single" w:sz="4" w:space="0" w:color="999999" w:themeColor="text1" w:themeTint="66"/>
+        <w:insideH w:val="single" w:sz="4" w:space="0" w:color="999999" w:themeColor="text1" w:themeTint="66"/>
+        <w:insideV w:val="single" w:sz="4" w:space="0" w:color="999999" w:themeColor="text1" w:themeTint="66"/>
+      </w:tblBorders>
+    </w:tblPr>
+    <w:tblStylePr w:type="firstRow">
+      <w:rPr>
+        <w:b/>
+        <w:bCs/>
+      </w:rPr>
+      <w:tblPr/>
+      <w:tcPr>
+        <w:tcBorders>
+          <w:bottom w:val="single" w:sz="12" w:space="0" w:color="666666" w:themeColor="text1" w:themeTint="99"/>
+        </w:tcBorders>
+      </w:tcPr>
+    </w:tblStylePr>
+    <w:tblStylePr w:type="lastRow">
+      <w:rPr>
+        <w:b/>
+        <w:bCs/>
+      </w:rPr>
+      <w:tblPr/>
+      <w:tcPr>
+        <w:tcBorders>
+          <w:top w:val="double" w:sz="2" w:space="0" w:color="666666" w:themeColor="text1" w:themeTint="99"/>
+        </w:tcBorders>
+      </w:tcPr>
+    </w:tblStylePr>
+    <w:tblStylePr w:type="firstCol">
+      <w:rPr>
+        <w:b/>
+        <w:bCs/>
+      </w:rPr>
+    </w:tblStylePr>
+    <w:tblStylePr w:type="lastCol">
+      <w:rPr>
+        <w:b/>
+        <w:bCs/>
+      </w:rPr>
+    </w:tblStylePr>
   </w:style>
 </w:styles>
 </file>
@@ -1716,4 +2982,16 @@
     </a:ext>
   </a:extLst>
 </a:theme>
+</file>
+
+<file path=customXml/item1.xml><?xml version="1.0" encoding="utf-8"?>
+<b:Sources xmlns:b="http://schemas.openxmlformats.org/officeDocument/2006/bibliography" xmlns="http://schemas.openxmlformats.org/officeDocument/2006/bibliography" SelectedStyle="\APASixthEditionOfficeOnline.xsl" StyleName="APA" Version="6"/>
+</file>
+
+<file path=customXml/itemProps1.xml><?xml version="1.0" encoding="utf-8"?>
+<ds:datastoreItem xmlns:ds="http://schemas.openxmlformats.org/officeDocument/2006/customXml" ds:itemID="{D5FD8D4E-A806-46BA-AE20-91B7AFA8F59E}">
+  <ds:schemaRefs>
+    <ds:schemaRef ds:uri="http://schemas.openxmlformats.org/officeDocument/2006/bibliography"/>
+  </ds:schemaRefs>
+</ds:datastoreItem>
 </file>
--- a/task1.docx
+++ b/task1.docx
@@ -1421,7 +1421,10 @@
           </w:tcPr>
           <w:p>
             <w:r>
-              <w:t xml:space="preserve">A marker of salt content and wine stability. </w:t>
+              <w:t>A marker of salt content and wine stability</w:t>
+            </w:r>
+            <w:r>
+              <w:t xml:space="preserve"> rather than alcohol profile. Removed to put emphasis on </w:t>
             </w:r>
           </w:p>
         </w:tc>
@@ -1444,7 +1447,11 @@
           <w:tcPr>
             <w:tcW w:w="6681" w:type="dxa"/>
           </w:tcPr>
-          <w:p/>
+          <w:p>
+            <w:r>
+              <w:t xml:space="preserve">Largely determined by sugar and alcohol content. </w:t>
+            </w:r>
+          </w:p>
         </w:tc>
       </w:tr>
       <w:tr>
@@ -1465,88 +1472,254 @@
           <w:tcPr>
             <w:tcW w:w="6681" w:type="dxa"/>
           </w:tcPr>
-          <w:p/>
+          <w:p>
+            <w:r>
+              <w:t xml:space="preserve">Correlative with fixed acidity </w:t>
+            </w:r>
+          </w:p>
         </w:tc>
       </w:tr>
     </w:tbl>
     <w:p>
-      <w:r>
+      <w:pPr>
+        <w:rPr>
+          <w:i/>
+          <w:iCs/>
+        </w:rPr>
+      </w:pPr>
+      <w:r>
+        <w:rPr>
+          <w:i/>
+          <w:iCs/>
+        </w:rPr>
         <w:t xml:space="preserve">Table 1.2: </w:t>
       </w:r>
       <w:r>
+        <w:rPr>
+          <w:i/>
+          <w:iCs/>
+        </w:rPr>
         <w:t xml:space="preserve">summary of dropped variables with justification </w:t>
       </w:r>
     </w:p>
     <w:p>
       <w:r>
-        <w:t xml:space="preserve">- explainable through </w:t>
+        <w:t xml:space="preserve">Features were selected based on domain knowledge and the correlation matrix, presented in </w:t>
+      </w:r>
+      <w:r>
+        <w:rPr>
+          <w:i/>
+          <w:iCs/>
+        </w:rPr>
+        <w:t>appendix 1.</w:t>
+      </w:r>
+      <w:r>
+        <w:t xml:space="preserve"> </w:t>
+      </w:r>
+      <w:r>
+        <w:t xml:space="preserve">Free sulphur </w:t>
+      </w:r>
+      <w:r>
+        <w:t>dioxide (</w:t>
       </w:r>
       <w:proofErr w:type="spellStart"/>
       <w:r>
-        <w:t>tutal</w:t>
+        <w:t>corr</w:t>
       </w:r>
       <w:proofErr w:type="spellEnd"/>
       <w:r>
+        <w:t xml:space="preserve"> = 0.62 with </w:t>
+      </w:r>
+      <w:r>
+        <w:t>sulphur</w:t>
+      </w:r>
+      <w:r>
+        <w:t xml:space="preserve"> dioxide</w:t>
+      </w:r>
+      <w:r>
+        <w:t>)</w:t>
+      </w:r>
+      <w:r>
+        <w:t>, density</w:t>
+      </w:r>
+      <w:r>
+        <w:t xml:space="preserve"> (</w:t>
+      </w:r>
+      <w:proofErr w:type="spellStart"/>
+      <w:r>
+        <w:t>corr</w:t>
+      </w:r>
+      <w:proofErr w:type="spellEnd"/>
+      <w:r>
+        <w:t xml:space="preserve"> = 0.86 with residual sugar, </w:t>
+      </w:r>
+      <w:proofErr w:type="spellStart"/>
+      <w:r>
+        <w:t>corr</w:t>
+      </w:r>
+      <w:proofErr w:type="spellEnd"/>
+      <w:r>
+        <w:t xml:space="preserve"> = -0.76 with alcohol</w:t>
+      </w:r>
+      <w:r>
+        <w:t>)</w:t>
+      </w:r>
+      <w:r>
+        <w:t xml:space="preserve"> and </w:t>
+      </w:r>
+      <w:r>
+        <w:t>pH</w:t>
+      </w:r>
+      <w:r>
         <w:t xml:space="preserve"> </w:t>
       </w:r>
+      <w:r>
+        <w:t>(</w:t>
+      </w:r>
       <w:proofErr w:type="spellStart"/>
       <w:r>
-        <w:t>sulfur</w:t>
+        <w:t>corr</w:t>
       </w:r>
       <w:proofErr w:type="spellEnd"/>
       <w:r>
-        <w:t xml:space="preserve"> dioxide so </w:t>
-      </w:r>
-      <w:proofErr w:type="spellStart"/>
-      <w:r>
-        <w:t>redundnt</w:t>
-      </w:r>
-      <w:proofErr w:type="spellEnd"/>
+        <w:t xml:space="preserve"> = -0.43 with fixed acidity</w:t>
+      </w:r>
+      <w:r>
+        <w:t>)</w:t>
+      </w:r>
+      <w:r>
+        <w:t xml:space="preserve"> </w:t>
+      </w:r>
+      <w:r>
+        <w:t>was</w:t>
+      </w:r>
+      <w:r>
+        <w:t xml:space="preserve"> removed because they derive or duplicate information in the retained features. </w:t>
+      </w:r>
+      <w:r>
+        <w:t xml:space="preserve">Chlorides </w:t>
+      </w:r>
+      <w:r>
+        <w:t>were</w:t>
+      </w:r>
+      <w:r>
+        <w:t xml:space="preserve"> removed because (JUSTIFY</w:t>
+      </w:r>
+      <w:r>
+        <w:t>_LATER</w:t>
+      </w:r>
+      <w:r>
+        <w:t xml:space="preserve">). </w:t>
+      </w:r>
+      <w:r>
+        <w:t>In total, seven features were retained: f</w:t>
+      </w:r>
+      <w:r>
+        <w:t>ixed acidity</w:t>
+      </w:r>
+      <w:r>
+        <w:t>,</w:t>
+      </w:r>
+      <w:r>
+        <w:t xml:space="preserve"> volatile acidity</w:t>
+      </w:r>
+      <w:r>
+        <w:t>,</w:t>
+      </w:r>
+      <w:r>
+        <w:t xml:space="preserve"> citric acid, residual sugar, total </w:t>
+      </w:r>
+      <w:r>
+        <w:t>sulphur</w:t>
+      </w:r>
+      <w:r>
+        <w:t xml:space="preserve"> dioxide, sulphates, </w:t>
+      </w:r>
+      <w:r>
+        <w:t xml:space="preserve">and </w:t>
+      </w:r>
+      <w:r>
+        <w:t>alcohol</w:t>
+      </w:r>
+      <w:r>
+        <w:t xml:space="preserve">. </w:t>
+      </w:r>
+      <w:r>
+        <w:t xml:space="preserve">The reduced features were standardised and fitted, </w:t>
+      </w:r>
+      <w:r>
+        <w:t xml:space="preserve">as with part 2. </w:t>
+      </w:r>
+      <w:r>
+        <w:t xml:space="preserve">The silhouette scores </w:t>
+      </w:r>
+      <w:r>
+        <w:t>were</w:t>
+      </w:r>
+      <w:r>
+        <w:t xml:space="preserve"> marginally improved through </w:t>
+      </w:r>
+      <w:r>
+        <w:t>feature</w:t>
+      </w:r>
+      <w:r>
+        <w:t xml:space="preserve"> selection with scores of</w:t>
+      </w:r>
+      <w:r>
+        <w:t xml:space="preserve"> </w:t>
+      </w:r>
+      <w:r>
+        <w:t>k= 4 (</w:t>
+      </w:r>
+      <w:r>
+        <w:t>),</w:t>
+      </w:r>
+      <w:r>
+        <w:t xml:space="preserve"> k=5 (</w:t>
+      </w:r>
+      <w:r>
+        <w:t>),</w:t>
+      </w:r>
+      <w:r>
+        <w:t xml:space="preserve"> and k=6 (). </w:t>
+      </w:r>
+      <w:r>
+        <w:t xml:space="preserve">The silhouette score </w:t>
+      </w:r>
+      <w:r>
+        <w:t>is</w:t>
+      </w:r>
+      <w:r>
+        <w:t xml:space="preserve"> overall weak, indicating poor separation between clusters. </w:t>
+      </w:r>
     </w:p>
     <w:p>
       <w:r>
-        <w:t xml:space="preserve"># - quality indicator (lower has better taste ratings) rather than a variable that should affect clustering that distinguishes </w:t>
-      </w:r>
-      <w:proofErr w:type="spellStart"/>
-      <w:r>
-        <w:t>wune</w:t>
-      </w:r>
-      <w:proofErr w:type="spellEnd"/>
-      <w:r>
-        <w:t xml:space="preserve"> type</w:t>
+        <w:t xml:space="preserve">4. </w:t>
       </w:r>
     </w:p>
     <w:p>
       <w:r>
-        <w:t xml:space="preserve"># density - explainable though other features such as sugar and alcohol </w:t>
-      </w:r>
-    </w:p>
-    <w:p>
-      <w:r>
-        <w:t xml:space="preserve"># </w:t>
-      </w:r>
-      <w:proofErr w:type="spellStart"/>
-      <w:r>
-        <w:t>ph</w:t>
-      </w:r>
-      <w:proofErr w:type="spellEnd"/>
-      <w:r>
-        <w:t xml:space="preserve"> - derived from acidity measurements</w:t>
+        <w:t xml:space="preserve">a) </w:t>
       </w:r>
     </w:p>
     <w:p/>
     <w:p>
       <w:r>
-        <w:t xml:space="preserve">Made an effort to reduce variable selection to improve </w:t>
-      </w:r>
-      <w:r>
-        <w:t>silhouette</w:t>
-      </w:r>
-      <w:r>
-        <w:t xml:space="preserve"> score without compromising on wine characteristics. </w:t>
+        <w:t xml:space="preserve">inertia: </w:t>
+      </w:r>
+      <w:r>
+        <w:t>17171.25671</w:t>
       </w:r>
     </w:p>
-    <w:p/>
+    <w:p>
+      <w:r>
+        <w:t>Silhouette</w:t>
+      </w:r>
+      <w:r>
+        <w:t>: 0.15555</w:t>
+      </w:r>
+    </w:p>
     <w:sectPr>
       <w:pgSz w:w="11906" w:h="16838"/>
       <w:pgMar w:top="1440" w:right="1440" w:bottom="1440" w:left="1440" w:header="708" w:footer="708" w:gutter="0"/>

--- a/task1.docx
+++ b/task1.docx
@@ -1703,6 +1703,515 @@
         <w:t xml:space="preserve">a) </w:t>
       </w:r>
     </w:p>
+    <w:tbl>
+      <w:tblPr>
+        <w:tblStyle w:val="TableGrid"/>
+        <w:tblW w:w="0" w:type="auto"/>
+        <w:tblLook w:val="04A0" w:firstRow="1" w:lastRow="0" w:firstColumn="1" w:lastColumn="0" w:noHBand="0" w:noVBand="1"/>
+      </w:tblPr>
+      <w:tblGrid>
+        <w:gridCol w:w="930"/>
+        <w:gridCol w:w="1440"/>
+        <w:gridCol w:w="876"/>
+        <w:gridCol w:w="904"/>
+        <w:gridCol w:w="836"/>
+        <w:gridCol w:w="968"/>
+        <w:gridCol w:w="1068"/>
+        <w:gridCol w:w="1086"/>
+        <w:gridCol w:w="908"/>
+      </w:tblGrid>
+      <w:tr>
+        <w:tc>
+          <w:tcPr>
+            <w:tcW w:w="979" w:type="dxa"/>
+          </w:tcPr>
+          <w:p>
+            <w:pPr>
+              <w:jc w:val="center"/>
+              <w:rPr>
+                <w:sz w:val="20"/>
+                <w:szCs w:val="20"/>
+              </w:rPr>
+            </w:pPr>
+            <w:r>
+              <w:rPr>
+                <w:sz w:val="20"/>
+                <w:szCs w:val="20"/>
+              </w:rPr>
+              <w:t>Cluster</w:t>
+            </w:r>
+          </w:p>
+        </w:tc>
+        <w:tc>
+          <w:tcPr>
+            <w:tcW w:w="1527" w:type="dxa"/>
+          </w:tcPr>
+          <w:p>
+            <w:pPr>
+              <w:jc w:val="center"/>
+              <w:rPr>
+                <w:sz w:val="20"/>
+                <w:szCs w:val="20"/>
+              </w:rPr>
+            </w:pPr>
+            <w:r>
+              <w:rPr>
+                <w:sz w:val="20"/>
+                <w:szCs w:val="20"/>
+              </w:rPr>
+              <w:t>Membership number</w:t>
+            </w:r>
+          </w:p>
+        </w:tc>
+        <w:tc>
+          <w:tcPr>
+            <w:tcW w:w="930" w:type="dxa"/>
+          </w:tcPr>
+          <w:p>
+            <w:pPr>
+              <w:jc w:val="center"/>
+              <w:rPr>
+                <w:sz w:val="20"/>
+                <w:szCs w:val="20"/>
+              </w:rPr>
+            </w:pPr>
+            <w:r>
+              <w:rPr>
+                <w:sz w:val="20"/>
+                <w:szCs w:val="20"/>
+              </w:rPr>
+              <w:t>Fixed acidity</w:t>
+            </w:r>
+          </w:p>
+        </w:tc>
+        <w:tc>
+          <w:tcPr>
+            <w:tcW w:w="930" w:type="dxa"/>
+          </w:tcPr>
+          <w:p>
+            <w:pPr>
+              <w:jc w:val="center"/>
+              <w:rPr>
+                <w:sz w:val="20"/>
+                <w:szCs w:val="20"/>
+              </w:rPr>
+            </w:pPr>
+            <w:r>
+              <w:rPr>
+                <w:sz w:val="20"/>
+                <w:szCs w:val="20"/>
+              </w:rPr>
+              <w:t>Volatile acidity</w:t>
+            </w:r>
+          </w:p>
+        </w:tc>
+        <w:tc>
+          <w:tcPr>
+            <w:tcW w:w="930" w:type="dxa"/>
+          </w:tcPr>
+          <w:p>
+            <w:pPr>
+              <w:jc w:val="center"/>
+              <w:rPr>
+                <w:sz w:val="20"/>
+                <w:szCs w:val="20"/>
+              </w:rPr>
+            </w:pPr>
+            <w:r>
+              <w:rPr>
+                <w:sz w:val="20"/>
+                <w:szCs w:val="20"/>
+              </w:rPr>
+              <w:t>Citric acid</w:t>
+            </w:r>
+          </w:p>
+        </w:tc>
+        <w:tc>
+          <w:tcPr>
+            <w:tcW w:w="930" w:type="dxa"/>
+          </w:tcPr>
+          <w:p>
+            <w:pPr>
+              <w:jc w:val="center"/>
+              <w:rPr>
+                <w:sz w:val="20"/>
+                <w:szCs w:val="20"/>
+              </w:rPr>
+            </w:pPr>
+            <w:r>
+              <w:rPr>
+                <w:sz w:val="20"/>
+                <w:szCs w:val="20"/>
+              </w:rPr>
+              <w:t>Residual sugar</w:t>
+            </w:r>
+          </w:p>
+        </w:tc>
+        <w:tc>
+          <w:tcPr>
+            <w:tcW w:w="930" w:type="dxa"/>
+          </w:tcPr>
+          <w:p>
+            <w:pPr>
+              <w:jc w:val="center"/>
+              <w:rPr>
+                <w:sz w:val="20"/>
+                <w:szCs w:val="20"/>
+              </w:rPr>
+            </w:pPr>
+            <w:r>
+              <w:rPr>
+                <w:sz w:val="20"/>
+                <w:szCs w:val="20"/>
+              </w:rPr>
+              <w:t>Total sulphates</w:t>
+            </w:r>
+          </w:p>
+        </w:tc>
+        <w:tc>
+          <w:tcPr>
+            <w:tcW w:w="930" w:type="dxa"/>
+          </w:tcPr>
+          <w:p>
+            <w:pPr>
+              <w:jc w:val="center"/>
+              <w:rPr>
+                <w:sz w:val="20"/>
+                <w:szCs w:val="20"/>
+              </w:rPr>
+            </w:pPr>
+            <w:r>
+              <w:rPr>
+                <w:sz w:val="20"/>
+                <w:szCs w:val="20"/>
+              </w:rPr>
+              <w:t>Sulphates</w:t>
+            </w:r>
+          </w:p>
+        </w:tc>
+        <w:tc>
+          <w:tcPr>
+            <w:tcW w:w="930" w:type="dxa"/>
+          </w:tcPr>
+          <w:p>
+            <w:pPr>
+              <w:jc w:val="center"/>
+              <w:rPr>
+                <w:sz w:val="20"/>
+                <w:szCs w:val="20"/>
+              </w:rPr>
+            </w:pPr>
+            <w:r>
+              <w:rPr>
+                <w:sz w:val="20"/>
+                <w:szCs w:val="20"/>
+              </w:rPr>
+              <w:t>Alcohol</w:t>
+            </w:r>
+          </w:p>
+        </w:tc>
+      </w:tr>
+      <w:tr>
+        <w:tc>
+          <w:tcPr>
+            <w:tcW w:w="979" w:type="dxa"/>
+          </w:tcPr>
+          <w:p>
+            <w:r>
+              <w:t>1</w:t>
+            </w:r>
+          </w:p>
+        </w:tc>
+        <w:tc>
+          <w:tcPr>
+            <w:tcW w:w="1527" w:type="dxa"/>
+          </w:tcPr>
+          <w:p/>
+        </w:tc>
+        <w:tc>
+          <w:tcPr>
+            <w:tcW w:w="930" w:type="dxa"/>
+          </w:tcPr>
+          <w:p/>
+        </w:tc>
+        <w:tc>
+          <w:tcPr>
+            <w:tcW w:w="930" w:type="dxa"/>
+          </w:tcPr>
+          <w:p/>
+        </w:tc>
+        <w:tc>
+          <w:tcPr>
+            <w:tcW w:w="930" w:type="dxa"/>
+          </w:tcPr>
+          <w:p/>
+        </w:tc>
+        <w:tc>
+          <w:tcPr>
+            <w:tcW w:w="930" w:type="dxa"/>
+          </w:tcPr>
+          <w:p/>
+        </w:tc>
+        <w:tc>
+          <w:tcPr>
+            <w:tcW w:w="930" w:type="dxa"/>
+          </w:tcPr>
+          <w:p/>
+        </w:tc>
+        <w:tc>
+          <w:tcPr>
+            <w:tcW w:w="930" w:type="dxa"/>
+          </w:tcPr>
+          <w:p/>
+        </w:tc>
+        <w:tc>
+          <w:tcPr>
+            <w:tcW w:w="930" w:type="dxa"/>
+          </w:tcPr>
+          <w:p/>
+        </w:tc>
+      </w:tr>
+      <w:tr>
+        <w:tc>
+          <w:tcPr>
+            <w:tcW w:w="979" w:type="dxa"/>
+          </w:tcPr>
+          <w:p>
+            <w:r>
+              <w:t>2</w:t>
+            </w:r>
+          </w:p>
+        </w:tc>
+        <w:tc>
+          <w:tcPr>
+            <w:tcW w:w="1527" w:type="dxa"/>
+          </w:tcPr>
+          <w:p/>
+        </w:tc>
+        <w:tc>
+          <w:tcPr>
+            <w:tcW w:w="930" w:type="dxa"/>
+          </w:tcPr>
+          <w:p/>
+        </w:tc>
+        <w:tc>
+          <w:tcPr>
+            <w:tcW w:w="930" w:type="dxa"/>
+          </w:tcPr>
+          <w:p/>
+        </w:tc>
+        <w:tc>
+          <w:tcPr>
+            <w:tcW w:w="930" w:type="dxa"/>
+          </w:tcPr>
+          <w:p/>
+        </w:tc>
+        <w:tc>
+          <w:tcPr>
+            <w:tcW w:w="930" w:type="dxa"/>
+          </w:tcPr>
+          <w:p/>
+        </w:tc>
+        <w:tc>
+          <w:tcPr>
+            <w:tcW w:w="930" w:type="dxa"/>
+          </w:tcPr>
+          <w:p/>
+        </w:tc>
+        <w:tc>
+          <w:tcPr>
+            <w:tcW w:w="930" w:type="dxa"/>
+          </w:tcPr>
+          <w:p/>
+        </w:tc>
+        <w:tc>
+          <w:tcPr>
+            <w:tcW w:w="930" w:type="dxa"/>
+          </w:tcPr>
+          <w:p/>
+        </w:tc>
+      </w:tr>
+      <w:tr>
+        <w:tc>
+          <w:tcPr>
+            <w:tcW w:w="979" w:type="dxa"/>
+          </w:tcPr>
+          <w:p>
+            <w:r>
+              <w:t>3</w:t>
+            </w:r>
+          </w:p>
+        </w:tc>
+        <w:tc>
+          <w:tcPr>
+            <w:tcW w:w="1527" w:type="dxa"/>
+          </w:tcPr>
+          <w:p/>
+        </w:tc>
+        <w:tc>
+          <w:tcPr>
+            <w:tcW w:w="930" w:type="dxa"/>
+          </w:tcPr>
+          <w:p/>
+        </w:tc>
+        <w:tc>
+          <w:tcPr>
+            <w:tcW w:w="930" w:type="dxa"/>
+          </w:tcPr>
+          <w:p/>
+        </w:tc>
+        <w:tc>
+          <w:tcPr>
+            <w:tcW w:w="930" w:type="dxa"/>
+          </w:tcPr>
+          <w:p/>
+        </w:tc>
+        <w:tc>
+          <w:tcPr>
+            <w:tcW w:w="930" w:type="dxa"/>
+          </w:tcPr>
+          <w:p/>
+        </w:tc>
+        <w:tc>
+          <w:tcPr>
+            <w:tcW w:w="930" w:type="dxa"/>
+          </w:tcPr>
+          <w:p/>
+        </w:tc>
+        <w:tc>
+          <w:tcPr>
+            <w:tcW w:w="930" w:type="dxa"/>
+          </w:tcPr>
+          <w:p/>
+        </w:tc>
+        <w:tc>
+          <w:tcPr>
+            <w:tcW w:w="930" w:type="dxa"/>
+          </w:tcPr>
+          <w:p/>
+        </w:tc>
+      </w:tr>
+      <w:tr>
+        <w:tc>
+          <w:tcPr>
+            <w:tcW w:w="979" w:type="dxa"/>
+          </w:tcPr>
+          <w:p>
+            <w:r>
+              <w:t>4</w:t>
+            </w:r>
+          </w:p>
+        </w:tc>
+        <w:tc>
+          <w:tcPr>
+            <w:tcW w:w="1527" w:type="dxa"/>
+          </w:tcPr>
+          <w:p/>
+        </w:tc>
+        <w:tc>
+          <w:tcPr>
+            <w:tcW w:w="930" w:type="dxa"/>
+          </w:tcPr>
+          <w:p/>
+        </w:tc>
+        <w:tc>
+          <w:tcPr>
+            <w:tcW w:w="930" w:type="dxa"/>
+          </w:tcPr>
+          <w:p/>
+        </w:tc>
+        <w:tc>
+          <w:tcPr>
+            <w:tcW w:w="930" w:type="dxa"/>
+          </w:tcPr>
+          <w:p/>
+        </w:tc>
+        <w:tc>
+          <w:tcPr>
+            <w:tcW w:w="930" w:type="dxa"/>
+          </w:tcPr>
+          <w:p/>
+        </w:tc>
+        <w:tc>
+          <w:tcPr>
+            <w:tcW w:w="930" w:type="dxa"/>
+          </w:tcPr>
+          <w:p/>
+        </w:tc>
+        <w:tc>
+          <w:tcPr>
+            <w:tcW w:w="930" w:type="dxa"/>
+          </w:tcPr>
+          <w:p/>
+        </w:tc>
+        <w:tc>
+          <w:tcPr>
+            <w:tcW w:w="930" w:type="dxa"/>
+          </w:tcPr>
+          <w:p/>
+        </w:tc>
+      </w:tr>
+      <w:tr>
+        <w:tc>
+          <w:tcPr>
+            <w:tcW w:w="979" w:type="dxa"/>
+          </w:tcPr>
+          <w:p>
+            <w:r>
+              <w:t>5</w:t>
+            </w:r>
+          </w:p>
+        </w:tc>
+        <w:tc>
+          <w:tcPr>
+            <w:tcW w:w="1527" w:type="dxa"/>
+          </w:tcPr>
+          <w:p/>
+        </w:tc>
+        <w:tc>
+          <w:tcPr>
+            <w:tcW w:w="930" w:type="dxa"/>
+          </w:tcPr>
+          <w:p/>
+        </w:tc>
+        <w:tc>
+          <w:tcPr>
+            <w:tcW w:w="930" w:type="dxa"/>
+          </w:tcPr>
+          <w:p/>
+        </w:tc>
+        <w:tc>
+          <w:tcPr>
+            <w:tcW w:w="930" w:type="dxa"/>
+          </w:tcPr>
+          <w:p/>
+        </w:tc>
+        <w:tc>
+          <w:tcPr>
+            <w:tcW w:w="930" w:type="dxa"/>
+          </w:tcPr>
+          <w:p/>
+        </w:tc>
+        <w:tc>
+          <w:tcPr>
+            <w:tcW w:w="930" w:type="dxa"/>
+          </w:tcPr>
+          <w:p/>
+        </w:tc>
+        <w:tc>
+          <w:tcPr>
+            <w:tcW w:w="930" w:type="dxa"/>
+          </w:tcPr>
+          <w:p/>
+        </w:tc>
+        <w:tc>
+          <w:tcPr>
+            <w:tcW w:w="930" w:type="dxa"/>
+          </w:tcPr>
+          <w:p/>
+        </w:tc>
+      </w:tr>
+    </w:tbl>
     <w:p/>
     <w:p>
       <w:r>

--- a/task1.docx
+++ b/task1.docx
@@ -131,17 +131,17 @@
       <w:r>
         <w:t xml:space="preserve"> then the </w:t>
       </w:r>
-      <w:proofErr w:type="spellStart"/>
-      <w:r>
-        <w:t>dataframe</w:t>
-      </w:r>
-      <w:proofErr w:type="spellEnd"/>
+      <w:r>
+        <w:t>data frame</w:t>
+      </w:r>
       <w:r>
         <w:t xml:space="preserve"> was cast to float. </w:t>
       </w:r>
       <w:r>
-        <w:t xml:space="preserve">There were no rows that contained more than two empty values so beyond the duplicate entries no rows were removed and a final count of 3975 was retained. </w:t>
-      </w:r>
+        <w:t xml:space="preserve">The maximum number of missing values in any row was one below the threshold of two, so no rows were removed. After removing the duplicate entries, 3975 rows were retained. </w:t>
+      </w:r>
+    </w:p>
+    <w:p>
       <w:r>
         <w:t>E</w:t>
       </w:r>
@@ -158,16 +158,25 @@
         <w:t xml:space="preserve"> </w:t>
       </w:r>
       <w:r>
-        <w:t>A</w:t>
-      </w:r>
-      <w:r>
-        <w:t>s evident from figure 1.2</w:t>
+        <w:t>F</w:t>
+      </w:r>
+      <w:r>
+        <w:t>igure 1.2</w:t>
       </w:r>
       <w:r>
         <w:t>,</w:t>
       </w:r>
       <w:r>
-        <w:t xml:space="preserve"> some of the columns had a right tail skewednes</w:t>
+        <w:t xml:space="preserve"> notes</w:t>
+      </w:r>
+      <w:r>
+        <w:t xml:space="preserve"> some of the columns </w:t>
+      </w:r>
+      <w:r>
+        <w:t xml:space="preserve">with </w:t>
+      </w:r>
+      <w:r>
+        <w:t>right tail skewednes</w:t>
       </w:r>
       <w:r>
         <w:t xml:space="preserve">s, so </w:t>
@@ -226,6 +235,9 @@
         <w:jc w:val="center"/>
       </w:pPr>
       <w:r>
+        <w:rPr>
+          <w:noProof/>
+        </w:rPr>
         <w:drawing>
           <wp:inline distT="0" distB="0" distL="0" distR="0" wp14:anchorId="7280C09A" wp14:editId="3A50F46E">
             <wp:extent cx="2873092" cy="2981325"/>
@@ -288,9 +300,9 @@
         </w:rPr>
         <w:lastRenderedPageBreak/>
         <w:drawing>
-          <wp:inline distT="0" distB="0" distL="0" distR="0" wp14:anchorId="6FC16CEA" wp14:editId="4EBDE379">
-            <wp:extent cx="4124325" cy="4103495"/>
-            <wp:effectExtent l="0" t="0" r="0" b="0"/>
+          <wp:inline distT="0" distB="0" distL="0" distR="0" wp14:anchorId="6FC16CEA" wp14:editId="21085AEE">
+            <wp:extent cx="2789183" cy="2775098"/>
+            <wp:effectExtent l="0" t="0" r="0" b="6350"/>
             <wp:docPr id="780014756" name="Picture 1"/>
             <wp:cNvGraphicFramePr>
               <a:graphicFrameLocks xmlns:a="http://schemas.openxmlformats.org/drawingml/2006/main" noChangeAspect="1"/>
@@ -318,7 +330,7 @@
                   <pic:spPr bwMode="auto">
                     <a:xfrm>
                       <a:off x="0" y="0"/>
-                      <a:ext cx="4148985" cy="4128031"/>
+                      <a:ext cx="2817924" cy="2803694"/>
                     </a:xfrm>
                     <a:prstGeom prst="rect">
                       <a:avLst/>
@@ -381,10 +393,13 @@
         <w:t xml:space="preserve">carried over. </w:t>
       </w:r>
       <w:r>
-        <w:t xml:space="preserve">Variables were standardised with StandardScaler so that each variable has equal contribution to </w:t>
-      </w:r>
-      <w:r>
-        <w:t>K-means clustering model</w:t>
+        <w:t>Variables were standardised with StandardScaler so that each variable has equal contribution to</w:t>
+      </w:r>
+      <w:r>
+        <w:t xml:space="preserve"> the</w:t>
+      </w:r>
+      <w:r>
+        <w:t xml:space="preserve"> K-means clustering model</w:t>
       </w:r>
       <w:r>
         <w:t xml:space="preserve">. </w:t>
@@ -488,729 +503,15 @@
         <w:t xml:space="preserve">Note that the silhouette score is low indicating weak separation among clusters. </w:t>
       </w:r>
     </w:p>
-    <w:tbl>
-      <w:tblPr>
-        <w:tblStyle w:val="GridTable1Light"/>
-        <w:tblpPr w:leftFromText="180" w:rightFromText="180" w:vertAnchor="text" w:horzAnchor="page" w:tblpX="1906" w:tblpY="46"/>
-        <w:tblW w:w="0" w:type="auto"/>
-        <w:tblLook w:val="04A0" w:firstRow="1" w:lastRow="0" w:firstColumn="1" w:lastColumn="0" w:noHBand="0" w:noVBand="1"/>
-      </w:tblPr>
-      <w:tblGrid>
-        <w:gridCol w:w="3005"/>
-        <w:gridCol w:w="3005"/>
-        <w:gridCol w:w="3006"/>
-      </w:tblGrid>
-      <w:tr>
-        <w:trPr>
-          <w:cnfStyle w:val="100000000000" w:firstRow="1" w:lastRow="0" w:firstColumn="0" w:lastColumn="0" w:oddVBand="0" w:evenVBand="0" w:oddHBand="0" w:evenHBand="0" w:firstRowFirstColumn="0" w:firstRowLastColumn="0" w:lastRowFirstColumn="0" w:lastRowLastColumn="0"/>
-        </w:trPr>
-        <w:tc>
-          <w:tcPr>
-            <w:cnfStyle w:val="001000000000" w:firstRow="0" w:lastRow="0" w:firstColumn="1" w:lastColumn="0" w:oddVBand="0" w:evenVBand="0" w:oddHBand="0" w:evenHBand="0" w:firstRowFirstColumn="0" w:firstRowLastColumn="0" w:lastRowFirstColumn="0" w:lastRowLastColumn="0"/>
-            <w:tcW w:w="3005" w:type="dxa"/>
-          </w:tcPr>
-          <w:p>
-            <w:pPr>
-              <w:jc w:val="center"/>
-            </w:pPr>
-            <w:r>
-              <w:t>Cluster Number</w:t>
-            </w:r>
-          </w:p>
-        </w:tc>
-        <w:tc>
-          <w:tcPr>
-            <w:tcW w:w="3005" w:type="dxa"/>
-          </w:tcPr>
-          <w:p>
-            <w:pPr>
-              <w:jc w:val="center"/>
-              <w:cnfStyle w:val="100000000000" w:firstRow="1" w:lastRow="0" w:firstColumn="0" w:lastColumn="0" w:oddVBand="0" w:evenVBand="0" w:oddHBand="0" w:evenHBand="0" w:firstRowFirstColumn="0" w:firstRowLastColumn="0" w:lastRowFirstColumn="0" w:lastRowLastColumn="0"/>
-            </w:pPr>
-            <w:r>
-              <w:t>Inertia Score</w:t>
-            </w:r>
-          </w:p>
-        </w:tc>
-        <w:tc>
-          <w:tcPr>
-            <w:tcW w:w="3006" w:type="dxa"/>
-          </w:tcPr>
-          <w:p>
-            <w:pPr>
-              <w:jc w:val="center"/>
-              <w:cnfStyle w:val="100000000000" w:firstRow="1" w:lastRow="0" w:firstColumn="0" w:lastColumn="0" w:oddVBand="0" w:evenVBand="0" w:oddHBand="0" w:evenHBand="0" w:firstRowFirstColumn="0" w:firstRowLastColumn="0" w:lastRowFirstColumn="0" w:lastRowLastColumn="0"/>
-            </w:pPr>
-            <w:r>
-              <w:t>Silhouette Score</w:t>
-            </w:r>
-          </w:p>
-        </w:tc>
-      </w:tr>
-      <w:tr>
-        <w:tc>
-          <w:tcPr>
-            <w:cnfStyle w:val="001000000000" w:firstRow="0" w:lastRow="0" w:firstColumn="1" w:lastColumn="0" w:oddVBand="0" w:evenVBand="0" w:oddHBand="0" w:evenHBand="0" w:firstRowFirstColumn="0" w:firstRowLastColumn="0" w:lastRowFirstColumn="0" w:lastRowLastColumn="0"/>
-            <w:tcW w:w="3005" w:type="dxa"/>
-          </w:tcPr>
-          <w:p>
-            <w:pPr>
-              <w:jc w:val="center"/>
-            </w:pPr>
-            <w:r>
-              <w:t>2</w:t>
-            </w:r>
-          </w:p>
-        </w:tc>
-        <w:tc>
-          <w:tcPr>
-            <w:tcW w:w="3005" w:type="dxa"/>
-          </w:tcPr>
-          <w:p>
-            <w:pPr>
-              <w:cnfStyle w:val="000000000000" w:firstRow="0" w:lastRow="0" w:firstColumn="0" w:lastColumn="0" w:oddVBand="0" w:evenVBand="0" w:oddHBand="0" w:evenHBand="0" w:firstRowFirstColumn="0" w:firstRowLastColumn="0" w:lastRowFirstColumn="0" w:lastRowLastColumn="0"/>
-            </w:pPr>
-            <w:r>
-              <w:t xml:space="preserve">34860.11 </w:t>
-            </w:r>
-          </w:p>
-        </w:tc>
-        <w:tc>
-          <w:tcPr>
-            <w:tcW w:w="3006" w:type="dxa"/>
-          </w:tcPr>
-          <w:p>
-            <w:pPr>
-              <w:cnfStyle w:val="000000000000" w:firstRow="0" w:lastRow="0" w:firstColumn="0" w:lastColumn="0" w:oddVBand="0" w:evenVBand="0" w:oddHBand="0" w:evenHBand="0" w:firstRowFirstColumn="0" w:firstRowLastColumn="0" w:lastRowFirstColumn="0" w:lastRowLastColumn="0"/>
-            </w:pPr>
-            <w:r>
-              <w:t>0.2134</w:t>
-            </w:r>
-          </w:p>
-        </w:tc>
-      </w:tr>
-      <w:tr>
-        <w:tc>
-          <w:tcPr>
-            <w:cnfStyle w:val="001000000000" w:firstRow="0" w:lastRow="0" w:firstColumn="1" w:lastColumn="0" w:oddVBand="0" w:evenVBand="0" w:oddHBand="0" w:evenHBand="0" w:firstRowFirstColumn="0" w:firstRowLastColumn="0" w:lastRowFirstColumn="0" w:lastRowLastColumn="0"/>
-            <w:tcW w:w="3005" w:type="dxa"/>
-          </w:tcPr>
-          <w:p>
-            <w:pPr>
-              <w:tabs>
-                <w:tab w:val="left" w:pos="810"/>
-              </w:tabs>
-              <w:jc w:val="center"/>
-            </w:pPr>
-            <w:r>
-              <w:t>3</w:t>
-            </w:r>
-          </w:p>
-        </w:tc>
-        <w:tc>
-          <w:tcPr>
-            <w:tcW w:w="3005" w:type="dxa"/>
-          </w:tcPr>
-          <w:p>
-            <w:pPr>
-              <w:cnfStyle w:val="000000000000" w:firstRow="0" w:lastRow="0" w:firstColumn="0" w:lastColumn="0" w:oddVBand="0" w:evenVBand="0" w:oddHBand="0" w:evenHBand="0" w:firstRowFirstColumn="0" w:firstRowLastColumn="0" w:lastRowFirstColumn="0" w:lastRowLastColumn="0"/>
-            </w:pPr>
-            <w:r>
-              <w:t xml:space="preserve">31950.96 </w:t>
-            </w:r>
-          </w:p>
-        </w:tc>
-        <w:tc>
-          <w:tcPr>
-            <w:tcW w:w="3006" w:type="dxa"/>
-          </w:tcPr>
-          <w:p>
-            <w:pPr>
-              <w:cnfStyle w:val="000000000000" w:firstRow="0" w:lastRow="0" w:firstColumn="0" w:lastColumn="0" w:oddVBand="0" w:evenVBand="0" w:oddHBand="0" w:evenHBand="0" w:firstRowFirstColumn="0" w:firstRowLastColumn="0" w:lastRowFirstColumn="0" w:lastRowLastColumn="0"/>
-            </w:pPr>
-            <w:r>
-              <w:t>0.1389</w:t>
-            </w:r>
-          </w:p>
-        </w:tc>
-      </w:tr>
-      <w:tr>
-        <w:tc>
-          <w:tcPr>
-            <w:cnfStyle w:val="001000000000" w:firstRow="0" w:lastRow="0" w:firstColumn="1" w:lastColumn="0" w:oddVBand="0" w:evenVBand="0" w:oddHBand="0" w:evenHBand="0" w:firstRowFirstColumn="0" w:firstRowLastColumn="0" w:lastRowFirstColumn="0" w:lastRowLastColumn="0"/>
-            <w:tcW w:w="3005" w:type="dxa"/>
-          </w:tcPr>
-          <w:p>
-            <w:pPr>
-              <w:jc w:val="center"/>
-            </w:pPr>
-            <w:r>
-              <w:t>4</w:t>
-            </w:r>
-          </w:p>
-        </w:tc>
-        <w:tc>
-          <w:tcPr>
-            <w:tcW w:w="3005" w:type="dxa"/>
-          </w:tcPr>
-          <w:p>
-            <w:pPr>
-              <w:cnfStyle w:val="000000000000" w:firstRow="0" w:lastRow="0" w:firstColumn="0" w:lastColumn="0" w:oddVBand="0" w:evenVBand="0" w:oddHBand="0" w:evenHBand="0" w:firstRowFirstColumn="0" w:firstRowLastColumn="0" w:lastRowFirstColumn="0" w:lastRowLastColumn="0"/>
-            </w:pPr>
-            <w:r>
-              <w:t xml:space="preserve">29382.88 </w:t>
-            </w:r>
-          </w:p>
-        </w:tc>
-        <w:tc>
-          <w:tcPr>
-            <w:tcW w:w="3006" w:type="dxa"/>
-          </w:tcPr>
-          <w:p>
-            <w:pPr>
-              <w:cnfStyle w:val="000000000000" w:firstRow="0" w:lastRow="0" w:firstColumn="0" w:lastColumn="0" w:oddVBand="0" w:evenVBand="0" w:oddHBand="0" w:evenHBand="0" w:firstRowFirstColumn="0" w:firstRowLastColumn="0" w:lastRowFirstColumn="0" w:lastRowLastColumn="0"/>
-            </w:pPr>
-            <w:r>
-              <w:t>0.1544</w:t>
-            </w:r>
-          </w:p>
-        </w:tc>
-      </w:tr>
-      <w:tr>
-        <w:tc>
-          <w:tcPr>
-            <w:cnfStyle w:val="001000000000" w:firstRow="0" w:lastRow="0" w:firstColumn="1" w:lastColumn="0" w:oddVBand="0" w:evenVBand="0" w:oddHBand="0" w:evenHBand="0" w:firstRowFirstColumn="0" w:firstRowLastColumn="0" w:lastRowFirstColumn="0" w:lastRowLastColumn="0"/>
-            <w:tcW w:w="3005" w:type="dxa"/>
-          </w:tcPr>
-          <w:p>
-            <w:pPr>
-              <w:jc w:val="center"/>
-            </w:pPr>
-            <w:r>
-              <w:t>5</w:t>
-            </w:r>
-          </w:p>
-        </w:tc>
-        <w:tc>
-          <w:tcPr>
-            <w:tcW w:w="3005" w:type="dxa"/>
-          </w:tcPr>
-          <w:p>
-            <w:pPr>
-              <w:cnfStyle w:val="000000000000" w:firstRow="0" w:lastRow="0" w:firstColumn="0" w:lastColumn="0" w:oddVBand="0" w:evenVBand="0" w:oddHBand="0" w:evenHBand="0" w:firstRowFirstColumn="0" w:firstRowLastColumn="0" w:lastRowFirstColumn="0" w:lastRowLastColumn="0"/>
-            </w:pPr>
-            <w:r>
-              <w:t xml:space="preserve">27405.18 </w:t>
-            </w:r>
-          </w:p>
-        </w:tc>
-        <w:tc>
-          <w:tcPr>
-            <w:tcW w:w="3006" w:type="dxa"/>
-          </w:tcPr>
-          <w:p>
-            <w:pPr>
-              <w:cnfStyle w:val="000000000000" w:firstRow="0" w:lastRow="0" w:firstColumn="0" w:lastColumn="0" w:oddVBand="0" w:evenVBand="0" w:oddHBand="0" w:evenHBand="0" w:firstRowFirstColumn="0" w:firstRowLastColumn="0" w:lastRowFirstColumn="0" w:lastRowLastColumn="0"/>
-            </w:pPr>
-            <w:r>
-              <w:t>0.1409</w:t>
-            </w:r>
-          </w:p>
-        </w:tc>
-      </w:tr>
-      <w:tr>
-        <w:tc>
-          <w:tcPr>
-            <w:cnfStyle w:val="001000000000" w:firstRow="0" w:lastRow="0" w:firstColumn="1" w:lastColumn="0" w:oddVBand="0" w:evenVBand="0" w:oddHBand="0" w:evenHBand="0" w:firstRowFirstColumn="0" w:firstRowLastColumn="0" w:lastRowFirstColumn="0" w:lastRowLastColumn="0"/>
-            <w:tcW w:w="3005" w:type="dxa"/>
-          </w:tcPr>
-          <w:p>
-            <w:pPr>
-              <w:jc w:val="center"/>
-            </w:pPr>
-            <w:r>
-              <w:t>6</w:t>
-            </w:r>
-          </w:p>
-        </w:tc>
-        <w:tc>
-          <w:tcPr>
-            <w:tcW w:w="3005" w:type="dxa"/>
-          </w:tcPr>
-          <w:p>
-            <w:pPr>
-              <w:cnfStyle w:val="000000000000" w:firstRow="0" w:lastRow="0" w:firstColumn="0" w:lastColumn="0" w:oddVBand="0" w:evenVBand="0" w:oddHBand="0" w:evenHBand="0" w:firstRowFirstColumn="0" w:firstRowLastColumn="0" w:lastRowFirstColumn="0" w:lastRowLastColumn="0"/>
-            </w:pPr>
-            <w:r>
-              <w:t>26000.82</w:t>
-            </w:r>
-          </w:p>
-        </w:tc>
-        <w:tc>
-          <w:tcPr>
-            <w:tcW w:w="3006" w:type="dxa"/>
-          </w:tcPr>
-          <w:p>
-            <w:pPr>
-              <w:cnfStyle w:val="000000000000" w:firstRow="0" w:lastRow="0" w:firstColumn="0" w:lastColumn="0" w:oddVBand="0" w:evenVBand="0" w:oddHBand="0" w:evenHBand="0" w:firstRowFirstColumn="0" w:firstRowLastColumn="0" w:lastRowFirstColumn="0" w:lastRowLastColumn="0"/>
-            </w:pPr>
-            <w:r>
-              <w:t>0.1446</w:t>
-            </w:r>
-          </w:p>
-        </w:tc>
-      </w:tr>
-      <w:tr>
-        <w:tc>
-          <w:tcPr>
-            <w:cnfStyle w:val="001000000000" w:firstRow="0" w:lastRow="0" w:firstColumn="1" w:lastColumn="0" w:oddVBand="0" w:evenVBand="0" w:oddHBand="0" w:evenHBand="0" w:firstRowFirstColumn="0" w:firstRowLastColumn="0" w:lastRowFirstColumn="0" w:lastRowLastColumn="0"/>
-            <w:tcW w:w="3005" w:type="dxa"/>
-          </w:tcPr>
-          <w:p>
-            <w:pPr>
-              <w:jc w:val="center"/>
-            </w:pPr>
-            <w:r>
-              <w:lastRenderedPageBreak/>
-              <w:t>7</w:t>
-            </w:r>
-          </w:p>
-        </w:tc>
-        <w:tc>
-          <w:tcPr>
-            <w:tcW w:w="3005" w:type="dxa"/>
-          </w:tcPr>
-          <w:p>
-            <w:pPr>
-              <w:cnfStyle w:val="000000000000" w:firstRow="0" w:lastRow="0" w:firstColumn="0" w:lastColumn="0" w:oddVBand="0" w:evenVBand="0" w:oddHBand="0" w:evenHBand="0" w:firstRowFirstColumn="0" w:firstRowLastColumn="0" w:lastRowFirstColumn="0" w:lastRowLastColumn="0"/>
-            </w:pPr>
-            <w:r>
-              <w:t xml:space="preserve">24935.27      </w:t>
-            </w:r>
-          </w:p>
-        </w:tc>
-        <w:tc>
-          <w:tcPr>
-            <w:tcW w:w="3006" w:type="dxa"/>
-          </w:tcPr>
-          <w:p>
-            <w:pPr>
-              <w:cnfStyle w:val="000000000000" w:firstRow="0" w:lastRow="0" w:firstColumn="0" w:lastColumn="0" w:oddVBand="0" w:evenVBand="0" w:oddHBand="0" w:evenHBand="0" w:firstRowFirstColumn="0" w:firstRowLastColumn="0" w:lastRowFirstColumn="0" w:lastRowLastColumn="0"/>
-            </w:pPr>
-            <w:r>
-              <w:t>0.1234</w:t>
-            </w:r>
-          </w:p>
-        </w:tc>
-      </w:tr>
-      <w:tr>
-        <w:tc>
-          <w:tcPr>
-            <w:cnfStyle w:val="001000000000" w:firstRow="0" w:lastRow="0" w:firstColumn="1" w:lastColumn="0" w:oddVBand="0" w:evenVBand="0" w:oddHBand="0" w:evenHBand="0" w:firstRowFirstColumn="0" w:firstRowLastColumn="0" w:lastRowFirstColumn="0" w:lastRowLastColumn="0"/>
-            <w:tcW w:w="3005" w:type="dxa"/>
-          </w:tcPr>
-          <w:p>
-            <w:pPr>
-              <w:jc w:val="center"/>
-            </w:pPr>
-            <w:r>
-              <w:t>8</w:t>
-            </w:r>
-          </w:p>
-        </w:tc>
-        <w:tc>
-          <w:tcPr>
-            <w:tcW w:w="3005" w:type="dxa"/>
-          </w:tcPr>
-          <w:p>
-            <w:pPr>
-              <w:cnfStyle w:val="000000000000" w:firstRow="0" w:lastRow="0" w:firstColumn="0" w:lastColumn="0" w:oddVBand="0" w:evenVBand="0" w:oddHBand="0" w:evenHBand="0" w:firstRowFirstColumn="0" w:firstRowLastColumn="0" w:lastRowFirstColumn="0" w:lastRowLastColumn="0"/>
-            </w:pPr>
-            <w:r>
-              <w:t xml:space="preserve">24153.85      </w:t>
-            </w:r>
-          </w:p>
-        </w:tc>
-        <w:tc>
-          <w:tcPr>
-            <w:tcW w:w="3006" w:type="dxa"/>
-          </w:tcPr>
-          <w:p>
-            <w:pPr>
-              <w:cnfStyle w:val="000000000000" w:firstRow="0" w:lastRow="0" w:firstColumn="0" w:lastColumn="0" w:oddVBand="0" w:evenVBand="0" w:oddHBand="0" w:evenHBand="0" w:firstRowFirstColumn="0" w:firstRowLastColumn="0" w:lastRowFirstColumn="0" w:lastRowLastColumn="0"/>
-            </w:pPr>
-            <w:r>
-              <w:t>0.1179</w:t>
-            </w:r>
-          </w:p>
-        </w:tc>
-      </w:tr>
-      <w:tr>
-        <w:tc>
-          <w:tcPr>
-            <w:cnfStyle w:val="001000000000" w:firstRow="0" w:lastRow="0" w:firstColumn="1" w:lastColumn="0" w:oddVBand="0" w:evenVBand="0" w:oddHBand="0" w:evenHBand="0" w:firstRowFirstColumn="0" w:firstRowLastColumn="0" w:lastRowFirstColumn="0" w:lastRowLastColumn="0"/>
-            <w:tcW w:w="3005" w:type="dxa"/>
-          </w:tcPr>
-          <w:p>
-            <w:pPr>
-              <w:jc w:val="center"/>
-            </w:pPr>
-            <w:r>
-              <w:t>9</w:t>
-            </w:r>
-          </w:p>
-        </w:tc>
-        <w:tc>
-          <w:tcPr>
-            <w:tcW w:w="3005" w:type="dxa"/>
-          </w:tcPr>
-          <w:p>
-            <w:pPr>
-              <w:cnfStyle w:val="000000000000" w:firstRow="0" w:lastRow="0" w:firstColumn="0" w:lastColumn="0" w:oddVBand="0" w:evenVBand="0" w:oddHBand="0" w:evenHBand="0" w:firstRowFirstColumn="0" w:firstRowLastColumn="0" w:lastRowFirstColumn="0" w:lastRowLastColumn="0"/>
-            </w:pPr>
-            <w:r>
-              <w:t xml:space="preserve">23308.99      </w:t>
-            </w:r>
-          </w:p>
-        </w:tc>
-        <w:tc>
-          <w:tcPr>
-            <w:tcW w:w="3006" w:type="dxa"/>
-          </w:tcPr>
-          <w:p>
-            <w:pPr>
-              <w:cnfStyle w:val="000000000000" w:firstRow="0" w:lastRow="0" w:firstColumn="0" w:lastColumn="0" w:oddVBand="0" w:evenVBand="0" w:oddHBand="0" w:evenHBand="0" w:firstRowFirstColumn="0" w:firstRowLastColumn="0" w:lastRowFirstColumn="0" w:lastRowLastColumn="0"/>
-            </w:pPr>
-            <w:r>
-              <w:t>0.1145</w:t>
-            </w:r>
-          </w:p>
-        </w:tc>
-      </w:tr>
-      <w:tr>
-        <w:tc>
-          <w:tcPr>
-            <w:cnfStyle w:val="001000000000" w:firstRow="0" w:lastRow="0" w:firstColumn="1" w:lastColumn="0" w:oddVBand="0" w:evenVBand="0" w:oddHBand="0" w:evenHBand="0" w:firstRowFirstColumn="0" w:firstRowLastColumn="0" w:lastRowFirstColumn="0" w:lastRowLastColumn="0"/>
-            <w:tcW w:w="3005" w:type="dxa"/>
-          </w:tcPr>
-          <w:p>
-            <w:pPr>
-              <w:jc w:val="center"/>
-            </w:pPr>
-            <w:r>
-              <w:t>10</w:t>
-            </w:r>
-          </w:p>
-        </w:tc>
-        <w:tc>
-          <w:tcPr>
-            <w:tcW w:w="3005" w:type="dxa"/>
-          </w:tcPr>
-          <w:p>
-            <w:pPr>
-              <w:cnfStyle w:val="000000000000" w:firstRow="0" w:lastRow="0" w:firstColumn="0" w:lastColumn="0" w:oddVBand="0" w:evenVBand="0" w:oddHBand="0" w:evenHBand="0" w:firstRowFirstColumn="0" w:firstRowLastColumn="0" w:lastRowFirstColumn="0" w:lastRowLastColumn="0"/>
-            </w:pPr>
-            <w:r>
-              <w:t xml:space="preserve">22486.92      </w:t>
-            </w:r>
-          </w:p>
-        </w:tc>
-        <w:tc>
-          <w:tcPr>
-            <w:tcW w:w="3006" w:type="dxa"/>
-          </w:tcPr>
-          <w:p>
-            <w:pPr>
-              <w:cnfStyle w:val="000000000000" w:firstRow="0" w:lastRow="0" w:firstColumn="0" w:lastColumn="0" w:oddVBand="0" w:evenVBand="0" w:oddHBand="0" w:evenHBand="0" w:firstRowFirstColumn="0" w:firstRowLastColumn="0" w:lastRowFirstColumn="0" w:lastRowLastColumn="0"/>
-            </w:pPr>
-            <w:r>
-              <w:t>0.1183</w:t>
-            </w:r>
-          </w:p>
-        </w:tc>
-      </w:tr>
-      <w:tr>
-        <w:tc>
-          <w:tcPr>
-            <w:cnfStyle w:val="001000000000" w:firstRow="0" w:lastRow="0" w:firstColumn="1" w:lastColumn="0" w:oddVBand="0" w:evenVBand="0" w:oddHBand="0" w:evenHBand="0" w:firstRowFirstColumn="0" w:firstRowLastColumn="0" w:lastRowFirstColumn="0" w:lastRowLastColumn="0"/>
-            <w:tcW w:w="3005" w:type="dxa"/>
-          </w:tcPr>
-          <w:p>
-            <w:pPr>
-              <w:jc w:val="center"/>
-            </w:pPr>
-            <w:r>
-              <w:t>11</w:t>
-            </w:r>
-          </w:p>
-        </w:tc>
-        <w:tc>
-          <w:tcPr>
-            <w:tcW w:w="3005" w:type="dxa"/>
-          </w:tcPr>
-          <w:p>
-            <w:pPr>
-              <w:cnfStyle w:val="000000000000" w:firstRow="0" w:lastRow="0" w:firstColumn="0" w:lastColumn="0" w:oddVBand="0" w:evenVBand="0" w:oddHBand="0" w:evenHBand="0" w:firstRowFirstColumn="0" w:firstRowLastColumn="0" w:lastRowFirstColumn="0" w:lastRowLastColumn="0"/>
-            </w:pPr>
-            <w:r>
-              <w:t>2</w:t>
-            </w:r>
-            <w:r>
-              <w:t xml:space="preserve">2013.35      </w:t>
-            </w:r>
-          </w:p>
-        </w:tc>
-        <w:tc>
-          <w:tcPr>
-            <w:tcW w:w="3006" w:type="dxa"/>
-          </w:tcPr>
-          <w:p>
-            <w:pPr>
-              <w:cnfStyle w:val="000000000000" w:firstRow="0" w:lastRow="0" w:firstColumn="0" w:lastColumn="0" w:oddVBand="0" w:evenVBand="0" w:oddHBand="0" w:evenHBand="0" w:firstRowFirstColumn="0" w:firstRowLastColumn="0" w:lastRowFirstColumn="0" w:lastRowLastColumn="0"/>
-            </w:pPr>
-            <w:r>
-              <w:t>0.1198</w:t>
-            </w:r>
-          </w:p>
-        </w:tc>
-      </w:tr>
-      <w:tr>
-        <w:tc>
-          <w:tcPr>
-            <w:cnfStyle w:val="001000000000" w:firstRow="0" w:lastRow="0" w:firstColumn="1" w:lastColumn="0" w:oddVBand="0" w:evenVBand="0" w:oddHBand="0" w:evenHBand="0" w:firstRowFirstColumn="0" w:firstRowLastColumn="0" w:lastRowFirstColumn="0" w:lastRowLastColumn="0"/>
-            <w:tcW w:w="3005" w:type="dxa"/>
-          </w:tcPr>
-          <w:p>
-            <w:pPr>
-              <w:jc w:val="center"/>
-            </w:pPr>
-            <w:r>
-              <w:t>1</w:t>
-            </w:r>
-            <w:r>
-              <w:t>2</w:t>
-            </w:r>
-          </w:p>
-        </w:tc>
-        <w:tc>
-          <w:tcPr>
-            <w:tcW w:w="3005" w:type="dxa"/>
-          </w:tcPr>
-          <w:p>
-            <w:pPr>
-              <w:cnfStyle w:val="000000000000" w:firstRow="0" w:lastRow="0" w:firstColumn="0" w:lastColumn="0" w:oddVBand="0" w:evenVBand="0" w:oddHBand="0" w:evenHBand="0" w:firstRowFirstColumn="0" w:firstRowLastColumn="0" w:lastRowFirstColumn="0" w:lastRowLastColumn="0"/>
-            </w:pPr>
-            <w:r>
-              <w:t xml:space="preserve">21441.26      </w:t>
-            </w:r>
-          </w:p>
-        </w:tc>
-        <w:tc>
-          <w:tcPr>
-            <w:tcW w:w="3006" w:type="dxa"/>
-          </w:tcPr>
-          <w:p>
-            <w:pPr>
-              <w:cnfStyle w:val="000000000000" w:firstRow="0" w:lastRow="0" w:firstColumn="0" w:lastColumn="0" w:oddVBand="0" w:evenVBand="0" w:oddHBand="0" w:evenHBand="0" w:firstRowFirstColumn="0" w:firstRowLastColumn="0" w:lastRowFirstColumn="0" w:lastRowLastColumn="0"/>
-            </w:pPr>
-            <w:r>
-              <w:t>0.1111</w:t>
-            </w:r>
-          </w:p>
-        </w:tc>
-      </w:tr>
-      <w:tr>
-        <w:tc>
-          <w:tcPr>
-            <w:cnfStyle w:val="001000000000" w:firstRow="0" w:lastRow="0" w:firstColumn="1" w:lastColumn="0" w:oddVBand="0" w:evenVBand="0" w:oddHBand="0" w:evenHBand="0" w:firstRowFirstColumn="0" w:firstRowLastColumn="0" w:lastRowFirstColumn="0" w:lastRowLastColumn="0"/>
-            <w:tcW w:w="3005" w:type="dxa"/>
-          </w:tcPr>
-          <w:p>
-            <w:pPr>
-              <w:jc w:val="center"/>
-            </w:pPr>
-            <w:r>
-              <w:t>1</w:t>
-            </w:r>
-            <w:r>
-              <w:t>3</w:t>
-            </w:r>
-          </w:p>
-        </w:tc>
-        <w:tc>
-          <w:tcPr>
-            <w:tcW w:w="3005" w:type="dxa"/>
-          </w:tcPr>
-          <w:p>
-            <w:pPr>
-              <w:cnfStyle w:val="000000000000" w:firstRow="0" w:lastRow="0" w:firstColumn="0" w:lastColumn="0" w:oddVBand="0" w:evenVBand="0" w:oddHBand="0" w:evenHBand="0" w:firstRowFirstColumn="0" w:firstRowLastColumn="0" w:lastRowFirstColumn="0" w:lastRowLastColumn="0"/>
-            </w:pPr>
-            <w:r>
-              <w:t xml:space="preserve">21033.98      </w:t>
-            </w:r>
-          </w:p>
-        </w:tc>
-        <w:tc>
-          <w:tcPr>
-            <w:tcW w:w="3006" w:type="dxa"/>
-          </w:tcPr>
-          <w:p>
-            <w:pPr>
-              <w:cnfStyle w:val="000000000000" w:firstRow="0" w:lastRow="0" w:firstColumn="0" w:lastColumn="0" w:oddVBand="0" w:evenVBand="0" w:oddHBand="0" w:evenHBand="0" w:firstRowFirstColumn="0" w:firstRowLastColumn="0" w:lastRowFirstColumn="0" w:lastRowLastColumn="0"/>
-            </w:pPr>
-            <w:r>
-              <w:t>0.1067</w:t>
-            </w:r>
-          </w:p>
-        </w:tc>
-      </w:tr>
-      <w:tr>
-        <w:tc>
-          <w:tcPr>
-            <w:cnfStyle w:val="001000000000" w:firstRow="0" w:lastRow="0" w:firstColumn="1" w:lastColumn="0" w:oddVBand="0" w:evenVBand="0" w:oddHBand="0" w:evenHBand="0" w:firstRowFirstColumn="0" w:firstRowLastColumn="0" w:lastRowFirstColumn="0" w:lastRowLastColumn="0"/>
-            <w:tcW w:w="3005" w:type="dxa"/>
-          </w:tcPr>
-          <w:p>
-            <w:pPr>
-              <w:jc w:val="center"/>
-            </w:pPr>
-            <w:r>
-              <w:t>1</w:t>
-            </w:r>
-            <w:r>
-              <w:t>4</w:t>
-            </w:r>
-          </w:p>
-        </w:tc>
-        <w:tc>
-          <w:tcPr>
-            <w:tcW w:w="3005" w:type="dxa"/>
-          </w:tcPr>
-          <w:p>
-            <w:pPr>
-              <w:cnfStyle w:val="000000000000" w:firstRow="0" w:lastRow="0" w:firstColumn="0" w:lastColumn="0" w:oddVBand="0" w:evenVBand="0" w:oddHBand="0" w:evenHBand="0" w:firstRowFirstColumn="0" w:firstRowLastColumn="0" w:lastRowFirstColumn="0" w:lastRowLastColumn="0"/>
-            </w:pPr>
-            <w:r>
-              <w:t xml:space="preserve">20619.42      </w:t>
-            </w:r>
-          </w:p>
-        </w:tc>
-        <w:tc>
-          <w:tcPr>
-            <w:tcW w:w="3006" w:type="dxa"/>
-          </w:tcPr>
-          <w:p>
-            <w:pPr>
-              <w:cnfStyle w:val="000000000000" w:firstRow="0" w:lastRow="0" w:firstColumn="0" w:lastColumn="0" w:oddVBand="0" w:evenVBand="0" w:oddHBand="0" w:evenHBand="0" w:firstRowFirstColumn="0" w:firstRowLastColumn="0" w:lastRowFirstColumn="0" w:lastRowLastColumn="0"/>
-            </w:pPr>
-            <w:r>
-              <w:t>0.1066</w:t>
-            </w:r>
-          </w:p>
-        </w:tc>
-      </w:tr>
-      <w:tr>
-        <w:tc>
-          <w:tcPr>
-            <w:cnfStyle w:val="001000000000" w:firstRow="0" w:lastRow="0" w:firstColumn="1" w:lastColumn="0" w:oddVBand="0" w:evenVBand="0" w:oddHBand="0" w:evenHBand="0" w:firstRowFirstColumn="0" w:firstRowLastColumn="0" w:lastRowFirstColumn="0" w:lastRowLastColumn="0"/>
-            <w:tcW w:w="3005" w:type="dxa"/>
-          </w:tcPr>
-          <w:p>
-            <w:pPr>
-              <w:jc w:val="center"/>
-            </w:pPr>
-            <w:r>
-              <w:t>1</w:t>
-            </w:r>
-            <w:r>
-              <w:t>5</w:t>
-            </w:r>
-          </w:p>
-        </w:tc>
-        <w:tc>
-          <w:tcPr>
-            <w:tcW w:w="3005" w:type="dxa"/>
-          </w:tcPr>
-          <w:p>
-            <w:pPr>
-              <w:cnfStyle w:val="000000000000" w:firstRow="0" w:lastRow="0" w:firstColumn="0" w:lastColumn="0" w:oddVBand="0" w:evenVBand="0" w:oddHBand="0" w:evenHBand="0" w:firstRowFirstColumn="0" w:firstRowLastColumn="0" w:lastRowFirstColumn="0" w:lastRowLastColumn="0"/>
-            </w:pPr>
-            <w:r>
-              <w:t xml:space="preserve">20226.78      </w:t>
-            </w:r>
-          </w:p>
-        </w:tc>
-        <w:tc>
-          <w:tcPr>
-            <w:tcW w:w="3006" w:type="dxa"/>
-          </w:tcPr>
-          <w:p>
-            <w:pPr>
-              <w:cnfStyle w:val="000000000000" w:firstRow="0" w:lastRow="0" w:firstColumn="0" w:lastColumn="0" w:oddVBand="0" w:evenVBand="0" w:oddHBand="0" w:evenHBand="0" w:firstRowFirstColumn="0" w:firstRowLastColumn="0" w:lastRowFirstColumn="0" w:lastRowLastColumn="0"/>
-            </w:pPr>
-            <w:r>
-              <w:t>0.1071</w:t>
-            </w:r>
-          </w:p>
-        </w:tc>
-      </w:tr>
-      <w:tr>
-        <w:tc>
-          <w:tcPr>
-            <w:cnfStyle w:val="001000000000" w:firstRow="0" w:lastRow="0" w:firstColumn="1" w:lastColumn="0" w:oddVBand="0" w:evenVBand="0" w:oddHBand="0" w:evenHBand="0" w:firstRowFirstColumn="0" w:firstRowLastColumn="0" w:lastRowFirstColumn="0" w:lastRowLastColumn="0"/>
-            <w:tcW w:w="3005" w:type="dxa"/>
-          </w:tcPr>
-          <w:p>
-            <w:pPr>
-              <w:jc w:val="center"/>
-            </w:pPr>
-            <w:r>
-              <w:t>1</w:t>
-            </w:r>
-            <w:r>
-              <w:t>6</w:t>
-            </w:r>
-          </w:p>
-        </w:tc>
-        <w:tc>
-          <w:tcPr>
-            <w:tcW w:w="3005" w:type="dxa"/>
-          </w:tcPr>
-          <w:p>
-            <w:pPr>
-              <w:cnfStyle w:val="000000000000" w:firstRow="0" w:lastRow="0" w:firstColumn="0" w:lastColumn="0" w:oddVBand="0" w:evenVBand="0" w:oddHBand="0" w:evenHBand="0" w:firstRowFirstColumn="0" w:firstRowLastColumn="0" w:lastRowFirstColumn="0" w:lastRowLastColumn="0"/>
-            </w:pPr>
-            <w:r>
-              <w:t xml:space="preserve">20015.71      </w:t>
-            </w:r>
-          </w:p>
-        </w:tc>
-        <w:tc>
-          <w:tcPr>
-            <w:tcW w:w="3006" w:type="dxa"/>
-          </w:tcPr>
-          <w:p>
-            <w:pPr>
-              <w:cnfStyle w:val="000000000000" w:firstRow="0" w:lastRow="0" w:firstColumn="0" w:lastColumn="0" w:oddVBand="0" w:evenVBand="0" w:oddHBand="0" w:evenHBand="0" w:firstRowFirstColumn="0" w:firstRowLastColumn="0" w:lastRowFirstColumn="0" w:lastRowLastColumn="0"/>
-            </w:pPr>
-            <w:r>
-              <w:t>0.0991</w:t>
-            </w:r>
-          </w:p>
-        </w:tc>
-      </w:tr>
-    </w:tbl>
     <w:p>
       <w:r>
-        <w:t xml:space="preserve">Table 1.1: </w:t>
-      </w:r>
-    </w:p>
-    <w:p>
-      <w:r>
+        <w:rPr>
+          <w:noProof/>
+        </w:rPr>
         <w:drawing>
-          <wp:inline distT="0" distB="0" distL="0" distR="0" wp14:anchorId="04D2B3F1" wp14:editId="57739017">
-            <wp:extent cx="6049926" cy="2594645"/>
-            <wp:effectExtent l="0" t="0" r="8255" b="0"/>
+          <wp:inline distT="0" distB="0" distL="0" distR="0" wp14:anchorId="7F8159A0" wp14:editId="3B9367F8">
+            <wp:extent cx="4699591" cy="2015523"/>
+            <wp:effectExtent l="0" t="0" r="6350" b="3810"/>
             <wp:docPr id="2141289637" name="Picture 1"/>
             <wp:cNvGraphicFramePr>
               <a:graphicFrameLocks xmlns:a="http://schemas.openxmlformats.org/drawingml/2006/main" noChangeAspect="1"/>
@@ -1231,7 +532,7 @@
                   <pic:spPr>
                     <a:xfrm>
                       <a:off x="0" y="0"/>
-                      <a:ext cx="6052624" cy="2595802"/>
+                      <a:ext cx="4707108" cy="2018747"/>
                     </a:xfrm>
                     <a:prstGeom prst="rect">
                       <a:avLst/>
@@ -1249,27 +550,721 @@
         <w:t xml:space="preserve">Figure 1.3: </w:t>
       </w:r>
     </w:p>
-    <w:p/>
-    <w:p/>
-    <w:p/>
-    <w:p/>
-    <w:p/>
-    <w:p/>
-    <w:p/>
-    <w:p/>
-    <w:p/>
-    <w:p/>
-    <w:p/>
-    <w:p/>
+    <w:tbl>
+      <w:tblPr>
+        <w:tblStyle w:val="GridTable1Light"/>
+        <w:tblpPr w:leftFromText="180" w:rightFromText="180" w:vertAnchor="text" w:horzAnchor="page" w:tblpX="1906" w:tblpY="46"/>
+        <w:tblW w:w="0" w:type="auto"/>
+        <w:tblLook w:val="04A0" w:firstRow="1" w:lastRow="0" w:firstColumn="1" w:lastColumn="0" w:noHBand="0" w:noVBand="1"/>
+      </w:tblPr>
+      <w:tblGrid>
+        <w:gridCol w:w="3005"/>
+        <w:gridCol w:w="3005"/>
+        <w:gridCol w:w="3006"/>
+      </w:tblGrid>
+      <w:tr>
+        <w:trPr>
+          <w:cnfStyle w:val="100000000000" w:firstRow="1" w:lastRow="0" w:firstColumn="0" w:lastColumn="0" w:oddVBand="0" w:evenVBand="0" w:oddHBand="0" w:evenHBand="0" w:firstRowFirstColumn="0" w:firstRowLastColumn="0" w:lastRowFirstColumn="0" w:lastRowLastColumn="0"/>
+        </w:trPr>
+        <w:tc>
+          <w:tcPr>
+            <w:cnfStyle w:val="001000000000" w:firstRow="0" w:lastRow="0" w:firstColumn="1" w:lastColumn="0" w:oddVBand="0" w:evenVBand="0" w:oddHBand="0" w:evenHBand="0" w:firstRowFirstColumn="0" w:firstRowLastColumn="0" w:lastRowFirstColumn="0" w:lastRowLastColumn="0"/>
+            <w:tcW w:w="3005" w:type="dxa"/>
+          </w:tcPr>
+          <w:p>
+            <w:pPr>
+              <w:jc w:val="center"/>
+            </w:pPr>
+            <w:r>
+              <w:lastRenderedPageBreak/>
+              <w:t>Cluster Number</w:t>
+            </w:r>
+          </w:p>
+        </w:tc>
+        <w:tc>
+          <w:tcPr>
+            <w:tcW w:w="3005" w:type="dxa"/>
+          </w:tcPr>
+          <w:p>
+            <w:pPr>
+              <w:jc w:val="center"/>
+              <w:cnfStyle w:val="100000000000" w:firstRow="1" w:lastRow="0" w:firstColumn="0" w:lastColumn="0" w:oddVBand="0" w:evenVBand="0" w:oddHBand="0" w:evenHBand="0" w:firstRowFirstColumn="0" w:firstRowLastColumn="0" w:lastRowFirstColumn="0" w:lastRowLastColumn="0"/>
+            </w:pPr>
+            <w:r>
+              <w:t>Inertia Score</w:t>
+            </w:r>
+          </w:p>
+        </w:tc>
+        <w:tc>
+          <w:tcPr>
+            <w:tcW w:w="3006" w:type="dxa"/>
+          </w:tcPr>
+          <w:p>
+            <w:pPr>
+              <w:jc w:val="center"/>
+              <w:cnfStyle w:val="100000000000" w:firstRow="1" w:lastRow="0" w:firstColumn="0" w:lastColumn="0" w:oddVBand="0" w:evenVBand="0" w:oddHBand="0" w:evenHBand="0" w:firstRowFirstColumn="0" w:firstRowLastColumn="0" w:lastRowFirstColumn="0" w:lastRowLastColumn="0"/>
+            </w:pPr>
+            <w:r>
+              <w:t>Silhouette Score</w:t>
+            </w:r>
+          </w:p>
+        </w:tc>
+      </w:tr>
+      <w:tr>
+        <w:tc>
+          <w:tcPr>
+            <w:cnfStyle w:val="001000000000" w:firstRow="0" w:lastRow="0" w:firstColumn="1" w:lastColumn="0" w:oddVBand="0" w:evenVBand="0" w:oddHBand="0" w:evenHBand="0" w:firstRowFirstColumn="0" w:firstRowLastColumn="0" w:lastRowFirstColumn="0" w:lastRowLastColumn="0"/>
+            <w:tcW w:w="3005" w:type="dxa"/>
+          </w:tcPr>
+          <w:p>
+            <w:pPr>
+              <w:jc w:val="center"/>
+            </w:pPr>
+            <w:r>
+              <w:t>2</w:t>
+            </w:r>
+          </w:p>
+        </w:tc>
+        <w:tc>
+          <w:tcPr>
+            <w:tcW w:w="3005" w:type="dxa"/>
+          </w:tcPr>
+          <w:p>
+            <w:pPr>
+              <w:cnfStyle w:val="000000000000" w:firstRow="0" w:lastRow="0" w:firstColumn="0" w:lastColumn="0" w:oddVBand="0" w:evenVBand="0" w:oddHBand="0" w:evenHBand="0" w:firstRowFirstColumn="0" w:firstRowLastColumn="0" w:lastRowFirstColumn="0" w:lastRowLastColumn="0"/>
+            </w:pPr>
+            <w:r>
+              <w:t xml:space="preserve">34860.11 </w:t>
+            </w:r>
+          </w:p>
+        </w:tc>
+        <w:tc>
+          <w:tcPr>
+            <w:tcW w:w="3006" w:type="dxa"/>
+          </w:tcPr>
+          <w:p>
+            <w:pPr>
+              <w:cnfStyle w:val="000000000000" w:firstRow="0" w:lastRow="0" w:firstColumn="0" w:lastColumn="0" w:oddVBand="0" w:evenVBand="0" w:oddHBand="0" w:evenHBand="0" w:firstRowFirstColumn="0" w:firstRowLastColumn="0" w:lastRowFirstColumn="0" w:lastRowLastColumn="0"/>
+            </w:pPr>
+            <w:r>
+              <w:t>0.2134</w:t>
+            </w:r>
+          </w:p>
+        </w:tc>
+      </w:tr>
+      <w:tr>
+        <w:tc>
+          <w:tcPr>
+            <w:cnfStyle w:val="001000000000" w:firstRow="0" w:lastRow="0" w:firstColumn="1" w:lastColumn="0" w:oddVBand="0" w:evenVBand="0" w:oddHBand="0" w:evenHBand="0" w:firstRowFirstColumn="0" w:firstRowLastColumn="0" w:lastRowFirstColumn="0" w:lastRowLastColumn="0"/>
+            <w:tcW w:w="3005" w:type="dxa"/>
+          </w:tcPr>
+          <w:p>
+            <w:pPr>
+              <w:tabs>
+                <w:tab w:val="left" w:pos="810"/>
+              </w:tabs>
+              <w:jc w:val="center"/>
+            </w:pPr>
+            <w:r>
+              <w:t>3</w:t>
+            </w:r>
+          </w:p>
+        </w:tc>
+        <w:tc>
+          <w:tcPr>
+            <w:tcW w:w="3005" w:type="dxa"/>
+          </w:tcPr>
+          <w:p>
+            <w:pPr>
+              <w:cnfStyle w:val="000000000000" w:firstRow="0" w:lastRow="0" w:firstColumn="0" w:lastColumn="0" w:oddVBand="0" w:evenVBand="0" w:oddHBand="0" w:evenHBand="0" w:firstRowFirstColumn="0" w:firstRowLastColumn="0" w:lastRowFirstColumn="0" w:lastRowLastColumn="0"/>
+            </w:pPr>
+            <w:r>
+              <w:t xml:space="preserve">31950.96 </w:t>
+            </w:r>
+          </w:p>
+        </w:tc>
+        <w:tc>
+          <w:tcPr>
+            <w:tcW w:w="3006" w:type="dxa"/>
+          </w:tcPr>
+          <w:p>
+            <w:pPr>
+              <w:cnfStyle w:val="000000000000" w:firstRow="0" w:lastRow="0" w:firstColumn="0" w:lastColumn="0" w:oddVBand="0" w:evenVBand="0" w:oddHBand="0" w:evenHBand="0" w:firstRowFirstColumn="0" w:firstRowLastColumn="0" w:lastRowFirstColumn="0" w:lastRowLastColumn="0"/>
+            </w:pPr>
+            <w:r>
+              <w:t>0.1389</w:t>
+            </w:r>
+          </w:p>
+        </w:tc>
+      </w:tr>
+      <w:tr>
+        <w:tc>
+          <w:tcPr>
+            <w:cnfStyle w:val="001000000000" w:firstRow="0" w:lastRow="0" w:firstColumn="1" w:lastColumn="0" w:oddVBand="0" w:evenVBand="0" w:oddHBand="0" w:evenHBand="0" w:firstRowFirstColumn="0" w:firstRowLastColumn="0" w:lastRowFirstColumn="0" w:lastRowLastColumn="0"/>
+            <w:tcW w:w="3005" w:type="dxa"/>
+          </w:tcPr>
+          <w:p>
+            <w:pPr>
+              <w:jc w:val="center"/>
+            </w:pPr>
+            <w:r>
+              <w:t>4</w:t>
+            </w:r>
+          </w:p>
+        </w:tc>
+        <w:tc>
+          <w:tcPr>
+            <w:tcW w:w="3005" w:type="dxa"/>
+          </w:tcPr>
+          <w:p>
+            <w:pPr>
+              <w:cnfStyle w:val="000000000000" w:firstRow="0" w:lastRow="0" w:firstColumn="0" w:lastColumn="0" w:oddVBand="0" w:evenVBand="0" w:oddHBand="0" w:evenHBand="0" w:firstRowFirstColumn="0" w:firstRowLastColumn="0" w:lastRowFirstColumn="0" w:lastRowLastColumn="0"/>
+            </w:pPr>
+            <w:r>
+              <w:t xml:space="preserve">29382.88 </w:t>
+            </w:r>
+          </w:p>
+        </w:tc>
+        <w:tc>
+          <w:tcPr>
+            <w:tcW w:w="3006" w:type="dxa"/>
+          </w:tcPr>
+          <w:p>
+            <w:pPr>
+              <w:cnfStyle w:val="000000000000" w:firstRow="0" w:lastRow="0" w:firstColumn="0" w:lastColumn="0" w:oddVBand="0" w:evenVBand="0" w:oddHBand="0" w:evenHBand="0" w:firstRowFirstColumn="0" w:firstRowLastColumn="0" w:lastRowFirstColumn="0" w:lastRowLastColumn="0"/>
+            </w:pPr>
+            <w:r>
+              <w:t>0.1544</w:t>
+            </w:r>
+          </w:p>
+        </w:tc>
+      </w:tr>
+      <w:tr>
+        <w:tc>
+          <w:tcPr>
+            <w:cnfStyle w:val="001000000000" w:firstRow="0" w:lastRow="0" w:firstColumn="1" w:lastColumn="0" w:oddVBand="0" w:evenVBand="0" w:oddHBand="0" w:evenHBand="0" w:firstRowFirstColumn="0" w:firstRowLastColumn="0" w:lastRowFirstColumn="0" w:lastRowLastColumn="0"/>
+            <w:tcW w:w="3005" w:type="dxa"/>
+          </w:tcPr>
+          <w:p>
+            <w:pPr>
+              <w:jc w:val="center"/>
+            </w:pPr>
+            <w:r>
+              <w:t>5</w:t>
+            </w:r>
+          </w:p>
+        </w:tc>
+        <w:tc>
+          <w:tcPr>
+            <w:tcW w:w="3005" w:type="dxa"/>
+          </w:tcPr>
+          <w:p>
+            <w:pPr>
+              <w:cnfStyle w:val="000000000000" w:firstRow="0" w:lastRow="0" w:firstColumn="0" w:lastColumn="0" w:oddVBand="0" w:evenVBand="0" w:oddHBand="0" w:evenHBand="0" w:firstRowFirstColumn="0" w:firstRowLastColumn="0" w:lastRowFirstColumn="0" w:lastRowLastColumn="0"/>
+            </w:pPr>
+            <w:r>
+              <w:t xml:space="preserve">27405.18 </w:t>
+            </w:r>
+          </w:p>
+        </w:tc>
+        <w:tc>
+          <w:tcPr>
+            <w:tcW w:w="3006" w:type="dxa"/>
+          </w:tcPr>
+          <w:p>
+            <w:pPr>
+              <w:cnfStyle w:val="000000000000" w:firstRow="0" w:lastRow="0" w:firstColumn="0" w:lastColumn="0" w:oddVBand="0" w:evenVBand="0" w:oddHBand="0" w:evenHBand="0" w:firstRowFirstColumn="0" w:firstRowLastColumn="0" w:lastRowFirstColumn="0" w:lastRowLastColumn="0"/>
+            </w:pPr>
+            <w:r>
+              <w:t>0.1409</w:t>
+            </w:r>
+          </w:p>
+        </w:tc>
+      </w:tr>
+      <w:tr>
+        <w:tc>
+          <w:tcPr>
+            <w:cnfStyle w:val="001000000000" w:firstRow="0" w:lastRow="0" w:firstColumn="1" w:lastColumn="0" w:oddVBand="0" w:evenVBand="0" w:oddHBand="0" w:evenHBand="0" w:firstRowFirstColumn="0" w:firstRowLastColumn="0" w:lastRowFirstColumn="0" w:lastRowLastColumn="0"/>
+            <w:tcW w:w="3005" w:type="dxa"/>
+          </w:tcPr>
+          <w:p>
+            <w:pPr>
+              <w:jc w:val="center"/>
+            </w:pPr>
+            <w:r>
+              <w:t>6</w:t>
+            </w:r>
+          </w:p>
+        </w:tc>
+        <w:tc>
+          <w:tcPr>
+            <w:tcW w:w="3005" w:type="dxa"/>
+          </w:tcPr>
+          <w:p>
+            <w:pPr>
+              <w:cnfStyle w:val="000000000000" w:firstRow="0" w:lastRow="0" w:firstColumn="0" w:lastColumn="0" w:oddVBand="0" w:evenVBand="0" w:oddHBand="0" w:evenHBand="0" w:firstRowFirstColumn="0" w:firstRowLastColumn="0" w:lastRowFirstColumn="0" w:lastRowLastColumn="0"/>
+            </w:pPr>
+            <w:r>
+              <w:t>26000.82</w:t>
+            </w:r>
+          </w:p>
+        </w:tc>
+        <w:tc>
+          <w:tcPr>
+            <w:tcW w:w="3006" w:type="dxa"/>
+          </w:tcPr>
+          <w:p>
+            <w:pPr>
+              <w:cnfStyle w:val="000000000000" w:firstRow="0" w:lastRow="0" w:firstColumn="0" w:lastColumn="0" w:oddVBand="0" w:evenVBand="0" w:oddHBand="0" w:evenHBand="0" w:firstRowFirstColumn="0" w:firstRowLastColumn="0" w:lastRowFirstColumn="0" w:lastRowLastColumn="0"/>
+            </w:pPr>
+            <w:r>
+              <w:t>0.1446</w:t>
+            </w:r>
+          </w:p>
+        </w:tc>
+      </w:tr>
+      <w:tr>
+        <w:tc>
+          <w:tcPr>
+            <w:cnfStyle w:val="001000000000" w:firstRow="0" w:lastRow="0" w:firstColumn="1" w:lastColumn="0" w:oddVBand="0" w:evenVBand="0" w:oddHBand="0" w:evenHBand="0" w:firstRowFirstColumn="0" w:firstRowLastColumn="0" w:lastRowFirstColumn="0" w:lastRowLastColumn="0"/>
+            <w:tcW w:w="3005" w:type="dxa"/>
+          </w:tcPr>
+          <w:p>
+            <w:pPr>
+              <w:jc w:val="center"/>
+            </w:pPr>
+            <w:r>
+              <w:t>7</w:t>
+            </w:r>
+          </w:p>
+        </w:tc>
+        <w:tc>
+          <w:tcPr>
+            <w:tcW w:w="3005" w:type="dxa"/>
+          </w:tcPr>
+          <w:p>
+            <w:pPr>
+              <w:cnfStyle w:val="000000000000" w:firstRow="0" w:lastRow="0" w:firstColumn="0" w:lastColumn="0" w:oddVBand="0" w:evenVBand="0" w:oddHBand="0" w:evenHBand="0" w:firstRowFirstColumn="0" w:firstRowLastColumn="0" w:lastRowFirstColumn="0" w:lastRowLastColumn="0"/>
+            </w:pPr>
+            <w:r>
+              <w:t xml:space="preserve">24935.27      </w:t>
+            </w:r>
+          </w:p>
+        </w:tc>
+        <w:tc>
+          <w:tcPr>
+            <w:tcW w:w="3006" w:type="dxa"/>
+          </w:tcPr>
+          <w:p>
+            <w:pPr>
+              <w:cnfStyle w:val="000000000000" w:firstRow="0" w:lastRow="0" w:firstColumn="0" w:lastColumn="0" w:oddVBand="0" w:evenVBand="0" w:oddHBand="0" w:evenHBand="0" w:firstRowFirstColumn="0" w:firstRowLastColumn="0" w:lastRowFirstColumn="0" w:lastRowLastColumn="0"/>
+            </w:pPr>
+            <w:r>
+              <w:t>0.1234</w:t>
+            </w:r>
+          </w:p>
+        </w:tc>
+      </w:tr>
+      <w:tr>
+        <w:tc>
+          <w:tcPr>
+            <w:cnfStyle w:val="001000000000" w:firstRow="0" w:lastRow="0" w:firstColumn="1" w:lastColumn="0" w:oddVBand="0" w:evenVBand="0" w:oddHBand="0" w:evenHBand="0" w:firstRowFirstColumn="0" w:firstRowLastColumn="0" w:lastRowFirstColumn="0" w:lastRowLastColumn="0"/>
+            <w:tcW w:w="3005" w:type="dxa"/>
+          </w:tcPr>
+          <w:p>
+            <w:pPr>
+              <w:jc w:val="center"/>
+            </w:pPr>
+            <w:r>
+              <w:t>8</w:t>
+            </w:r>
+          </w:p>
+        </w:tc>
+        <w:tc>
+          <w:tcPr>
+            <w:tcW w:w="3005" w:type="dxa"/>
+          </w:tcPr>
+          <w:p>
+            <w:pPr>
+              <w:cnfStyle w:val="000000000000" w:firstRow="0" w:lastRow="0" w:firstColumn="0" w:lastColumn="0" w:oddVBand="0" w:evenVBand="0" w:oddHBand="0" w:evenHBand="0" w:firstRowFirstColumn="0" w:firstRowLastColumn="0" w:lastRowFirstColumn="0" w:lastRowLastColumn="0"/>
+            </w:pPr>
+            <w:r>
+              <w:t xml:space="preserve">24153.85      </w:t>
+            </w:r>
+          </w:p>
+        </w:tc>
+        <w:tc>
+          <w:tcPr>
+            <w:tcW w:w="3006" w:type="dxa"/>
+          </w:tcPr>
+          <w:p>
+            <w:pPr>
+              <w:cnfStyle w:val="000000000000" w:firstRow="0" w:lastRow="0" w:firstColumn="0" w:lastColumn="0" w:oddVBand="0" w:evenVBand="0" w:oddHBand="0" w:evenHBand="0" w:firstRowFirstColumn="0" w:firstRowLastColumn="0" w:lastRowFirstColumn="0" w:lastRowLastColumn="0"/>
+            </w:pPr>
+            <w:r>
+              <w:t>0.1179</w:t>
+            </w:r>
+          </w:p>
+        </w:tc>
+      </w:tr>
+      <w:tr>
+        <w:tc>
+          <w:tcPr>
+            <w:cnfStyle w:val="001000000000" w:firstRow="0" w:lastRow="0" w:firstColumn="1" w:lastColumn="0" w:oddVBand="0" w:evenVBand="0" w:oddHBand="0" w:evenHBand="0" w:firstRowFirstColumn="0" w:firstRowLastColumn="0" w:lastRowFirstColumn="0" w:lastRowLastColumn="0"/>
+            <w:tcW w:w="3005" w:type="dxa"/>
+          </w:tcPr>
+          <w:p>
+            <w:pPr>
+              <w:jc w:val="center"/>
+            </w:pPr>
+            <w:r>
+              <w:t>9</w:t>
+            </w:r>
+          </w:p>
+        </w:tc>
+        <w:tc>
+          <w:tcPr>
+            <w:tcW w:w="3005" w:type="dxa"/>
+          </w:tcPr>
+          <w:p>
+            <w:pPr>
+              <w:cnfStyle w:val="000000000000" w:firstRow="0" w:lastRow="0" w:firstColumn="0" w:lastColumn="0" w:oddVBand="0" w:evenVBand="0" w:oddHBand="0" w:evenHBand="0" w:firstRowFirstColumn="0" w:firstRowLastColumn="0" w:lastRowFirstColumn="0" w:lastRowLastColumn="0"/>
+            </w:pPr>
+            <w:r>
+              <w:t xml:space="preserve">23308.99      </w:t>
+            </w:r>
+          </w:p>
+        </w:tc>
+        <w:tc>
+          <w:tcPr>
+            <w:tcW w:w="3006" w:type="dxa"/>
+          </w:tcPr>
+          <w:p>
+            <w:pPr>
+              <w:cnfStyle w:val="000000000000" w:firstRow="0" w:lastRow="0" w:firstColumn="0" w:lastColumn="0" w:oddVBand="0" w:evenVBand="0" w:oddHBand="0" w:evenHBand="0" w:firstRowFirstColumn="0" w:firstRowLastColumn="0" w:lastRowFirstColumn="0" w:lastRowLastColumn="0"/>
+            </w:pPr>
+            <w:r>
+              <w:t>0.1145</w:t>
+            </w:r>
+          </w:p>
+        </w:tc>
+      </w:tr>
+      <w:tr>
+        <w:tc>
+          <w:tcPr>
+            <w:cnfStyle w:val="001000000000" w:firstRow="0" w:lastRow="0" w:firstColumn="1" w:lastColumn="0" w:oddVBand="0" w:evenVBand="0" w:oddHBand="0" w:evenHBand="0" w:firstRowFirstColumn="0" w:firstRowLastColumn="0" w:lastRowFirstColumn="0" w:lastRowLastColumn="0"/>
+            <w:tcW w:w="3005" w:type="dxa"/>
+          </w:tcPr>
+          <w:p>
+            <w:pPr>
+              <w:jc w:val="center"/>
+            </w:pPr>
+            <w:r>
+              <w:t>10</w:t>
+            </w:r>
+          </w:p>
+        </w:tc>
+        <w:tc>
+          <w:tcPr>
+            <w:tcW w:w="3005" w:type="dxa"/>
+          </w:tcPr>
+          <w:p>
+            <w:pPr>
+              <w:cnfStyle w:val="000000000000" w:firstRow="0" w:lastRow="0" w:firstColumn="0" w:lastColumn="0" w:oddVBand="0" w:evenVBand="0" w:oddHBand="0" w:evenHBand="0" w:firstRowFirstColumn="0" w:firstRowLastColumn="0" w:lastRowFirstColumn="0" w:lastRowLastColumn="0"/>
+            </w:pPr>
+            <w:r>
+              <w:t xml:space="preserve">22486.92      </w:t>
+            </w:r>
+          </w:p>
+        </w:tc>
+        <w:tc>
+          <w:tcPr>
+            <w:tcW w:w="3006" w:type="dxa"/>
+          </w:tcPr>
+          <w:p>
+            <w:pPr>
+              <w:cnfStyle w:val="000000000000" w:firstRow="0" w:lastRow="0" w:firstColumn="0" w:lastColumn="0" w:oddVBand="0" w:evenVBand="0" w:oddHBand="0" w:evenHBand="0" w:firstRowFirstColumn="0" w:firstRowLastColumn="0" w:lastRowFirstColumn="0" w:lastRowLastColumn="0"/>
+            </w:pPr>
+            <w:r>
+              <w:t>0.1183</w:t>
+            </w:r>
+          </w:p>
+        </w:tc>
+      </w:tr>
+      <w:tr>
+        <w:tc>
+          <w:tcPr>
+            <w:cnfStyle w:val="001000000000" w:firstRow="0" w:lastRow="0" w:firstColumn="1" w:lastColumn="0" w:oddVBand="0" w:evenVBand="0" w:oddHBand="0" w:evenHBand="0" w:firstRowFirstColumn="0" w:firstRowLastColumn="0" w:lastRowFirstColumn="0" w:lastRowLastColumn="0"/>
+            <w:tcW w:w="3005" w:type="dxa"/>
+          </w:tcPr>
+          <w:p>
+            <w:pPr>
+              <w:jc w:val="center"/>
+            </w:pPr>
+            <w:r>
+              <w:t>11</w:t>
+            </w:r>
+          </w:p>
+        </w:tc>
+        <w:tc>
+          <w:tcPr>
+            <w:tcW w:w="3005" w:type="dxa"/>
+          </w:tcPr>
+          <w:p>
+            <w:pPr>
+              <w:cnfStyle w:val="000000000000" w:firstRow="0" w:lastRow="0" w:firstColumn="0" w:lastColumn="0" w:oddVBand="0" w:evenVBand="0" w:oddHBand="0" w:evenHBand="0" w:firstRowFirstColumn="0" w:firstRowLastColumn="0" w:lastRowFirstColumn="0" w:lastRowLastColumn="0"/>
+            </w:pPr>
+            <w:r>
+              <w:t>2</w:t>
+            </w:r>
+            <w:r>
+              <w:t xml:space="preserve">2013.35      </w:t>
+            </w:r>
+          </w:p>
+        </w:tc>
+        <w:tc>
+          <w:tcPr>
+            <w:tcW w:w="3006" w:type="dxa"/>
+          </w:tcPr>
+          <w:p>
+            <w:pPr>
+              <w:cnfStyle w:val="000000000000" w:firstRow="0" w:lastRow="0" w:firstColumn="0" w:lastColumn="0" w:oddVBand="0" w:evenVBand="0" w:oddHBand="0" w:evenHBand="0" w:firstRowFirstColumn="0" w:firstRowLastColumn="0" w:lastRowFirstColumn="0" w:lastRowLastColumn="0"/>
+            </w:pPr>
+            <w:r>
+              <w:t>0.1198</w:t>
+            </w:r>
+          </w:p>
+        </w:tc>
+      </w:tr>
+      <w:tr>
+        <w:tc>
+          <w:tcPr>
+            <w:cnfStyle w:val="001000000000" w:firstRow="0" w:lastRow="0" w:firstColumn="1" w:lastColumn="0" w:oddVBand="0" w:evenVBand="0" w:oddHBand="0" w:evenHBand="0" w:firstRowFirstColumn="0" w:firstRowLastColumn="0" w:lastRowFirstColumn="0" w:lastRowLastColumn="0"/>
+            <w:tcW w:w="3005" w:type="dxa"/>
+          </w:tcPr>
+          <w:p>
+            <w:pPr>
+              <w:jc w:val="center"/>
+            </w:pPr>
+            <w:r>
+              <w:t>1</w:t>
+            </w:r>
+            <w:r>
+              <w:t>2</w:t>
+            </w:r>
+          </w:p>
+        </w:tc>
+        <w:tc>
+          <w:tcPr>
+            <w:tcW w:w="3005" w:type="dxa"/>
+          </w:tcPr>
+          <w:p>
+            <w:pPr>
+              <w:cnfStyle w:val="000000000000" w:firstRow="0" w:lastRow="0" w:firstColumn="0" w:lastColumn="0" w:oddVBand="0" w:evenVBand="0" w:oddHBand="0" w:evenHBand="0" w:firstRowFirstColumn="0" w:firstRowLastColumn="0" w:lastRowFirstColumn="0" w:lastRowLastColumn="0"/>
+            </w:pPr>
+            <w:r>
+              <w:t xml:space="preserve">21441.26      </w:t>
+            </w:r>
+          </w:p>
+        </w:tc>
+        <w:tc>
+          <w:tcPr>
+            <w:tcW w:w="3006" w:type="dxa"/>
+          </w:tcPr>
+          <w:p>
+            <w:pPr>
+              <w:cnfStyle w:val="000000000000" w:firstRow="0" w:lastRow="0" w:firstColumn="0" w:lastColumn="0" w:oddVBand="0" w:evenVBand="0" w:oddHBand="0" w:evenHBand="0" w:firstRowFirstColumn="0" w:firstRowLastColumn="0" w:lastRowFirstColumn="0" w:lastRowLastColumn="0"/>
+            </w:pPr>
+            <w:r>
+              <w:t>0.1111</w:t>
+            </w:r>
+          </w:p>
+        </w:tc>
+      </w:tr>
+      <w:tr>
+        <w:tc>
+          <w:tcPr>
+            <w:cnfStyle w:val="001000000000" w:firstRow="0" w:lastRow="0" w:firstColumn="1" w:lastColumn="0" w:oddVBand="0" w:evenVBand="0" w:oddHBand="0" w:evenHBand="0" w:firstRowFirstColumn="0" w:firstRowLastColumn="0" w:lastRowFirstColumn="0" w:lastRowLastColumn="0"/>
+            <w:tcW w:w="3005" w:type="dxa"/>
+          </w:tcPr>
+          <w:p>
+            <w:pPr>
+              <w:jc w:val="center"/>
+            </w:pPr>
+            <w:r>
+              <w:t>1</w:t>
+            </w:r>
+            <w:r>
+              <w:t>3</w:t>
+            </w:r>
+          </w:p>
+        </w:tc>
+        <w:tc>
+          <w:tcPr>
+            <w:tcW w:w="3005" w:type="dxa"/>
+          </w:tcPr>
+          <w:p>
+            <w:pPr>
+              <w:cnfStyle w:val="000000000000" w:firstRow="0" w:lastRow="0" w:firstColumn="0" w:lastColumn="0" w:oddVBand="0" w:evenVBand="0" w:oddHBand="0" w:evenHBand="0" w:firstRowFirstColumn="0" w:firstRowLastColumn="0" w:lastRowFirstColumn="0" w:lastRowLastColumn="0"/>
+            </w:pPr>
+            <w:r>
+              <w:t xml:space="preserve">21033.98      </w:t>
+            </w:r>
+          </w:p>
+        </w:tc>
+        <w:tc>
+          <w:tcPr>
+            <w:tcW w:w="3006" w:type="dxa"/>
+          </w:tcPr>
+          <w:p>
+            <w:pPr>
+              <w:cnfStyle w:val="000000000000" w:firstRow="0" w:lastRow="0" w:firstColumn="0" w:lastColumn="0" w:oddVBand="0" w:evenVBand="0" w:oddHBand="0" w:evenHBand="0" w:firstRowFirstColumn="0" w:firstRowLastColumn="0" w:lastRowFirstColumn="0" w:lastRowLastColumn="0"/>
+            </w:pPr>
+            <w:r>
+              <w:t>0.1067</w:t>
+            </w:r>
+          </w:p>
+        </w:tc>
+      </w:tr>
+      <w:tr>
+        <w:tc>
+          <w:tcPr>
+            <w:cnfStyle w:val="001000000000" w:firstRow="0" w:lastRow="0" w:firstColumn="1" w:lastColumn="0" w:oddVBand="0" w:evenVBand="0" w:oddHBand="0" w:evenHBand="0" w:firstRowFirstColumn="0" w:firstRowLastColumn="0" w:lastRowFirstColumn="0" w:lastRowLastColumn="0"/>
+            <w:tcW w:w="3005" w:type="dxa"/>
+          </w:tcPr>
+          <w:p>
+            <w:pPr>
+              <w:jc w:val="center"/>
+            </w:pPr>
+            <w:r>
+              <w:t>1</w:t>
+            </w:r>
+            <w:r>
+              <w:t>4</w:t>
+            </w:r>
+          </w:p>
+        </w:tc>
+        <w:tc>
+          <w:tcPr>
+            <w:tcW w:w="3005" w:type="dxa"/>
+          </w:tcPr>
+          <w:p>
+            <w:pPr>
+              <w:cnfStyle w:val="000000000000" w:firstRow="0" w:lastRow="0" w:firstColumn="0" w:lastColumn="0" w:oddVBand="0" w:evenVBand="0" w:oddHBand="0" w:evenHBand="0" w:firstRowFirstColumn="0" w:firstRowLastColumn="0" w:lastRowFirstColumn="0" w:lastRowLastColumn="0"/>
+            </w:pPr>
+            <w:r>
+              <w:t xml:space="preserve">20619.42      </w:t>
+            </w:r>
+          </w:p>
+        </w:tc>
+        <w:tc>
+          <w:tcPr>
+            <w:tcW w:w="3006" w:type="dxa"/>
+          </w:tcPr>
+          <w:p>
+            <w:pPr>
+              <w:cnfStyle w:val="000000000000" w:firstRow="0" w:lastRow="0" w:firstColumn="0" w:lastColumn="0" w:oddVBand="0" w:evenVBand="0" w:oddHBand="0" w:evenHBand="0" w:firstRowFirstColumn="0" w:firstRowLastColumn="0" w:lastRowFirstColumn="0" w:lastRowLastColumn="0"/>
+            </w:pPr>
+            <w:r>
+              <w:t>0.1066</w:t>
+            </w:r>
+          </w:p>
+        </w:tc>
+      </w:tr>
+      <w:tr>
+        <w:tc>
+          <w:tcPr>
+            <w:cnfStyle w:val="001000000000" w:firstRow="0" w:lastRow="0" w:firstColumn="1" w:lastColumn="0" w:oddVBand="0" w:evenVBand="0" w:oddHBand="0" w:evenHBand="0" w:firstRowFirstColumn="0" w:firstRowLastColumn="0" w:lastRowFirstColumn="0" w:lastRowLastColumn="0"/>
+            <w:tcW w:w="3005" w:type="dxa"/>
+          </w:tcPr>
+          <w:p>
+            <w:pPr>
+              <w:jc w:val="center"/>
+            </w:pPr>
+            <w:r>
+              <w:t>1</w:t>
+            </w:r>
+            <w:r>
+              <w:t>5</w:t>
+            </w:r>
+          </w:p>
+        </w:tc>
+        <w:tc>
+          <w:tcPr>
+            <w:tcW w:w="3005" w:type="dxa"/>
+          </w:tcPr>
+          <w:p>
+            <w:pPr>
+              <w:cnfStyle w:val="000000000000" w:firstRow="0" w:lastRow="0" w:firstColumn="0" w:lastColumn="0" w:oddVBand="0" w:evenVBand="0" w:oddHBand="0" w:evenHBand="0" w:firstRowFirstColumn="0" w:firstRowLastColumn="0" w:lastRowFirstColumn="0" w:lastRowLastColumn="0"/>
+            </w:pPr>
+            <w:r>
+              <w:t xml:space="preserve">20226.78      </w:t>
+            </w:r>
+          </w:p>
+        </w:tc>
+        <w:tc>
+          <w:tcPr>
+            <w:tcW w:w="3006" w:type="dxa"/>
+          </w:tcPr>
+          <w:p>
+            <w:pPr>
+              <w:cnfStyle w:val="000000000000" w:firstRow="0" w:lastRow="0" w:firstColumn="0" w:lastColumn="0" w:oddVBand="0" w:evenVBand="0" w:oddHBand="0" w:evenHBand="0" w:firstRowFirstColumn="0" w:firstRowLastColumn="0" w:lastRowFirstColumn="0" w:lastRowLastColumn="0"/>
+            </w:pPr>
+            <w:r>
+              <w:t>0.1071</w:t>
+            </w:r>
+          </w:p>
+        </w:tc>
+      </w:tr>
+      <w:tr>
+        <w:tc>
+          <w:tcPr>
+            <w:cnfStyle w:val="001000000000" w:firstRow="0" w:lastRow="0" w:firstColumn="1" w:lastColumn="0" w:oddVBand="0" w:evenVBand="0" w:oddHBand="0" w:evenHBand="0" w:firstRowFirstColumn="0" w:firstRowLastColumn="0" w:lastRowFirstColumn="0" w:lastRowLastColumn="0"/>
+            <w:tcW w:w="3005" w:type="dxa"/>
+          </w:tcPr>
+          <w:p>
+            <w:pPr>
+              <w:jc w:val="center"/>
+            </w:pPr>
+            <w:r>
+              <w:t>1</w:t>
+            </w:r>
+            <w:r>
+              <w:t>6</w:t>
+            </w:r>
+          </w:p>
+        </w:tc>
+        <w:tc>
+          <w:tcPr>
+            <w:tcW w:w="3005" w:type="dxa"/>
+          </w:tcPr>
+          <w:p>
+            <w:pPr>
+              <w:cnfStyle w:val="000000000000" w:firstRow="0" w:lastRow="0" w:firstColumn="0" w:lastColumn="0" w:oddVBand="0" w:evenVBand="0" w:oddHBand="0" w:evenHBand="0" w:firstRowFirstColumn="0" w:firstRowLastColumn="0" w:lastRowFirstColumn="0" w:lastRowLastColumn="0"/>
+            </w:pPr>
+            <w:r>
+              <w:t xml:space="preserve">20015.71      </w:t>
+            </w:r>
+          </w:p>
+        </w:tc>
+        <w:tc>
+          <w:tcPr>
+            <w:tcW w:w="3006" w:type="dxa"/>
+          </w:tcPr>
+          <w:p>
+            <w:pPr>
+              <w:cnfStyle w:val="000000000000" w:firstRow="0" w:lastRow="0" w:firstColumn="0" w:lastColumn="0" w:oddVBand="0" w:evenVBand="0" w:oddHBand="0" w:evenHBand="0" w:firstRowFirstColumn="0" w:firstRowLastColumn="0" w:lastRowFirstColumn="0" w:lastRowLastColumn="0"/>
+            </w:pPr>
+            <w:r>
+              <w:t>0.0991</w:t>
+            </w:r>
+          </w:p>
+        </w:tc>
+      </w:tr>
+    </w:tbl>
     <w:p>
       <w:r>
-        <w:t xml:space="preserve">K = </w:t>
-      </w:r>
-      <w:r>
-        <w:t>4</w:t>
-      </w:r>
-      <w:r>
-        <w:t xml:space="preserve"> was selected. </w:t>
+        <w:t xml:space="preserve">Table 1.1: </w:t>
       </w:r>
     </w:p>
     <w:p>
@@ -1387,10 +1382,7 @@
               <w:t>sulphur dioxide</w:t>
             </w:r>
             <w:r>
-              <w:t xml:space="preserve">, redundancy. Correlation value: 0.62 with </w:t>
-            </w:r>
-            <w:r>
-              <w:t xml:space="preserve">total </w:t>
+              <w:t xml:space="preserve">, redundancy. Correlation value: 0.62 with total </w:t>
             </w:r>
             <w:r>
               <w:t>sulphur dioxide</w:t>
@@ -1424,7 +1416,19 @@
               <w:t>A marker of salt content and wine stability</w:t>
             </w:r>
             <w:r>
-              <w:t xml:space="preserve"> rather than alcohol profile. Removed to put emphasis on </w:t>
+              <w:t xml:space="preserve"> rather than alcohol profile. Removed to </w:t>
+            </w:r>
+            <w:r>
+              <w:t xml:space="preserve">focus on </w:t>
+            </w:r>
+            <w:r>
+              <w:t>core chemical properties of wine</w:t>
+            </w:r>
+            <w:r>
+              <w:t xml:space="preserve"> and improve </w:t>
+            </w:r>
+            <w:r>
+              <w:t xml:space="preserve"> </w:t>
             </w:r>
           </w:p>
         </w:tc>
@@ -1504,7 +1508,13 @@
     </w:p>
     <w:p>
       <w:r>
-        <w:t xml:space="preserve">Features were selected based on domain knowledge and the correlation matrix, presented in </w:t>
+        <w:t>Features were selected based on domain knowledge and the correlation matrix,</w:t>
+      </w:r>
+      <w:r>
+        <w:t xml:space="preserve"> </w:t>
+      </w:r>
+      <w:r>
+        <w:t xml:space="preserve">presented in </w:t>
       </w:r>
       <w:r>
         <w:rPr>
@@ -1594,7 +1604,10 @@
         <w:t>was</w:t>
       </w:r>
       <w:r>
-        <w:t xml:space="preserve"> removed because they derive or duplicate information in the retained features. </w:t>
+        <w:t xml:space="preserve"> removed</w:t>
+      </w:r>
+      <w:r>
+        <w:t xml:space="preserve">, as described in table 1.2. </w:t>
       </w:r>
       <w:r>
         <w:t xml:space="preserve">Chlorides </w:t>
@@ -1603,127 +1616,181 @@
         <w:t>were</w:t>
       </w:r>
       <w:r>
-        <w:t xml:space="preserve"> removed because (JUSTIFY</w:t>
-      </w:r>
-      <w:r>
-        <w:t>_LATER</w:t>
-      </w:r>
-      <w:r>
-        <w:t xml:space="preserve">). </w:t>
-      </w:r>
-      <w:r>
-        <w:t>In total, seven features were retained: f</w:t>
-      </w:r>
-      <w:r>
-        <w:t>ixed acidity</w:t>
-      </w:r>
-      <w:r>
-        <w:t>,</w:t>
-      </w:r>
-      <w:r>
-        <w:t xml:space="preserve"> volatile acidity</w:t>
-      </w:r>
-      <w:r>
-        <w:t>,</w:t>
-      </w:r>
-      <w:r>
-        <w:t xml:space="preserve"> citric acid, residual sugar, total </w:t>
-      </w:r>
-      <w:r>
-        <w:t>sulphur</w:t>
-      </w:r>
-      <w:r>
-        <w:t xml:space="preserve"> dioxide, sulphates, </w:t>
-      </w:r>
-      <w:r>
-        <w:t xml:space="preserve">and </w:t>
-      </w:r>
-      <w:r>
-        <w:t>alcohol</w:t>
-      </w:r>
-      <w:r>
-        <w:t xml:space="preserve">. </w:t>
-      </w:r>
-      <w:r>
-        <w:t xml:space="preserve">The reduced features were standardised and fitted, </w:t>
-      </w:r>
-      <w:r>
-        <w:t xml:space="preserve">as with part 2. </w:t>
-      </w:r>
-      <w:r>
-        <w:t xml:space="preserve">The silhouette scores </w:t>
-      </w:r>
-      <w:r>
-        <w:t>were</w:t>
-      </w:r>
-      <w:r>
-        <w:t xml:space="preserve"> marginally improved through </w:t>
-      </w:r>
-      <w:r>
-        <w:t>feature</w:t>
-      </w:r>
-      <w:r>
-        <w:t xml:space="preserve"> selection with scores of</w:t>
-      </w:r>
-      <w:r>
-        <w:t xml:space="preserve"> </w:t>
-      </w:r>
-      <w:r>
-        <w:t>k= 4 (</w:t>
-      </w:r>
-      <w:r>
-        <w:t>),</w:t>
-      </w:r>
-      <w:r>
-        <w:t xml:space="preserve"> k=5 (</w:t>
-      </w:r>
-      <w:r>
-        <w:t>),</w:t>
-      </w:r>
-      <w:r>
-        <w:t xml:space="preserve"> and k=6 (). </w:t>
-      </w:r>
-      <w:r>
-        <w:t xml:space="preserve">The silhouette score </w:t>
-      </w:r>
-      <w:r>
-        <w:t>is</w:t>
-      </w:r>
-      <w:r>
-        <w:t xml:space="preserve"> overall weak, indicating poor separation between clusters. </w:t>
+        <w:t xml:space="preserve"> removed </w:t>
+      </w:r>
+      <w:r>
+        <w:t>because it may weaken cluster separation</w:t>
+      </w:r>
+      <w:r>
+        <w:t xml:space="preserve">, and other features that focus on chemical properties such as alcohol content, pH and sugar content were deemed more important. </w:t>
       </w:r>
     </w:p>
     <w:p>
       <w:r>
-        <w:t xml:space="preserve">4. </w:t>
+        <w:t>In total, seven features were retained: f</w:t>
+      </w:r>
+      <w:r>
+        <w:t>ixed acidity</w:t>
+      </w:r>
+      <w:r>
+        <w:t>,</w:t>
+      </w:r>
+      <w:r>
+        <w:t xml:space="preserve"> volatile acidity</w:t>
+      </w:r>
+      <w:r>
+        <w:t>,</w:t>
+      </w:r>
+      <w:r>
+        <w:t xml:space="preserve"> citric acid, residual sugar, total </w:t>
+      </w:r>
+      <w:r>
+        <w:t>sulphur</w:t>
+      </w:r>
+      <w:r>
+        <w:t xml:space="preserve"> dioxide, sulphates, </w:t>
+      </w:r>
+      <w:r>
+        <w:t xml:space="preserve">and </w:t>
+      </w:r>
+      <w:r>
+        <w:t>alcohol</w:t>
+      </w:r>
+      <w:r>
+        <w:t xml:space="preserve">. </w:t>
+      </w:r>
+      <w:r>
+        <w:t xml:space="preserve">The reduced features were standardised and fitted, </w:t>
+      </w:r>
+      <w:r>
+        <w:t xml:space="preserve">as with part 2. </w:t>
+      </w:r>
+      <w:r>
+        <w:t xml:space="preserve">The silhouette scores </w:t>
+      </w:r>
+      <w:r>
+        <w:t>were</w:t>
+      </w:r>
+      <w:r>
+        <w:t xml:space="preserve"> marginally improved through </w:t>
+      </w:r>
+      <w:r>
+        <w:t>feature</w:t>
+      </w:r>
+      <w:r>
+        <w:t xml:space="preserve"> selection with scores of</w:t>
+      </w:r>
+      <w:r>
+        <w:t xml:space="preserve"> </w:t>
+      </w:r>
+      <w:r>
+        <w:t>k= 4 (</w:t>
+      </w:r>
+      <w:r>
+        <w:t>0.1506</w:t>
+      </w:r>
+      <w:r>
+        <w:t>),</w:t>
+      </w:r>
+      <w:r>
+        <w:t xml:space="preserve"> k=5 (</w:t>
+      </w:r>
+      <w:r>
+        <w:t>0.155</w:t>
+      </w:r>
+      <w:r>
+        <w:t>6</w:t>
+      </w:r>
+      <w:r>
+        <w:t>),</w:t>
+      </w:r>
+      <w:r>
+        <w:t xml:space="preserve"> and k=6 (</w:t>
+      </w:r>
+      <w:r>
+        <w:t>0.14</w:t>
+      </w:r>
+      <w:r>
+        <w:t>30</w:t>
+      </w:r>
+      <w:r>
+        <w:t xml:space="preserve">). </w:t>
+      </w:r>
+      <w:r>
+        <w:t xml:space="preserve">The silhouette score </w:t>
+      </w:r>
+      <w:r>
+        <w:t>is</w:t>
+      </w:r>
+      <w:r>
+        <w:t xml:space="preserve"> </w:t>
+      </w:r>
+      <w:r>
+        <w:t xml:space="preserve">weak overall which indicates </w:t>
+      </w:r>
+      <w:r>
+        <w:t xml:space="preserve">poor separation between clusters. </w:t>
       </w:r>
     </w:p>
     <w:p>
       <w:r>
-        <w:t xml:space="preserve">a) </w:t>
+        <w:t xml:space="preserve">4. </w:t>
+      </w:r>
+    </w:p>
+    <w:p>
+      <w:r>
+        <w:t>a)</w:t>
+      </w:r>
+      <w:r>
+        <w:t xml:space="preserve">   </w:t>
+      </w:r>
+    </w:p>
+    <w:p>
+      <w:r>
+        <w:lastRenderedPageBreak/>
+        <w:t xml:space="preserve">The summary of cluster membership and centroid values are displayed in table 1.3. The model produced an inertia of </w:t>
+      </w:r>
+      <w:r>
+        <w:t>18560.33305</w:t>
+      </w:r>
+      <w:r>
+        <w:t xml:space="preserve"> and </w:t>
+      </w:r>
+      <w:r>
+        <w:t>Silhouette Score of 0.15061</w:t>
+      </w:r>
+      <w:r>
+        <w:t xml:space="preserve">. </w:t>
+      </w:r>
+      <w:r>
+        <w:t xml:space="preserve">The centroid values suggests overlap in chemical properties, a potential indicator that the clusters aren’t clearly separated. </w:t>
       </w:r>
     </w:p>
     <w:tbl>
       <w:tblPr>
-        <w:tblStyle w:val="TableGrid"/>
+        <w:tblStyle w:val="PlainTable5"/>
         <w:tblW w:w="0" w:type="auto"/>
         <w:tblLook w:val="04A0" w:firstRow="1" w:lastRow="0" w:firstColumn="1" w:lastColumn="0" w:noHBand="0" w:noVBand="1"/>
       </w:tblPr>
       <w:tblGrid>
-        <w:gridCol w:w="930"/>
-        <w:gridCol w:w="1440"/>
-        <w:gridCol w:w="876"/>
-        <w:gridCol w:w="904"/>
-        <w:gridCol w:w="836"/>
-        <w:gridCol w:w="968"/>
-        <w:gridCol w:w="1068"/>
-        <w:gridCol w:w="1086"/>
-        <w:gridCol w:w="908"/>
+        <w:gridCol w:w="850"/>
+        <w:gridCol w:w="1296"/>
+        <w:gridCol w:w="875"/>
+        <w:gridCol w:w="990"/>
+        <w:gridCol w:w="809"/>
+        <w:gridCol w:w="965"/>
+        <w:gridCol w:w="1279"/>
+        <w:gridCol w:w="1036"/>
+        <w:gridCol w:w="926"/>
       </w:tblGrid>
       <w:tr>
-        <w:tc>
-          <w:tcPr>
-            <w:tcW w:w="979" w:type="dxa"/>
+        <w:trPr>
+          <w:cnfStyle w:val="100000000000" w:firstRow="1" w:lastRow="0" w:firstColumn="0" w:lastColumn="0" w:oddVBand="0" w:evenVBand="0" w:oddHBand="0" w:evenHBand="0" w:firstRowFirstColumn="0" w:firstRowLastColumn="0" w:lastRowFirstColumn="0" w:lastRowLastColumn="0"/>
+        </w:trPr>
+        <w:tc>
+          <w:tcPr>
+            <w:cnfStyle w:val="001000000100" w:firstRow="0" w:lastRow="0" w:firstColumn="1" w:lastColumn="0" w:oddVBand="0" w:evenVBand="0" w:oddHBand="0" w:evenHBand="0" w:firstRowFirstColumn="1" w:firstRowLastColumn="0" w:lastRowFirstColumn="0" w:lastRowLastColumn="0"/>
+            <w:tcW w:w="850" w:type="dxa"/>
           </w:tcPr>
           <w:p>
             <w:pPr>
@@ -1744,11 +1811,12 @@
         </w:tc>
         <w:tc>
           <w:tcPr>
-            <w:tcW w:w="1527" w:type="dxa"/>
+            <w:tcW w:w="1296" w:type="dxa"/>
           </w:tcPr>
           <w:p>
             <w:pPr>
               <w:jc w:val="center"/>
+              <w:cnfStyle w:val="100000000000" w:firstRow="1" w:lastRow="0" w:firstColumn="0" w:lastColumn="0" w:oddVBand="0" w:evenVBand="0" w:oddHBand="0" w:evenHBand="0" w:firstRowFirstColumn="0" w:firstRowLastColumn="0" w:lastRowFirstColumn="0" w:lastRowLastColumn="0"/>
               <w:rPr>
                 <w:sz w:val="20"/>
                 <w:szCs w:val="20"/>
@@ -1765,11 +1833,12 @@
         </w:tc>
         <w:tc>
           <w:tcPr>
-            <w:tcW w:w="930" w:type="dxa"/>
+            <w:tcW w:w="875" w:type="dxa"/>
           </w:tcPr>
           <w:p>
             <w:pPr>
               <w:jc w:val="center"/>
+              <w:cnfStyle w:val="100000000000" w:firstRow="1" w:lastRow="0" w:firstColumn="0" w:lastColumn="0" w:oddVBand="0" w:evenVBand="0" w:oddHBand="0" w:evenHBand="0" w:firstRowFirstColumn="0" w:firstRowLastColumn="0" w:lastRowFirstColumn="0" w:lastRowLastColumn="0"/>
               <w:rPr>
                 <w:sz w:val="20"/>
                 <w:szCs w:val="20"/>
@@ -1786,11 +1855,12 @@
         </w:tc>
         <w:tc>
           <w:tcPr>
-            <w:tcW w:w="930" w:type="dxa"/>
+            <w:tcW w:w="990" w:type="dxa"/>
           </w:tcPr>
           <w:p>
             <w:pPr>
               <w:jc w:val="center"/>
+              <w:cnfStyle w:val="100000000000" w:firstRow="1" w:lastRow="0" w:firstColumn="0" w:lastColumn="0" w:oddVBand="0" w:evenVBand="0" w:oddHBand="0" w:evenHBand="0" w:firstRowFirstColumn="0" w:firstRowLastColumn="0" w:lastRowFirstColumn="0" w:lastRowLastColumn="0"/>
               <w:rPr>
                 <w:sz w:val="20"/>
                 <w:szCs w:val="20"/>
@@ -1807,11 +1877,12 @@
         </w:tc>
         <w:tc>
           <w:tcPr>
-            <w:tcW w:w="930" w:type="dxa"/>
+            <w:tcW w:w="809" w:type="dxa"/>
           </w:tcPr>
           <w:p>
             <w:pPr>
               <w:jc w:val="center"/>
+              <w:cnfStyle w:val="100000000000" w:firstRow="1" w:lastRow="0" w:firstColumn="0" w:lastColumn="0" w:oddVBand="0" w:evenVBand="0" w:oddHBand="0" w:evenHBand="0" w:firstRowFirstColumn="0" w:firstRowLastColumn="0" w:lastRowFirstColumn="0" w:lastRowLastColumn="0"/>
               <w:rPr>
                 <w:sz w:val="20"/>
                 <w:szCs w:val="20"/>
@@ -1828,11 +1899,12 @@
         </w:tc>
         <w:tc>
           <w:tcPr>
-            <w:tcW w:w="930" w:type="dxa"/>
+            <w:tcW w:w="965" w:type="dxa"/>
           </w:tcPr>
           <w:p>
             <w:pPr>
               <w:jc w:val="center"/>
+              <w:cnfStyle w:val="100000000000" w:firstRow="1" w:lastRow="0" w:firstColumn="0" w:lastColumn="0" w:oddVBand="0" w:evenVBand="0" w:oddHBand="0" w:evenHBand="0" w:firstRowFirstColumn="0" w:firstRowLastColumn="0" w:lastRowFirstColumn="0" w:lastRowLastColumn="0"/>
               <w:rPr>
                 <w:sz w:val="20"/>
                 <w:szCs w:val="20"/>
@@ -1849,11 +1921,12 @@
         </w:tc>
         <w:tc>
           <w:tcPr>
-            <w:tcW w:w="930" w:type="dxa"/>
+            <w:tcW w:w="1279" w:type="dxa"/>
           </w:tcPr>
           <w:p>
             <w:pPr>
               <w:jc w:val="center"/>
+              <w:cnfStyle w:val="100000000000" w:firstRow="1" w:lastRow="0" w:firstColumn="0" w:lastColumn="0" w:oddVBand="0" w:evenVBand="0" w:oddHBand="0" w:evenHBand="0" w:firstRowFirstColumn="0" w:firstRowLastColumn="0" w:lastRowFirstColumn="0" w:lastRowLastColumn="0"/>
               <w:rPr>
                 <w:sz w:val="20"/>
                 <w:szCs w:val="20"/>
@@ -1864,17 +1937,34 @@
                 <w:sz w:val="20"/>
                 <w:szCs w:val="20"/>
               </w:rPr>
-              <w:t>Total sulphates</w:t>
-            </w:r>
-          </w:p>
-        </w:tc>
-        <w:tc>
-          <w:tcPr>
-            <w:tcW w:w="930" w:type="dxa"/>
+              <w:t xml:space="preserve">total </w:t>
+            </w:r>
+            <w:proofErr w:type="spellStart"/>
+            <w:r>
+              <w:rPr>
+                <w:sz w:val="20"/>
+                <w:szCs w:val="20"/>
+              </w:rPr>
+              <w:t>sulfur</w:t>
+            </w:r>
+            <w:proofErr w:type="spellEnd"/>
+            <w:r>
+              <w:rPr>
+                <w:sz w:val="20"/>
+                <w:szCs w:val="20"/>
+              </w:rPr>
+              <w:t xml:space="preserve"> dioxide</w:t>
+            </w:r>
+          </w:p>
+        </w:tc>
+        <w:tc>
+          <w:tcPr>
+            <w:tcW w:w="1036" w:type="dxa"/>
           </w:tcPr>
           <w:p>
             <w:pPr>
               <w:jc w:val="center"/>
+              <w:cnfStyle w:val="100000000000" w:firstRow="1" w:lastRow="0" w:firstColumn="0" w:lastColumn="0" w:oddVBand="0" w:evenVBand="0" w:oddHBand="0" w:evenHBand="0" w:firstRowFirstColumn="0" w:firstRowLastColumn="0" w:lastRowFirstColumn="0" w:lastRowLastColumn="0"/>
               <w:rPr>
                 <w:sz w:val="20"/>
                 <w:szCs w:val="20"/>
@@ -1891,11 +1981,12 @@
         </w:tc>
         <w:tc>
           <w:tcPr>
-            <w:tcW w:w="930" w:type="dxa"/>
+            <w:tcW w:w="926" w:type="dxa"/>
           </w:tcPr>
           <w:p>
             <w:pPr>
               <w:jc w:val="center"/>
+              <w:cnfStyle w:val="100000000000" w:firstRow="1" w:lastRow="0" w:firstColumn="0" w:lastColumn="0" w:oddVBand="0" w:evenVBand="0" w:oddHBand="0" w:evenHBand="0" w:firstRowFirstColumn="0" w:firstRowLastColumn="0" w:lastRowFirstColumn="0" w:lastRowLastColumn="0"/>
               <w:rPr>
                 <w:sz w:val="20"/>
                 <w:szCs w:val="20"/>
@@ -1912,323 +2003,888 @@
         </w:tc>
       </w:tr>
       <w:tr>
-        <w:tc>
-          <w:tcPr>
-            <w:tcW w:w="979" w:type="dxa"/>
-          </w:tcPr>
-          <w:p>
-            <w:r>
-              <w:t>1</w:t>
-            </w:r>
-          </w:p>
-        </w:tc>
-        <w:tc>
-          <w:tcPr>
-            <w:tcW w:w="1527" w:type="dxa"/>
-          </w:tcPr>
-          <w:p/>
-        </w:tc>
-        <w:tc>
-          <w:tcPr>
-            <w:tcW w:w="930" w:type="dxa"/>
-          </w:tcPr>
-          <w:p/>
-        </w:tc>
-        <w:tc>
-          <w:tcPr>
-            <w:tcW w:w="930" w:type="dxa"/>
-          </w:tcPr>
-          <w:p/>
-        </w:tc>
-        <w:tc>
-          <w:tcPr>
-            <w:tcW w:w="930" w:type="dxa"/>
-          </w:tcPr>
-          <w:p/>
-        </w:tc>
-        <w:tc>
-          <w:tcPr>
-            <w:tcW w:w="930" w:type="dxa"/>
-          </w:tcPr>
-          <w:p/>
-        </w:tc>
-        <w:tc>
-          <w:tcPr>
-            <w:tcW w:w="930" w:type="dxa"/>
-          </w:tcPr>
-          <w:p/>
-        </w:tc>
-        <w:tc>
-          <w:tcPr>
-            <w:tcW w:w="930" w:type="dxa"/>
-          </w:tcPr>
-          <w:p/>
-        </w:tc>
-        <w:tc>
-          <w:tcPr>
-            <w:tcW w:w="930" w:type="dxa"/>
-          </w:tcPr>
-          <w:p/>
+        <w:trPr>
+          <w:cnfStyle w:val="000000100000" w:firstRow="0" w:lastRow="0" w:firstColumn="0" w:lastColumn="0" w:oddVBand="0" w:evenVBand="0" w:oddHBand="1" w:evenHBand="0" w:firstRowFirstColumn="0" w:firstRowLastColumn="0" w:lastRowFirstColumn="0" w:lastRowLastColumn="0"/>
+        </w:trPr>
+        <w:tc>
+          <w:tcPr>
+            <w:cnfStyle w:val="001000000000" w:firstRow="0" w:lastRow="0" w:firstColumn="1" w:lastColumn="0" w:oddVBand="0" w:evenVBand="0" w:oddHBand="0" w:evenHBand="0" w:firstRowFirstColumn="0" w:firstRowLastColumn="0" w:lastRowFirstColumn="0" w:lastRowLastColumn="0"/>
+            <w:tcW w:w="850" w:type="dxa"/>
+          </w:tcPr>
+          <w:p>
+            <w:r>
+              <w:t>0</w:t>
+            </w:r>
+          </w:p>
+        </w:tc>
+        <w:tc>
+          <w:tcPr>
+            <w:tcW w:w="1296" w:type="dxa"/>
+          </w:tcPr>
+          <w:p>
+            <w:pPr>
+              <w:cnfStyle w:val="000000100000" w:firstRow="0" w:lastRow="0" w:firstColumn="0" w:lastColumn="0" w:oddVBand="0" w:evenVBand="0" w:oddHBand="1" w:evenHBand="0" w:firstRowFirstColumn="0" w:firstRowLastColumn="0" w:lastRowFirstColumn="0" w:lastRowLastColumn="0"/>
+            </w:pPr>
+            <w:r>
+              <w:t>918</w:t>
+            </w:r>
+          </w:p>
+        </w:tc>
+        <w:tc>
+          <w:tcPr>
+            <w:tcW w:w="875" w:type="dxa"/>
+          </w:tcPr>
+          <w:p>
+            <w:pPr>
+              <w:cnfStyle w:val="000000100000" w:firstRow="0" w:lastRow="0" w:firstColumn="0" w:lastColumn="0" w:oddVBand="0" w:evenVBand="0" w:oddHBand="1" w:evenHBand="0" w:firstRowFirstColumn="0" w:firstRowLastColumn="0" w:lastRowFirstColumn="0" w:lastRowLastColumn="0"/>
+            </w:pPr>
+            <w:r>
+              <w:t>7.679</w:t>
+            </w:r>
+          </w:p>
+        </w:tc>
+        <w:tc>
+          <w:tcPr>
+            <w:tcW w:w="990" w:type="dxa"/>
+          </w:tcPr>
+          <w:p>
+            <w:pPr>
+              <w:cnfStyle w:val="000000100000" w:firstRow="0" w:lastRow="0" w:firstColumn="0" w:lastColumn="0" w:oddVBand="0" w:evenVBand="0" w:oddHBand="1" w:evenHBand="0" w:firstRowFirstColumn="0" w:firstRowLastColumn="0" w:lastRowFirstColumn="0" w:lastRowLastColumn="0"/>
+            </w:pPr>
+            <w:r>
+              <w:t>0.239</w:t>
+            </w:r>
+          </w:p>
+        </w:tc>
+        <w:tc>
+          <w:tcPr>
+            <w:tcW w:w="809" w:type="dxa"/>
+          </w:tcPr>
+          <w:p>
+            <w:pPr>
+              <w:cnfStyle w:val="000000100000" w:firstRow="0" w:lastRow="0" w:firstColumn="0" w:lastColumn="0" w:oddVBand="0" w:evenVBand="0" w:oddHBand="1" w:evenHBand="0" w:firstRowFirstColumn="0" w:firstRowLastColumn="0" w:lastRowFirstColumn="0" w:lastRowLastColumn="0"/>
+            </w:pPr>
+            <w:r>
+              <w:t>0.392</w:t>
+            </w:r>
+          </w:p>
+        </w:tc>
+        <w:tc>
+          <w:tcPr>
+            <w:tcW w:w="965" w:type="dxa"/>
+          </w:tcPr>
+          <w:p>
+            <w:pPr>
+              <w:cnfStyle w:val="000000100000" w:firstRow="0" w:lastRow="0" w:firstColumn="0" w:lastColumn="0" w:oddVBand="0" w:evenVBand="0" w:oddHBand="1" w:evenHBand="0" w:firstRowFirstColumn="0" w:firstRowLastColumn="0" w:lastRowFirstColumn="0" w:lastRowLastColumn="0"/>
+            </w:pPr>
+            <w:r>
+              <w:t>3.801</w:t>
+            </w:r>
+          </w:p>
+        </w:tc>
+        <w:tc>
+          <w:tcPr>
+            <w:tcW w:w="1279" w:type="dxa"/>
+          </w:tcPr>
+          <w:p>
+            <w:pPr>
+              <w:cnfStyle w:val="000000100000" w:firstRow="0" w:lastRow="0" w:firstColumn="0" w:lastColumn="0" w:oddVBand="0" w:evenVBand="0" w:oddHBand="1" w:evenHBand="0" w:firstRowFirstColumn="0" w:firstRowLastColumn="0" w:lastRowFirstColumn="0" w:lastRowLastColumn="0"/>
+            </w:pPr>
+            <w:r>
+              <w:t>122.185</w:t>
+            </w:r>
+          </w:p>
+        </w:tc>
+        <w:tc>
+          <w:tcPr>
+            <w:tcW w:w="1036" w:type="dxa"/>
+          </w:tcPr>
+          <w:p>
+            <w:pPr>
+              <w:cnfStyle w:val="000000100000" w:firstRow="0" w:lastRow="0" w:firstColumn="0" w:lastColumn="0" w:oddVBand="0" w:evenVBand="0" w:oddHBand="1" w:evenHBand="0" w:firstRowFirstColumn="0" w:firstRowLastColumn="0" w:lastRowFirstColumn="0" w:lastRowLastColumn="0"/>
+            </w:pPr>
+            <w:r>
+              <w:t>0.438</w:t>
+            </w:r>
+          </w:p>
+        </w:tc>
+        <w:tc>
+          <w:tcPr>
+            <w:tcW w:w="926" w:type="dxa"/>
+          </w:tcPr>
+          <w:p>
+            <w:pPr>
+              <w:cnfStyle w:val="000000100000" w:firstRow="0" w:lastRow="0" w:firstColumn="0" w:lastColumn="0" w:oddVBand="0" w:evenVBand="0" w:oddHBand="1" w:evenHBand="0" w:firstRowFirstColumn="0" w:firstRowLastColumn="0" w:lastRowFirstColumn="0" w:lastRowLastColumn="0"/>
+            </w:pPr>
+            <w:r>
+              <w:t>10.667</w:t>
+            </w:r>
+          </w:p>
         </w:tc>
       </w:tr>
       <w:tr>
         <w:tc>
           <w:tcPr>
-            <w:tcW w:w="979" w:type="dxa"/>
-          </w:tcPr>
-          <w:p>
-            <w:r>
-              <w:t>2</w:t>
-            </w:r>
-          </w:p>
-        </w:tc>
-        <w:tc>
-          <w:tcPr>
-            <w:tcW w:w="1527" w:type="dxa"/>
-          </w:tcPr>
-          <w:p/>
-        </w:tc>
-        <w:tc>
-          <w:tcPr>
-            <w:tcW w:w="930" w:type="dxa"/>
-          </w:tcPr>
-          <w:p/>
-        </w:tc>
-        <w:tc>
-          <w:tcPr>
-            <w:tcW w:w="930" w:type="dxa"/>
-          </w:tcPr>
-          <w:p/>
-        </w:tc>
-        <w:tc>
-          <w:tcPr>
-            <w:tcW w:w="930" w:type="dxa"/>
-          </w:tcPr>
-          <w:p/>
-        </w:tc>
-        <w:tc>
-          <w:tcPr>
-            <w:tcW w:w="930" w:type="dxa"/>
-          </w:tcPr>
-          <w:p/>
-        </w:tc>
-        <w:tc>
-          <w:tcPr>
-            <w:tcW w:w="930" w:type="dxa"/>
-          </w:tcPr>
-          <w:p/>
-        </w:tc>
-        <w:tc>
-          <w:tcPr>
-            <w:tcW w:w="930" w:type="dxa"/>
-          </w:tcPr>
-          <w:p/>
-        </w:tc>
-        <w:tc>
-          <w:tcPr>
-            <w:tcW w:w="930" w:type="dxa"/>
-          </w:tcPr>
-          <w:p/>
+            <w:cnfStyle w:val="001000000000" w:firstRow="0" w:lastRow="0" w:firstColumn="1" w:lastColumn="0" w:oddVBand="0" w:evenVBand="0" w:oddHBand="0" w:evenHBand="0" w:firstRowFirstColumn="0" w:firstRowLastColumn="0" w:lastRowFirstColumn="0" w:lastRowLastColumn="0"/>
+            <w:tcW w:w="850" w:type="dxa"/>
+          </w:tcPr>
+          <w:p>
+            <w:r>
+              <w:t>1</w:t>
+            </w:r>
+          </w:p>
+        </w:tc>
+        <w:tc>
+          <w:tcPr>
+            <w:tcW w:w="1296" w:type="dxa"/>
+          </w:tcPr>
+          <w:p>
+            <w:pPr>
+              <w:cnfStyle w:val="000000000000" w:firstRow="0" w:lastRow="0" w:firstColumn="0" w:lastColumn="0" w:oddVBand="0" w:evenVBand="0" w:oddHBand="0" w:evenHBand="0" w:firstRowFirstColumn="0" w:firstRowLastColumn="0" w:lastRowFirstColumn="0" w:lastRowLastColumn="0"/>
+            </w:pPr>
+            <w:r>
+              <w:t>1168</w:t>
+            </w:r>
+          </w:p>
+        </w:tc>
+        <w:tc>
+          <w:tcPr>
+            <w:tcW w:w="875" w:type="dxa"/>
+          </w:tcPr>
+          <w:p>
+            <w:pPr>
+              <w:cnfStyle w:val="000000000000" w:firstRow="0" w:lastRow="0" w:firstColumn="0" w:lastColumn="0" w:oddVBand="0" w:evenVBand="0" w:oddHBand="0" w:evenHBand="0" w:firstRowFirstColumn="0" w:firstRowLastColumn="0" w:lastRowFirstColumn="0" w:lastRowLastColumn="0"/>
+            </w:pPr>
+            <w:r>
+              <w:t>6.879</w:t>
+            </w:r>
+          </w:p>
+        </w:tc>
+        <w:tc>
+          <w:tcPr>
+            <w:tcW w:w="990" w:type="dxa"/>
+          </w:tcPr>
+          <w:p>
+            <w:pPr>
+              <w:cnfStyle w:val="000000000000" w:firstRow="0" w:lastRow="0" w:firstColumn="0" w:lastColumn="0" w:oddVBand="0" w:evenVBand="0" w:oddHBand="0" w:evenHBand="0" w:firstRowFirstColumn="0" w:firstRowLastColumn="0" w:lastRowFirstColumn="0" w:lastRowLastColumn="0"/>
+            </w:pPr>
+            <w:r>
+              <w:t>0.296</w:t>
+            </w:r>
+          </w:p>
+        </w:tc>
+        <w:tc>
+          <w:tcPr>
+            <w:tcW w:w="809" w:type="dxa"/>
+          </w:tcPr>
+          <w:p>
+            <w:pPr>
+              <w:cnfStyle w:val="000000000000" w:firstRow="0" w:lastRow="0" w:firstColumn="0" w:lastColumn="0" w:oddVBand="0" w:evenVBand="0" w:oddHBand="0" w:evenHBand="0" w:firstRowFirstColumn="0" w:firstRowLastColumn="0" w:lastRowFirstColumn="0" w:lastRowLastColumn="0"/>
+            </w:pPr>
+            <w:r>
+              <w:t>0.362</w:t>
+            </w:r>
+          </w:p>
+        </w:tc>
+        <w:tc>
+          <w:tcPr>
+            <w:tcW w:w="965" w:type="dxa"/>
+          </w:tcPr>
+          <w:p>
+            <w:pPr>
+              <w:cnfStyle w:val="000000000000" w:firstRow="0" w:lastRow="0" w:firstColumn="0" w:lastColumn="0" w:oddVBand="0" w:evenVBand="0" w:oddHBand="0" w:evenHBand="0" w:firstRowFirstColumn="0" w:firstRowLastColumn="0" w:lastRowFirstColumn="0" w:lastRowLastColumn="0"/>
+            </w:pPr>
+            <w:r>
+              <w:t>11.215</w:t>
+            </w:r>
+          </w:p>
+        </w:tc>
+        <w:tc>
+          <w:tcPr>
+            <w:tcW w:w="1279" w:type="dxa"/>
+          </w:tcPr>
+          <w:p>
+            <w:pPr>
+              <w:cnfStyle w:val="000000000000" w:firstRow="0" w:lastRow="0" w:firstColumn="0" w:lastColumn="0" w:oddVBand="0" w:evenVBand="0" w:oddHBand="0" w:evenHBand="0" w:firstRowFirstColumn="0" w:firstRowLastColumn="0" w:lastRowFirstColumn="0" w:lastRowLastColumn="0"/>
+            </w:pPr>
+            <w:r>
+              <w:t>178.550</w:t>
+            </w:r>
+          </w:p>
+        </w:tc>
+        <w:tc>
+          <w:tcPr>
+            <w:tcW w:w="1036" w:type="dxa"/>
+          </w:tcPr>
+          <w:p>
+            <w:pPr>
+              <w:cnfStyle w:val="000000000000" w:firstRow="0" w:lastRow="0" w:firstColumn="0" w:lastColumn="0" w:oddVBand="0" w:evenVBand="0" w:oddHBand="0" w:evenHBand="0" w:firstRowFirstColumn="0" w:firstRowLastColumn="0" w:lastRowFirstColumn="0" w:lastRowLastColumn="0"/>
+            </w:pPr>
+            <w:r>
+              <w:t>0.497</w:t>
+            </w:r>
+          </w:p>
+        </w:tc>
+        <w:tc>
+          <w:tcPr>
+            <w:tcW w:w="926" w:type="dxa"/>
+          </w:tcPr>
+          <w:p>
+            <w:pPr>
+              <w:cnfStyle w:val="000000000000" w:firstRow="0" w:lastRow="0" w:firstColumn="0" w:lastColumn="0" w:oddVBand="0" w:evenVBand="0" w:oddHBand="0" w:evenHBand="0" w:firstRowFirstColumn="0" w:firstRowLastColumn="0" w:lastRowFirstColumn="0" w:lastRowLastColumn="0"/>
+            </w:pPr>
+            <w:r>
+              <w:t>9.510</w:t>
+            </w:r>
+          </w:p>
         </w:tc>
       </w:tr>
       <w:tr>
-        <w:tc>
-          <w:tcPr>
-            <w:tcW w:w="979" w:type="dxa"/>
-          </w:tcPr>
-          <w:p>
-            <w:r>
-              <w:t>3</w:t>
-            </w:r>
-          </w:p>
-        </w:tc>
-        <w:tc>
-          <w:tcPr>
-            <w:tcW w:w="1527" w:type="dxa"/>
-          </w:tcPr>
-          <w:p/>
-        </w:tc>
-        <w:tc>
-          <w:tcPr>
-            <w:tcW w:w="930" w:type="dxa"/>
-          </w:tcPr>
-          <w:p/>
-        </w:tc>
-        <w:tc>
-          <w:tcPr>
-            <w:tcW w:w="930" w:type="dxa"/>
-          </w:tcPr>
-          <w:p/>
-        </w:tc>
-        <w:tc>
-          <w:tcPr>
-            <w:tcW w:w="930" w:type="dxa"/>
-          </w:tcPr>
-          <w:p/>
-        </w:tc>
-        <w:tc>
-          <w:tcPr>
-            <w:tcW w:w="930" w:type="dxa"/>
-          </w:tcPr>
-          <w:p/>
-        </w:tc>
-        <w:tc>
-          <w:tcPr>
-            <w:tcW w:w="930" w:type="dxa"/>
-          </w:tcPr>
-          <w:p/>
-        </w:tc>
-        <w:tc>
-          <w:tcPr>
-            <w:tcW w:w="930" w:type="dxa"/>
-          </w:tcPr>
-          <w:p/>
-        </w:tc>
-        <w:tc>
-          <w:tcPr>
-            <w:tcW w:w="930" w:type="dxa"/>
-          </w:tcPr>
-          <w:p/>
+        <w:trPr>
+          <w:cnfStyle w:val="000000100000" w:firstRow="0" w:lastRow="0" w:firstColumn="0" w:lastColumn="0" w:oddVBand="0" w:evenVBand="0" w:oddHBand="1" w:evenHBand="0" w:firstRowFirstColumn="0" w:firstRowLastColumn="0" w:lastRowFirstColumn="0" w:lastRowLastColumn="0"/>
+        </w:trPr>
+        <w:tc>
+          <w:tcPr>
+            <w:cnfStyle w:val="001000000000" w:firstRow="0" w:lastRow="0" w:firstColumn="1" w:lastColumn="0" w:oddVBand="0" w:evenVBand="0" w:oddHBand="0" w:evenHBand="0" w:firstRowFirstColumn="0" w:firstRowLastColumn="0" w:lastRowFirstColumn="0" w:lastRowLastColumn="0"/>
+            <w:tcW w:w="850" w:type="dxa"/>
+          </w:tcPr>
+          <w:p>
+            <w:r>
+              <w:t>2</w:t>
+            </w:r>
+          </w:p>
+        </w:tc>
+        <w:tc>
+          <w:tcPr>
+            <w:tcW w:w="1296" w:type="dxa"/>
+          </w:tcPr>
+          <w:p>
+            <w:pPr>
+              <w:cnfStyle w:val="000000100000" w:firstRow="0" w:lastRow="0" w:firstColumn="0" w:lastColumn="0" w:oddVBand="0" w:evenVBand="0" w:oddHBand="1" w:evenHBand="0" w:firstRowFirstColumn="0" w:firstRowLastColumn="0" w:lastRowFirstColumn="0" w:lastRowLastColumn="0"/>
+            </w:pPr>
+            <w:r>
+              <w:t>870</w:t>
+            </w:r>
+          </w:p>
+        </w:tc>
+        <w:tc>
+          <w:tcPr>
+            <w:tcW w:w="875" w:type="dxa"/>
+          </w:tcPr>
+          <w:p>
+            <w:pPr>
+              <w:cnfStyle w:val="000000100000" w:firstRow="0" w:lastRow="0" w:firstColumn="0" w:lastColumn="0" w:oddVBand="0" w:evenVBand="0" w:oddHBand="1" w:evenHBand="0" w:firstRowFirstColumn="0" w:firstRowLastColumn="0" w:lastRowFirstColumn="0" w:lastRowLastColumn="0"/>
+            </w:pPr>
+            <w:r>
+              <w:t>6.518</w:t>
+            </w:r>
+          </w:p>
+        </w:tc>
+        <w:tc>
+          <w:tcPr>
+            <w:tcW w:w="990" w:type="dxa"/>
+          </w:tcPr>
+          <w:p>
+            <w:pPr>
+              <w:cnfStyle w:val="000000100000" w:firstRow="0" w:lastRow="0" w:firstColumn="0" w:lastColumn="0" w:oddVBand="0" w:evenVBand="0" w:oddHBand="1" w:evenHBand="0" w:firstRowFirstColumn="0" w:firstRowLastColumn="0" w:lastRowFirstColumn="0" w:lastRowLastColumn="0"/>
+            </w:pPr>
+            <w:r>
+              <w:t>0.237</w:t>
+            </w:r>
+          </w:p>
+        </w:tc>
+        <w:tc>
+          <w:tcPr>
+            <w:tcW w:w="809" w:type="dxa"/>
+          </w:tcPr>
+          <w:p>
+            <w:pPr>
+              <w:cnfStyle w:val="000000100000" w:firstRow="0" w:lastRow="0" w:firstColumn="0" w:lastColumn="0" w:oddVBand="0" w:evenVBand="0" w:oddHBand="1" w:evenHBand="0" w:firstRowFirstColumn="0" w:firstRowLastColumn="0" w:lastRowFirstColumn="0" w:lastRowLastColumn="0"/>
+            </w:pPr>
+            <w:r>
+              <w:t>0.322</w:t>
+            </w:r>
+          </w:p>
+        </w:tc>
+        <w:tc>
+          <w:tcPr>
+            <w:tcW w:w="965" w:type="dxa"/>
+          </w:tcPr>
+          <w:p>
+            <w:pPr>
+              <w:cnfStyle w:val="000000100000" w:firstRow="0" w:lastRow="0" w:firstColumn="0" w:lastColumn="0" w:oddVBand="0" w:evenVBand="0" w:oddHBand="1" w:evenHBand="0" w:firstRowFirstColumn="0" w:firstRowLastColumn="0" w:lastRowFirstColumn="0" w:lastRowLastColumn="0"/>
+            </w:pPr>
+            <w:r>
+              <w:t>3.163</w:t>
+            </w:r>
+          </w:p>
+        </w:tc>
+        <w:tc>
+          <w:tcPr>
+            <w:tcW w:w="1279" w:type="dxa"/>
+          </w:tcPr>
+          <w:p>
+            <w:pPr>
+              <w:cnfStyle w:val="000000100000" w:firstRow="0" w:lastRow="0" w:firstColumn="0" w:lastColumn="0" w:oddVBand="0" w:evenVBand="0" w:oddHBand="1" w:evenHBand="0" w:firstRowFirstColumn="0" w:firstRowLastColumn="0" w:lastRowFirstColumn="0" w:lastRowLastColumn="0"/>
+            </w:pPr>
+            <w:r>
+              <w:t>124.902</w:t>
+            </w:r>
+          </w:p>
+        </w:tc>
+        <w:tc>
+          <w:tcPr>
+            <w:tcW w:w="1036" w:type="dxa"/>
+          </w:tcPr>
+          <w:p>
+            <w:pPr>
+              <w:cnfStyle w:val="000000100000" w:firstRow="0" w:lastRow="0" w:firstColumn="0" w:lastColumn="0" w:oddVBand="0" w:evenVBand="0" w:oddHBand="1" w:evenHBand="0" w:firstRowFirstColumn="0" w:firstRowLastColumn="0" w:lastRowFirstColumn="0" w:lastRowLastColumn="0"/>
+            </w:pPr>
+            <w:r>
+              <w:t>0.615</w:t>
+            </w:r>
+          </w:p>
+        </w:tc>
+        <w:tc>
+          <w:tcPr>
+            <w:tcW w:w="926" w:type="dxa"/>
+          </w:tcPr>
+          <w:p>
+            <w:pPr>
+              <w:cnfStyle w:val="000000100000" w:firstRow="0" w:lastRow="0" w:firstColumn="0" w:lastColumn="0" w:oddVBand="0" w:evenVBand="0" w:oddHBand="1" w:evenHBand="0" w:firstRowFirstColumn="0" w:firstRowLastColumn="0" w:lastRowFirstColumn="0" w:lastRowLastColumn="0"/>
+            </w:pPr>
+            <w:r>
+              <w:t>10.957</w:t>
+            </w:r>
+          </w:p>
         </w:tc>
       </w:tr>
       <w:tr>
         <w:tc>
           <w:tcPr>
-            <w:tcW w:w="979" w:type="dxa"/>
-          </w:tcPr>
-          <w:p>
-            <w:r>
-              <w:t>4</w:t>
-            </w:r>
-          </w:p>
-        </w:tc>
-        <w:tc>
-          <w:tcPr>
-            <w:tcW w:w="1527" w:type="dxa"/>
-          </w:tcPr>
-          <w:p/>
-        </w:tc>
-        <w:tc>
-          <w:tcPr>
-            <w:tcW w:w="930" w:type="dxa"/>
-          </w:tcPr>
-          <w:p/>
-        </w:tc>
-        <w:tc>
-          <w:tcPr>
-            <w:tcW w:w="930" w:type="dxa"/>
-          </w:tcPr>
-          <w:p/>
-        </w:tc>
-        <w:tc>
-          <w:tcPr>
-            <w:tcW w:w="930" w:type="dxa"/>
-          </w:tcPr>
-          <w:p/>
-        </w:tc>
-        <w:tc>
-          <w:tcPr>
-            <w:tcW w:w="930" w:type="dxa"/>
-          </w:tcPr>
-          <w:p/>
-        </w:tc>
-        <w:tc>
-          <w:tcPr>
-            <w:tcW w:w="930" w:type="dxa"/>
-          </w:tcPr>
-          <w:p/>
-        </w:tc>
-        <w:tc>
-          <w:tcPr>
-            <w:tcW w:w="930" w:type="dxa"/>
-          </w:tcPr>
-          <w:p/>
-        </w:tc>
-        <w:tc>
-          <w:tcPr>
-            <w:tcW w:w="930" w:type="dxa"/>
-          </w:tcPr>
-          <w:p/>
-        </w:tc>
-      </w:tr>
-      <w:tr>
-        <w:tc>
-          <w:tcPr>
-            <w:tcW w:w="979" w:type="dxa"/>
-          </w:tcPr>
-          <w:p>
-            <w:r>
-              <w:t>5</w:t>
-            </w:r>
-          </w:p>
-        </w:tc>
-        <w:tc>
-          <w:tcPr>
-            <w:tcW w:w="1527" w:type="dxa"/>
-          </w:tcPr>
-          <w:p/>
-        </w:tc>
-        <w:tc>
-          <w:tcPr>
-            <w:tcW w:w="930" w:type="dxa"/>
-          </w:tcPr>
-          <w:p/>
-        </w:tc>
-        <w:tc>
-          <w:tcPr>
-            <w:tcW w:w="930" w:type="dxa"/>
-          </w:tcPr>
-          <w:p/>
-        </w:tc>
-        <w:tc>
-          <w:tcPr>
-            <w:tcW w:w="930" w:type="dxa"/>
-          </w:tcPr>
-          <w:p/>
-        </w:tc>
-        <w:tc>
-          <w:tcPr>
-            <w:tcW w:w="930" w:type="dxa"/>
-          </w:tcPr>
-          <w:p/>
-        </w:tc>
-        <w:tc>
-          <w:tcPr>
-            <w:tcW w:w="930" w:type="dxa"/>
-          </w:tcPr>
-          <w:p/>
-        </w:tc>
-        <w:tc>
-          <w:tcPr>
-            <w:tcW w:w="930" w:type="dxa"/>
-          </w:tcPr>
-          <w:p/>
-        </w:tc>
-        <w:tc>
-          <w:tcPr>
-            <w:tcW w:w="930" w:type="dxa"/>
-          </w:tcPr>
-          <w:p/>
+            <w:cnfStyle w:val="001000000000" w:firstRow="0" w:lastRow="0" w:firstColumn="1" w:lastColumn="0" w:oddVBand="0" w:evenVBand="0" w:oddHBand="0" w:evenHBand="0" w:firstRowFirstColumn="0" w:firstRowLastColumn="0" w:lastRowFirstColumn="0" w:lastRowLastColumn="0"/>
+            <w:tcW w:w="850" w:type="dxa"/>
+          </w:tcPr>
+          <w:p>
+            <w:r>
+              <w:t>3</w:t>
+            </w:r>
+          </w:p>
+        </w:tc>
+        <w:tc>
+          <w:tcPr>
+            <w:tcW w:w="1296" w:type="dxa"/>
+          </w:tcPr>
+          <w:p>
+            <w:pPr>
+              <w:cnfStyle w:val="000000000000" w:firstRow="0" w:lastRow="0" w:firstColumn="0" w:lastColumn="0" w:oddVBand="0" w:evenVBand="0" w:oddHBand="0" w:evenHBand="0" w:firstRowFirstColumn="0" w:firstRowLastColumn="0" w:lastRowFirstColumn="0" w:lastRowLastColumn="0"/>
+            </w:pPr>
+            <w:r>
+              <w:t>1019</w:t>
+            </w:r>
+          </w:p>
+        </w:tc>
+        <w:tc>
+          <w:tcPr>
+            <w:tcW w:w="875" w:type="dxa"/>
+          </w:tcPr>
+          <w:p>
+            <w:pPr>
+              <w:cnfStyle w:val="000000000000" w:firstRow="0" w:lastRow="0" w:firstColumn="0" w:lastColumn="0" w:oddVBand="0" w:evenVBand="0" w:oddHBand="0" w:evenHBand="0" w:firstRowFirstColumn="0" w:firstRowLastColumn="0" w:lastRowFirstColumn="0" w:lastRowLastColumn="0"/>
+            </w:pPr>
+            <w:r>
+              <w:t>6.313</w:t>
+            </w:r>
+          </w:p>
+        </w:tc>
+        <w:tc>
+          <w:tcPr>
+            <w:tcW w:w="990" w:type="dxa"/>
+          </w:tcPr>
+          <w:p>
+            <w:pPr>
+              <w:cnfStyle w:val="000000000000" w:firstRow="0" w:lastRow="0" w:firstColumn="0" w:lastColumn="0" w:oddVBand="0" w:evenVBand="0" w:oddHBand="0" w:evenHBand="0" w:firstRowFirstColumn="0" w:firstRowLastColumn="0" w:lastRowFirstColumn="0" w:lastRowLastColumn="0"/>
+            </w:pPr>
+            <w:r>
+              <w:t>0.337</w:t>
+            </w:r>
+          </w:p>
+        </w:tc>
+        <w:tc>
+          <w:tcPr>
+            <w:tcW w:w="809" w:type="dxa"/>
+          </w:tcPr>
+          <w:p>
+            <w:pPr>
+              <w:cnfStyle w:val="000000000000" w:firstRow="0" w:lastRow="0" w:firstColumn="0" w:lastColumn="0" w:oddVBand="0" w:evenVBand="0" w:oddHBand="0" w:evenHBand="0" w:firstRowFirstColumn="0" w:firstRowLastColumn="0" w:lastRowFirstColumn="0" w:lastRowLastColumn="0"/>
+            </w:pPr>
+            <w:r>
+              <w:t>0.261</w:t>
+            </w:r>
+          </w:p>
+        </w:tc>
+        <w:tc>
+          <w:tcPr>
+            <w:tcW w:w="965" w:type="dxa"/>
+          </w:tcPr>
+          <w:p>
+            <w:pPr>
+              <w:cnfStyle w:val="000000000000" w:firstRow="0" w:lastRow="0" w:firstColumn="0" w:lastColumn="0" w:oddVBand="0" w:evenVBand="0" w:oddHBand="0" w:evenHBand="0" w:firstRowFirstColumn="0" w:firstRowLastColumn="0" w:lastRowFirstColumn="0" w:lastRowLastColumn="0"/>
+            </w:pPr>
+            <w:r>
+              <w:t>4.130</w:t>
+            </w:r>
+          </w:p>
+        </w:tc>
+        <w:tc>
+          <w:tcPr>
+            <w:tcW w:w="1279" w:type="dxa"/>
+          </w:tcPr>
+          <w:p>
+            <w:pPr>
+              <w:cnfStyle w:val="000000000000" w:firstRow="0" w:lastRow="0" w:firstColumn="0" w:lastColumn="0" w:oddVBand="0" w:evenVBand="0" w:oddHBand="0" w:evenHBand="0" w:firstRowFirstColumn="0" w:firstRowLastColumn="0" w:lastRowFirstColumn="0" w:lastRowLastColumn="0"/>
+            </w:pPr>
+            <w:r>
+              <w:t>113.781</w:t>
+            </w:r>
+          </w:p>
+        </w:tc>
+        <w:tc>
+          <w:tcPr>
+            <w:tcW w:w="1036" w:type="dxa"/>
+          </w:tcPr>
+          <w:p>
+            <w:pPr>
+              <w:cnfStyle w:val="000000000000" w:firstRow="0" w:lastRow="0" w:firstColumn="0" w:lastColumn="0" w:oddVBand="0" w:evenVBand="0" w:oddHBand="0" w:evenHBand="0" w:firstRowFirstColumn="0" w:firstRowLastColumn="0" w:lastRowFirstColumn="0" w:lastRowLastColumn="0"/>
+            </w:pPr>
+            <w:r>
+              <w:t>0.424</w:t>
+            </w:r>
+          </w:p>
+        </w:tc>
+        <w:tc>
+          <w:tcPr>
+            <w:tcW w:w="926" w:type="dxa"/>
+          </w:tcPr>
+          <w:p>
+            <w:pPr>
+              <w:cnfStyle w:val="000000000000" w:firstRow="0" w:lastRow="0" w:firstColumn="0" w:lastColumn="0" w:oddVBand="0" w:evenVBand="0" w:oddHBand="0" w:evenHBand="0" w:firstRowFirstColumn="0" w:firstRowLastColumn="0" w:lastRowFirstColumn="0" w:lastRowLastColumn="0"/>
+            </w:pPr>
+            <w:r>
+              <w:t>11.436</w:t>
+            </w:r>
+          </w:p>
         </w:tc>
       </w:tr>
     </w:tbl>
-    <w:p/>
     <w:p>
       <w:r>
-        <w:t xml:space="preserve">inertia: </w:t>
-      </w:r>
-      <w:r>
-        <w:t>17171.25671</w:t>
+        <w:t xml:space="preserve">Table 1.3: </w:t>
       </w:r>
     </w:p>
     <w:p>
       <w:r>
-        <w:t>Silhouette</w:t>
-      </w:r>
-      <w:r>
-        <w:t>: 0.15555</w:t>
+        <w:t xml:space="preserve">b) </w:t>
       </w:r>
     </w:p>
+    <w:p>
+      <w:r>
+        <w:t xml:space="preserve">Figure 1.4 displays the </w:t>
+      </w:r>
+      <w:r>
+        <w:t>pair plot</w:t>
+      </w:r>
+      <w:r>
+        <w:t xml:space="preserve"> of the seven selected features with colour separation among clusters. The plots seem to support the low cluster score, </w:t>
+      </w:r>
+      <w:r>
+        <w:t xml:space="preserve">as there </w:t>
+      </w:r>
+      <w:r>
+        <w:t xml:space="preserve">were limited separation. </w:t>
+      </w:r>
+      <w:r>
+        <w:t>Alcohol, sulphates and volatile acidity show</w:t>
+      </w:r>
+      <w:r>
+        <w:t xml:space="preserve">ed some separation among </w:t>
+      </w:r>
+      <w:r>
+        <w:t xml:space="preserve">clusters </w:t>
+      </w:r>
+      <w:r>
+        <w:t xml:space="preserve">though </w:t>
+      </w:r>
+      <w:r>
+        <w:t xml:space="preserve">no </w:t>
+      </w:r>
+      <w:r>
+        <w:t xml:space="preserve">features had clear separation. </w:t>
+      </w:r>
+      <w:r>
+        <w:t xml:space="preserve">This reinforces the low Silhouette score and suggests that the white wine samples mostly share similar characteristics. </w:t>
+      </w:r>
+    </w:p>
+    <w:p>
+      <w:r>
+        <w:rPr>
+          <w:noProof/>
+        </w:rPr>
+        <w:lastRenderedPageBreak/>
+        <w:drawing>
+          <wp:inline distT="0" distB="0" distL="0" distR="0" wp14:anchorId="74EFA1B5" wp14:editId="707B727F">
+            <wp:extent cx="6156659" cy="5805376"/>
+            <wp:effectExtent l="0" t="0" r="0" b="5080"/>
+            <wp:docPr id="1568426739" name="Picture 1"/>
+            <wp:cNvGraphicFramePr>
+              <a:graphicFrameLocks xmlns:a="http://schemas.openxmlformats.org/drawingml/2006/main" noChangeAspect="1"/>
+            </wp:cNvGraphicFramePr>
+            <a:graphic xmlns:a="http://schemas.openxmlformats.org/drawingml/2006/main">
+              <a:graphicData uri="http://schemas.openxmlformats.org/drawingml/2006/picture">
+                <pic:pic xmlns:pic="http://schemas.openxmlformats.org/drawingml/2006/picture">
+                  <pic:nvPicPr>
+                    <pic:cNvPr id="1568426739" name="Picture 1568426739"/>
+                    <pic:cNvPicPr/>
+                  </pic:nvPicPr>
+                  <pic:blipFill>
+                    <a:blip r:embed="rId9" cstate="print">
+                      <a:extLst>
+                        <a:ext uri="{28A0092B-C50C-407E-A947-70E740481C1C}">
+                          <a14:useLocalDpi xmlns:a14="http://schemas.microsoft.com/office/drawing/2010/main" val="0"/>
+                        </a:ext>
+                      </a:extLst>
+                    </a:blip>
+                    <a:stretch>
+                      <a:fillRect/>
+                    </a:stretch>
+                  </pic:blipFill>
+                  <pic:spPr>
+                    <a:xfrm>
+                      <a:off x="0" y="0"/>
+                      <a:ext cx="6159759" cy="5808299"/>
+                    </a:xfrm>
+                    <a:prstGeom prst="rect">
+                      <a:avLst/>
+                    </a:prstGeom>
+                  </pic:spPr>
+                </pic:pic>
+              </a:graphicData>
+            </a:graphic>
+          </wp:inline>
+        </w:drawing>
+      </w:r>
+    </w:p>
+    <w:p>
+      <w:r>
+        <w:t xml:space="preserve">Figure 1.4: </w:t>
+      </w:r>
+    </w:p>
+    <w:p>
+      <w:r>
+        <w:t xml:space="preserve">5) </w:t>
+      </w:r>
+    </w:p>
+    <w:p>
+      <w:r>
+        <w:t xml:space="preserve">a) </w:t>
+      </w:r>
+    </w:p>
+    <w:p/>
+    <w:p>
+      <w:r>
+        <w:t>b)</w:t>
+      </w:r>
+    </w:p>
+    <w:p>
+      <w:r>
+        <w:t xml:space="preserve">The feature distribution for the </w:t>
+      </w:r>
+      <w:proofErr w:type="spellStart"/>
+      <w:r>
+        <w:t>MinMaxScaler</w:t>
+      </w:r>
+      <w:proofErr w:type="spellEnd"/>
+      <w:r>
+        <w:t xml:space="preserve"> </w:t>
+      </w:r>
+      <w:r>
+        <w:t xml:space="preserve">model </w:t>
+      </w:r>
+      <w:r>
+        <w:t>is presented in Appendix 1.2.</w:t>
+      </w:r>
+      <w:r>
+        <w:t xml:space="preserve"> </w:t>
+      </w:r>
+      <w:r>
+        <w:t>According to the plots, Alcohol</w:t>
+      </w:r>
+      <w:r>
+        <w:t>, residual sugar</w:t>
+      </w:r>
+      <w:r>
+        <w:t xml:space="preserve"> and total </w:t>
+      </w:r>
+      <w:proofErr w:type="spellStart"/>
+      <w:r>
+        <w:t>sulfur</w:t>
+      </w:r>
+      <w:proofErr w:type="spellEnd"/>
+      <w:r>
+        <w:t xml:space="preserve"> dioxide ha</w:t>
+      </w:r>
+      <w:r>
+        <w:t>d</w:t>
+      </w:r>
+      <w:r>
+        <w:t xml:space="preserve"> the clearest separation, </w:t>
+      </w:r>
+      <w:r>
+        <w:t xml:space="preserve">with noticeable groupings of clusters. </w:t>
+      </w:r>
+      <w:r>
+        <w:t xml:space="preserve">Meanwhile fixed acidity, volatile acidity, citric acid and sulphates overlapped heavily because of minimal variation across clusters. </w:t>
+      </w:r>
+      <w:r>
+        <w:t xml:space="preserve">Cluster 0 had a noticeable higher cluster among alcohol, and a lower fixed and volatile acidity. </w:t>
+      </w:r>
+      <w:r>
+        <w:t>Meanwhile c</w:t>
+      </w:r>
+      <w:r>
+        <w:t xml:space="preserve">luster 3 had some distinct </w:t>
+      </w:r>
+      <w:r>
+        <w:t xml:space="preserve">trends around the high </w:t>
+      </w:r>
+      <w:r>
+        <w:lastRenderedPageBreak/>
+        <w:t xml:space="preserve">end of residual sugar and total </w:t>
+      </w:r>
+      <w:proofErr w:type="spellStart"/>
+      <w:r>
+        <w:t>surfur</w:t>
+      </w:r>
+      <w:proofErr w:type="spellEnd"/>
+      <w:r>
+        <w:t xml:space="preserve"> dioxide. </w:t>
+      </w:r>
+      <w:r>
+        <w:t xml:space="preserve">Overall, </w:t>
+      </w:r>
+      <w:r>
+        <w:t xml:space="preserve">despite some </w:t>
+      </w:r>
+      <w:r>
+        <w:t>noticeable</w:t>
+      </w:r>
+      <w:r>
+        <w:t xml:space="preserve"> partition between clusters, there is significant overlap as supported by the </w:t>
+      </w:r>
+      <w:r>
+        <w:t>silhouette</w:t>
+      </w:r>
+      <w:r>
+        <w:t xml:space="preserve"> score of </w:t>
+      </w:r>
+      <w:r>
+        <w:t>0.</w:t>
+      </w:r>
+      <w:r>
+        <w:t>1931</w:t>
+      </w:r>
+      <w:r>
+        <w:t>,</w:t>
+      </w:r>
+    </w:p>
+    <w:p/>
+    <w:p/>
+    <w:p/>
+    <w:p/>
+    <w:p/>
+    <w:p/>
+    <w:p/>
+    <w:p/>
+    <w:p/>
+    <w:p/>
+    <w:p/>
+    <w:p/>
+    <w:p/>
+    <w:p/>
+    <w:p/>
+    <w:p/>
+    <w:p/>
+    <w:p/>
+    <w:p/>
+    <w:p/>
+    <w:p/>
+    <w:p/>
+    <w:p/>
+    <w:p/>
+    <w:p/>
+    <w:p/>
+    <w:p>
+      <w:r>
+        <w:lastRenderedPageBreak/>
+        <w:t>Task 2</w:t>
+      </w:r>
+    </w:p>
+    <w:p>
+      <w:r>
+        <w:t>1)</w:t>
+      </w:r>
+    </w:p>
+    <w:p>
+      <w:r>
+        <w:t xml:space="preserve">The dataset was initially inspected to see for inconsistencies, missing values, wrong data types and duplicate entry. </w:t>
+      </w:r>
+      <w:r>
+        <w:t xml:space="preserve">This included converting </w:t>
+      </w:r>
+      <w:proofErr w:type="spellStart"/>
+      <w:r>
+        <w:t>TransactionNo</w:t>
+      </w:r>
+      <w:proofErr w:type="spellEnd"/>
+      <w:r>
+        <w:t xml:space="preserve"> to integer data type</w:t>
+      </w:r>
+      <w:r>
+        <w:t xml:space="preserve"> </w:t>
+      </w:r>
+      <w:r>
+        <w:t xml:space="preserve">and was further inspected to ensure there weren’t any unexplained decreases. </w:t>
+      </w:r>
+      <w:r>
+        <w:t xml:space="preserve">Item names were inspected to ensure they were not weird. </w:t>
+      </w:r>
+      <w:r>
+        <w:t xml:space="preserve">Some of the intervention included stripping away leading or trailing </w:t>
+      </w:r>
+      <w:r>
+        <w:t>spaces and</w:t>
+      </w:r>
+      <w:r>
+        <w:t xml:space="preserve"> fixing inconsistent entries such as replacing </w:t>
+      </w:r>
+      <w:r>
+        <w:t>"</w:t>
+      </w:r>
+      <w:proofErr w:type="spellStart"/>
+      <w:r>
+        <w:t>Olum</w:t>
+      </w:r>
+      <w:proofErr w:type="spellEnd"/>
+      <w:r>
+        <w:t xml:space="preserve"> &amp; polenta"</w:t>
+      </w:r>
+      <w:r>
+        <w:t xml:space="preserve"> with</w:t>
+      </w:r>
+      <w:r>
+        <w:t xml:space="preserve"> "Polenta"</w:t>
+      </w:r>
+      <w:r>
+        <w:t xml:space="preserve"> and removing “Adjustment” as it was deemed a placeholder entry.</w:t>
+      </w:r>
+      <w:r>
+        <w:t xml:space="preserve"> Some unusual entries such as “Chicken Sand” were left alone </w:t>
+      </w:r>
+      <w:r>
+        <w:t>based on</w:t>
+      </w:r>
+      <w:r>
+        <w:t xml:space="preserve"> lack of evidence. </w:t>
+      </w:r>
+    </w:p>
+    <w:p>
+      <w:r>
+        <w:t xml:space="preserve">Where possible, missing </w:t>
+      </w:r>
+      <w:r>
+        <w:t xml:space="preserve">values were filled in using related data. </w:t>
+      </w:r>
+      <w:r>
+        <w:t>For instance, e</w:t>
+      </w:r>
+      <w:r>
+        <w:t xml:space="preserve">mpty </w:t>
+      </w:r>
+      <w:proofErr w:type="spellStart"/>
+      <w:r>
+        <w:t>TransactionNo</w:t>
+      </w:r>
+      <w:proofErr w:type="spellEnd"/>
+      <w:r>
+        <w:t xml:space="preserve"> were filled in </w:t>
+      </w:r>
+      <w:r>
+        <w:t xml:space="preserve">using matching timestamps </w:t>
+      </w:r>
+      <w:r>
+        <w:t>on the condition that only one transaction number was available at the specific time</w:t>
+      </w:r>
+      <w:r>
+        <w:t xml:space="preserve">. </w:t>
+      </w:r>
+      <w:r>
+        <w:t xml:space="preserve">Missing timestamps were filled if they were from the same transaction, otherwise </w:t>
+      </w:r>
+      <w:r>
+        <w:t xml:space="preserve">calculated by using the average of its previous and next transaction if they had less than a </w:t>
+      </w:r>
+      <w:r>
+        <w:t>20-minute</w:t>
+      </w:r>
+      <w:r>
+        <w:t xml:space="preserve"> </w:t>
+      </w:r>
+      <w:r>
+        <w:t>difference</w:t>
+      </w:r>
+      <w:r>
+        <w:t>.</w:t>
+      </w:r>
+      <w:r>
+        <w:t xml:space="preserve"> Daypart values were derived using the time of day while </w:t>
+      </w:r>
+      <w:proofErr w:type="spellStart"/>
+      <w:r>
+        <w:t>DayType</w:t>
+      </w:r>
+      <w:proofErr w:type="spellEnd"/>
+      <w:r>
+        <w:t xml:space="preserve"> from the date to weekend or weekday. </w:t>
+      </w:r>
+    </w:p>
+    <w:p/>
+    <w:p/>
+    <w:p/>
+    <w:p/>
+    <w:p/>
+    <w:p/>
+    <w:p/>
+    <w:p/>
+    <w:p/>
+    <w:p/>
+    <w:p/>
+    <w:p/>
+    <w:p/>
+    <w:p/>
+    <w:p/>
+    <w:p/>
+    <w:p/>
+    <w:p/>
+    <w:p/>
+    <w:p/>
+    <w:p/>
+    <w:p>
+      <w:r>
+        <w:t xml:space="preserve"> </w:t>
+      </w:r>
+    </w:p>
+    <w:p/>
+    <w:p/>
     <w:sectPr>
       <w:pgSz w:w="11906" w:h="16838"/>
       <w:pgMar w:top="1440" w:right="1440" w:bottom="1440" w:left="1440" w:header="708" w:footer="708" w:gutter="0"/>
@@ -2330,8 +2986,100 @@
       </w:pPr>
     </w:lvl>
   </w:abstractNum>
+  <w:abstractNum w:abstractNumId="1" w15:restartNumberingAfterBreak="0">
+    <w:nsid w:val="5E663BA9"/>
+    <w:multiLevelType w:val="hybridMultilevel"/>
+    <w:tmpl w:val="CC94E2BC"/>
+    <w:lvl w:ilvl="0" w:tplc="0C090011">
+      <w:start w:val="1"/>
+      <w:numFmt w:val="decimal"/>
+      <w:lvlText w:val="%1)"/>
+      <w:lvlJc w:val="left"/>
+      <w:pPr>
+        <w:ind w:left="720" w:hanging="360"/>
+      </w:pPr>
+      <w:rPr>
+        <w:rFonts w:hint="default"/>
+      </w:rPr>
+    </w:lvl>
+    <w:lvl w:ilvl="1" w:tplc="0C090019" w:tentative="1">
+      <w:start w:val="1"/>
+      <w:numFmt w:val="lowerLetter"/>
+      <w:lvlText w:val="%2."/>
+      <w:lvlJc w:val="left"/>
+      <w:pPr>
+        <w:ind w:left="1440" w:hanging="360"/>
+      </w:pPr>
+    </w:lvl>
+    <w:lvl w:ilvl="2" w:tplc="0C09001B" w:tentative="1">
+      <w:start w:val="1"/>
+      <w:numFmt w:val="lowerRoman"/>
+      <w:lvlText w:val="%3."/>
+      <w:lvlJc w:val="right"/>
+      <w:pPr>
+        <w:ind w:left="2160" w:hanging="180"/>
+      </w:pPr>
+    </w:lvl>
+    <w:lvl w:ilvl="3" w:tplc="0C09000F" w:tentative="1">
+      <w:start w:val="1"/>
+      <w:numFmt w:val="decimal"/>
+      <w:lvlText w:val="%4."/>
+      <w:lvlJc w:val="left"/>
+      <w:pPr>
+        <w:ind w:left="2880" w:hanging="360"/>
+      </w:pPr>
+    </w:lvl>
+    <w:lvl w:ilvl="4" w:tplc="0C090019" w:tentative="1">
+      <w:start w:val="1"/>
+      <w:numFmt w:val="lowerLetter"/>
+      <w:lvlText w:val="%5."/>
+      <w:lvlJc w:val="left"/>
+      <w:pPr>
+        <w:ind w:left="3600" w:hanging="360"/>
+      </w:pPr>
+    </w:lvl>
+    <w:lvl w:ilvl="5" w:tplc="0C09001B" w:tentative="1">
+      <w:start w:val="1"/>
+      <w:numFmt w:val="lowerRoman"/>
+      <w:lvlText w:val="%6."/>
+      <w:lvlJc w:val="right"/>
+      <w:pPr>
+        <w:ind w:left="4320" w:hanging="180"/>
+      </w:pPr>
+    </w:lvl>
+    <w:lvl w:ilvl="6" w:tplc="0C09000F" w:tentative="1">
+      <w:start w:val="1"/>
+      <w:numFmt w:val="decimal"/>
+      <w:lvlText w:val="%7."/>
+      <w:lvlJc w:val="left"/>
+      <w:pPr>
+        <w:ind w:left="5040" w:hanging="360"/>
+      </w:pPr>
+    </w:lvl>
+    <w:lvl w:ilvl="7" w:tplc="0C090019" w:tentative="1">
+      <w:start w:val="1"/>
+      <w:numFmt w:val="lowerLetter"/>
+      <w:lvlText w:val="%8."/>
+      <w:lvlJc w:val="left"/>
+      <w:pPr>
+        <w:ind w:left="5760" w:hanging="360"/>
+      </w:pPr>
+    </w:lvl>
+    <w:lvl w:ilvl="8" w:tplc="0C09001B" w:tentative="1">
+      <w:start w:val="1"/>
+      <w:numFmt w:val="lowerRoman"/>
+      <w:lvlText w:val="%9."/>
+      <w:lvlJc w:val="right"/>
+      <w:pPr>
+        <w:ind w:left="6480" w:hanging="180"/>
+      </w:pPr>
+    </w:lvl>
+  </w:abstractNum>
   <w:num w:numId="1" w16cid:durableId="1449859307">
     <w:abstractNumId w:val="0"/>
+  </w:num>
+  <w:num w:numId="2" w16cid:durableId="1373924411">
+    <w:abstractNumId w:val="1"/>
   </w:num>
 </w:numbering>
 </file>
@@ -3348,6 +4096,160 @@
       </w:rPr>
     </w:tblStylePr>
   </w:style>
+  <w:style w:type="table" w:styleId="PlainTable5">
+    <w:name w:val="Plain Table 5"/>
+    <w:basedOn w:val="TableNormal"/>
+    <w:uiPriority w:val="45"/>
+    <w:rsid w:val="001C1DB9"/>
+    <w:pPr>
+      <w:spacing w:after="0" w:line="240" w:lineRule="auto"/>
+    </w:pPr>
+    <w:tblPr>
+      <w:tblStyleRowBandSize w:val="1"/>
+      <w:tblStyleColBandSize w:val="1"/>
+    </w:tblPr>
+    <w:tblStylePr w:type="firstRow">
+      <w:rPr>
+        <w:rFonts w:asciiTheme="majorHAnsi" w:eastAsiaTheme="majorEastAsia" w:hAnsiTheme="majorHAnsi" w:cstheme="majorBidi"/>
+        <w:i/>
+        <w:iCs/>
+        <w:sz w:val="26"/>
+      </w:rPr>
+      <w:tblPr/>
+      <w:tcPr>
+        <w:tcBorders>
+          <w:bottom w:val="single" w:sz="4" w:space="0" w:color="7F7F7F" w:themeColor="text1" w:themeTint="80"/>
+        </w:tcBorders>
+        <w:shd w:val="clear" w:color="auto" w:fill="FFFFFF" w:themeFill="background1"/>
+      </w:tcPr>
+    </w:tblStylePr>
+    <w:tblStylePr w:type="lastRow">
+      <w:rPr>
+        <w:rFonts w:asciiTheme="majorHAnsi" w:eastAsiaTheme="majorEastAsia" w:hAnsiTheme="majorHAnsi" w:cstheme="majorBidi"/>
+        <w:i/>
+        <w:iCs/>
+        <w:sz w:val="26"/>
+      </w:rPr>
+      <w:tblPr/>
+      <w:tcPr>
+        <w:tcBorders>
+          <w:top w:val="single" w:sz="4" w:space="0" w:color="7F7F7F" w:themeColor="text1" w:themeTint="80"/>
+        </w:tcBorders>
+        <w:shd w:val="clear" w:color="auto" w:fill="FFFFFF" w:themeFill="background1"/>
+      </w:tcPr>
+    </w:tblStylePr>
+    <w:tblStylePr w:type="firstCol">
+      <w:pPr>
+        <w:jc w:val="right"/>
+      </w:pPr>
+      <w:rPr>
+        <w:rFonts w:asciiTheme="majorHAnsi" w:eastAsiaTheme="majorEastAsia" w:hAnsiTheme="majorHAnsi" w:cstheme="majorBidi"/>
+        <w:i/>
+        <w:iCs/>
+        <w:sz w:val="26"/>
+      </w:rPr>
+      <w:tblPr/>
+      <w:tcPr>
+        <w:tcBorders>
+          <w:right w:val="single" w:sz="4" w:space="0" w:color="7F7F7F" w:themeColor="text1" w:themeTint="80"/>
+        </w:tcBorders>
+        <w:shd w:val="clear" w:color="auto" w:fill="FFFFFF" w:themeFill="background1"/>
+      </w:tcPr>
+    </w:tblStylePr>
+    <w:tblStylePr w:type="lastCol">
+      <w:rPr>
+        <w:rFonts w:asciiTheme="majorHAnsi" w:eastAsiaTheme="majorEastAsia" w:hAnsiTheme="majorHAnsi" w:cstheme="majorBidi"/>
+        <w:i/>
+        <w:iCs/>
+        <w:sz w:val="26"/>
+      </w:rPr>
+      <w:tblPr/>
+      <w:tcPr>
+        <w:tcBorders>
+          <w:left w:val="single" w:sz="4" w:space="0" w:color="7F7F7F" w:themeColor="text1" w:themeTint="80"/>
+        </w:tcBorders>
+        <w:shd w:val="clear" w:color="auto" w:fill="FFFFFF" w:themeFill="background1"/>
+      </w:tcPr>
+    </w:tblStylePr>
+    <w:tblStylePr w:type="band1Vert">
+      <w:tblPr/>
+      <w:tcPr>
+        <w:shd w:val="clear" w:color="auto" w:fill="F2F2F2" w:themeFill="background1" w:themeFillShade="F2"/>
+      </w:tcPr>
+    </w:tblStylePr>
+    <w:tblStylePr w:type="band1Horz">
+      <w:tblPr/>
+      <w:tcPr>
+        <w:shd w:val="clear" w:color="auto" w:fill="F2F2F2" w:themeFill="background1" w:themeFillShade="F2"/>
+      </w:tcPr>
+    </w:tblStylePr>
+    <w:tblStylePr w:type="neCell">
+      <w:tblPr/>
+      <w:tcPr>
+        <w:tcBorders>
+          <w:left w:val="nil"/>
+        </w:tcBorders>
+      </w:tcPr>
+    </w:tblStylePr>
+    <w:tblStylePr w:type="nwCell">
+      <w:tblPr/>
+      <w:tcPr>
+        <w:tcBorders>
+          <w:right w:val="nil"/>
+        </w:tcBorders>
+      </w:tcPr>
+    </w:tblStylePr>
+    <w:tblStylePr w:type="seCell">
+      <w:tblPr/>
+      <w:tcPr>
+        <w:tcBorders>
+          <w:left w:val="nil"/>
+        </w:tcBorders>
+      </w:tcPr>
+    </w:tblStylePr>
+    <w:tblStylePr w:type="swCell">
+      <w:tblPr/>
+      <w:tcPr>
+        <w:tcBorders>
+          <w:right w:val="nil"/>
+        </w:tcBorders>
+      </w:tcPr>
+    </w:tblStylePr>
+  </w:style>
+  <w:style w:type="character" w:styleId="Hyperlink">
+    <w:name w:val="Hyperlink"/>
+    <w:basedOn w:val="DefaultParagraphFont"/>
+    <w:uiPriority w:val="99"/>
+    <w:unhideWhenUsed/>
+    <w:rsid w:val="007B49AC"/>
+    <w:rPr>
+      <w:color w:val="467886" w:themeColor="hyperlink"/>
+      <w:u w:val="single"/>
+    </w:rPr>
+  </w:style>
+  <w:style w:type="character" w:styleId="UnresolvedMention">
+    <w:name w:val="Unresolved Mention"/>
+    <w:basedOn w:val="DefaultParagraphFont"/>
+    <w:uiPriority w:val="99"/>
+    <w:semiHidden/>
+    <w:unhideWhenUsed/>
+    <w:rsid w:val="007B49AC"/>
+    <w:rPr>
+      <w:color w:val="605E5C"/>
+      <w:shd w:val="clear" w:color="auto" w:fill="E1DFDD"/>
+    </w:rPr>
+  </w:style>
+  <w:style w:type="paragraph" w:styleId="NormalWeb">
+    <w:name w:val="Normal (Web)"/>
+    <w:basedOn w:val="Normal"/>
+    <w:uiPriority w:val="99"/>
+    <w:semiHidden/>
+    <w:unhideWhenUsed/>
+    <w:rsid w:val="00FA31EF"/>
+    <w:rPr>
+      <w:rFonts w:ascii="Times New Roman" w:hAnsi="Times New Roman" w:cs="Times New Roman"/>
+    </w:rPr>
+  </w:style>
 </w:styles>
 </file>
 

--- a/task1.docx
+++ b/task1.docx
@@ -2736,10 +2736,7 @@
     </w:p>
     <w:p>
       <w:r>
-        <w:t xml:space="preserve">The dataset was initially inspected to see for inconsistencies, missing values, wrong data types and duplicate entry. </w:t>
-      </w:r>
-      <w:r>
-        <w:t xml:space="preserve">This included converting </w:t>
+        <w:t xml:space="preserve">The dataset was initially inspected for inconsistencies, missing values, incorrect data types, and duplicate entries. This included converting </w:t>
       </w:r>
       <w:proofErr w:type="spellStart"/>
       <w:r>
@@ -2747,118 +2744,557 @@
       </w:r>
       <w:proofErr w:type="spellEnd"/>
       <w:r>
-        <w:t xml:space="preserve"> to integer data type</w:t>
-      </w:r>
+        <w:t xml:space="preserve"> to an integer data type and checking for unexplained decreases in transaction numbers. Item names were also reviewed for unusual or inconsistent entries. Corrections included removing leading and trailing spaces, standardising entries such as replacing “</w:t>
+      </w:r>
+      <w:proofErr w:type="spellStart"/>
+      <w:r>
+        <w:t>Olum</w:t>
+      </w:r>
+      <w:proofErr w:type="spellEnd"/>
+      <w:r>
+        <w:t xml:space="preserve"> &amp; polenta” with “Polenta”, and removing “Adjustment”, which was considered a placeholder entry. However, unusual entries such as “Chicken Sand” were retained due to insufficient evidence.</w:t>
+      </w:r>
+    </w:p>
+    <w:p>
+      <w:r>
+        <w:t xml:space="preserve">Where possible, missing values were imputed using related data. For example, missing </w:t>
+      </w:r>
+      <w:proofErr w:type="spellStart"/>
+      <w:r>
+        <w:t>TransactionNo</w:t>
+      </w:r>
+      <w:proofErr w:type="spellEnd"/>
+      <w:r>
+        <w:t xml:space="preserve"> values were filled using matching timestamps, provided that only one transaction number corresponded to the timestamp. Missing timestamps were filled using other records from the same transaction. Where this was not possible, timestamps were estimated using the average of the preceding and following transaction timestamps, provided that the difference between them was less than 20 minutes. Daypart values were derived from the time of day, while </w:t>
+      </w:r>
+      <w:proofErr w:type="spellStart"/>
+      <w:r>
+        <w:t>DayType</w:t>
+      </w:r>
+      <w:proofErr w:type="spellEnd"/>
+      <w:r>
+        <w:t xml:space="preserve"> values were determined from the date and classified as either a weekday or weekend. Finally, records containing unresolved missing values and duplicate entries were removed.</w:t>
+      </w:r>
+    </w:p>
+    <w:p>
+      <w:r>
+        <w:t>The association rule focuses on the shopping behaviour of customers not quantities so the cleaning process was primarily focused on shopping list integrity and coherency</w:t>
+      </w:r>
+      <w:r>
+        <w:t xml:space="preserve">. </w:t>
+      </w:r>
+    </w:p>
+    <w:p>
+      <w:r>
+        <w:drawing>
+          <wp:inline distT="0" distB="0" distL="0" distR="0" wp14:anchorId="3B8B053D" wp14:editId="5F54D9A3">
+            <wp:extent cx="3305636" cy="1638529"/>
+            <wp:effectExtent l="0" t="0" r="0" b="0"/>
+            <wp:docPr id="1605451857" name="Picture 1"/>
+            <wp:cNvGraphicFramePr>
+              <a:graphicFrameLocks xmlns:a="http://schemas.openxmlformats.org/drawingml/2006/main" noChangeAspect="1"/>
+            </wp:cNvGraphicFramePr>
+            <a:graphic xmlns:a="http://schemas.openxmlformats.org/drawingml/2006/main">
+              <a:graphicData uri="http://schemas.openxmlformats.org/drawingml/2006/picture">
+                <pic:pic xmlns:pic="http://schemas.openxmlformats.org/drawingml/2006/picture">
+                  <pic:nvPicPr>
+                    <pic:cNvPr id="1605451857" name=""/>
+                    <pic:cNvPicPr/>
+                  </pic:nvPicPr>
+                  <pic:blipFill>
+                    <a:blip r:embed="rId10"/>
+                    <a:stretch>
+                      <a:fillRect/>
+                    </a:stretch>
+                  </pic:blipFill>
+                  <pic:spPr>
+                    <a:xfrm>
+                      <a:off x="0" y="0"/>
+                      <a:ext cx="3305636" cy="1638529"/>
+                    </a:xfrm>
+                    <a:prstGeom prst="rect">
+                      <a:avLst/>
+                    </a:prstGeom>
+                  </pic:spPr>
+                </pic:pic>
+              </a:graphicData>
+            </a:graphic>
+          </wp:inline>
+        </w:drawing>
+      </w:r>
+    </w:p>
+    <w:p>
+      <w:r>
+        <w:lastRenderedPageBreak/>
+        <w:drawing>
+          <wp:inline distT="0" distB="0" distL="0" distR="0" wp14:anchorId="2459A32B" wp14:editId="1DD55CB3">
+            <wp:extent cx="2448267" cy="3972479"/>
+            <wp:effectExtent l="0" t="0" r="9525" b="0"/>
+            <wp:docPr id="1367838256" name="Picture 1"/>
+            <wp:cNvGraphicFramePr>
+              <a:graphicFrameLocks xmlns:a="http://schemas.openxmlformats.org/drawingml/2006/main" noChangeAspect="1"/>
+            </wp:cNvGraphicFramePr>
+            <a:graphic xmlns:a="http://schemas.openxmlformats.org/drawingml/2006/main">
+              <a:graphicData uri="http://schemas.openxmlformats.org/drawingml/2006/picture">
+                <pic:pic xmlns:pic="http://schemas.openxmlformats.org/drawingml/2006/picture">
+                  <pic:nvPicPr>
+                    <pic:cNvPr id="1367838256" name=""/>
+                    <pic:cNvPicPr/>
+                  </pic:nvPicPr>
+                  <pic:blipFill>
+                    <a:blip r:embed="rId11"/>
+                    <a:stretch>
+                      <a:fillRect/>
+                    </a:stretch>
+                  </pic:blipFill>
+                  <pic:spPr>
+                    <a:xfrm>
+                      <a:off x="0" y="0"/>
+                      <a:ext cx="2448267" cy="3972479"/>
+                    </a:xfrm>
+                    <a:prstGeom prst="rect">
+                      <a:avLst/>
+                    </a:prstGeom>
+                  </pic:spPr>
+                </pic:pic>
+              </a:graphicData>
+            </a:graphic>
+          </wp:inline>
+        </w:drawing>
+      </w:r>
+    </w:p>
+    <w:p>
+      <w:r>
+        <w:t xml:space="preserve">Figure 2.1: </w:t>
+      </w:r>
+    </w:p>
+    <w:p>
+      <w:r>
+        <w:t>2)</w:t>
+      </w:r>
+    </w:p>
+    <w:p>
+      <w:r>
+        <w:t>a)</w:t>
+      </w:r>
+    </w:p>
+    <w:p>
+      <w:r>
+        <w:t xml:space="preserve">The </w:t>
+      </w:r>
+      <w:proofErr w:type="spellStart"/>
+      <w:r>
+        <w:t>Apriori</w:t>
+      </w:r>
+      <w:proofErr w:type="spellEnd"/>
       <w:r>
         <w:t xml:space="preserve"> </w:t>
       </w:r>
       <w:r>
-        <w:t xml:space="preserve">and was further inspected to ensure there weren’t any unexplained decreases. </w:t>
-      </w:r>
-      <w:r>
-        <w:t xml:space="preserve">Item names were inspected to ensure they were not weird. </w:t>
-      </w:r>
-      <w:r>
-        <w:t xml:space="preserve">Some of the intervention included stripping away leading or trailing </w:t>
-      </w:r>
-      <w:r>
-        <w:t>spaces and</w:t>
-      </w:r>
-      <w:r>
-        <w:t xml:space="preserve"> fixing inconsistent entries such as replacing </w:t>
-      </w:r>
-      <w:r>
-        <w:t>"</w:t>
+        <w:t xml:space="preserve">algorithm was applied with the specified </w:t>
+      </w:r>
+      <w:r>
+        <w:t xml:space="preserve">parameters. </w:t>
+      </w:r>
+      <w:r>
+        <w:t xml:space="preserve">An additional Rule column was added to make reading the direction easier. </w:t>
+      </w:r>
+    </w:p>
+    <w:p>
+      <w:r>
+        <w:drawing>
+          <wp:inline distT="0" distB="0" distL="0" distR="0" wp14:anchorId="1D24A6DE" wp14:editId="6847B58C">
+            <wp:extent cx="4176979" cy="2594762"/>
+            <wp:effectExtent l="0" t="0" r="0" b="0"/>
+            <wp:docPr id="1714055766" name="Picture 1"/>
+            <wp:cNvGraphicFramePr>
+              <a:graphicFrameLocks xmlns:a="http://schemas.openxmlformats.org/drawingml/2006/main" noChangeAspect="1"/>
+            </wp:cNvGraphicFramePr>
+            <a:graphic xmlns:a="http://schemas.openxmlformats.org/drawingml/2006/main">
+              <a:graphicData uri="http://schemas.openxmlformats.org/drawingml/2006/picture">
+                <pic:pic xmlns:pic="http://schemas.openxmlformats.org/drawingml/2006/picture">
+                  <pic:nvPicPr>
+                    <pic:cNvPr id="1714055766" name=""/>
+                    <pic:cNvPicPr/>
+                  </pic:nvPicPr>
+                  <pic:blipFill>
+                    <a:blip r:embed="rId12"/>
+                    <a:stretch>
+                      <a:fillRect/>
+                    </a:stretch>
+                  </pic:blipFill>
+                  <pic:spPr>
+                    <a:xfrm>
+                      <a:off x="0" y="0"/>
+                      <a:ext cx="4183267" cy="2598668"/>
+                    </a:xfrm>
+                    <a:prstGeom prst="rect">
+                      <a:avLst/>
+                    </a:prstGeom>
+                  </pic:spPr>
+                </pic:pic>
+              </a:graphicData>
+            </a:graphic>
+          </wp:inline>
+        </w:drawing>
+      </w:r>
+    </w:p>
+    <w:p>
+      <w:r>
+        <w:t xml:space="preserve">Figure 2.2: </w:t>
+      </w:r>
+    </w:p>
+    <w:p>
+      <w:r>
+        <w:t xml:space="preserve">b) </w:t>
+      </w:r>
+    </w:p>
+    <w:p>
+      <w:r>
+        <w:lastRenderedPageBreak/>
+        <w:t xml:space="preserve">The highest confidence value came from the rule: Medialuna -&gt; Coffee with a confidence of 0.5820. This means that 58.2% of medialuna purchases also contained coffee. </w:t>
+      </w:r>
+      <w:r>
+        <w:t xml:space="preserve">The highest lift value came from purchases that contains both coffee and </w:t>
+      </w:r>
+      <w:r>
+        <w:t>Medialuna</w:t>
+      </w:r>
+      <w:r>
+        <w:t>.</w:t>
+      </w:r>
+      <w:r>
+        <w:t xml:space="preserve"> Lift is directionless so it contains the rule coffee -&gt; </w:t>
+      </w:r>
+      <w:r>
+        <w:t>Medialuna</w:t>
+      </w:r>
+      <w:r>
+        <w:t xml:space="preserve"> &amp; </w:t>
+      </w:r>
+      <w:r>
+        <w:t>Medialuna</w:t>
+      </w:r>
+      <w:r>
+        <w:t xml:space="preserve"> -&gt; coffee. </w:t>
+      </w:r>
+      <w:r>
+        <w:t xml:space="preserve"> </w:t>
+      </w:r>
+      <w:r>
+        <w:t xml:space="preserve">The lift value was 1.220, which means that, according to the dataset, coffee and </w:t>
+      </w:r>
+      <w:r>
+        <w:t xml:space="preserve">Medialuna </w:t>
+      </w:r>
+      <w:r>
+        <w:t xml:space="preserve">are purchased together 21.92% more often than if the purchases were independent. </w:t>
+      </w:r>
+    </w:p>
+    <w:p>
+      <w:r>
+        <w:t>3)</w:t>
+      </w:r>
+    </w:p>
+    <w:p/>
+    <w:p>
+      <w:r>
+        <w:t xml:space="preserve">Figure X </w:t>
+      </w:r>
+      <w:r>
+        <w:t xml:space="preserve">compares the support, confidence and lift values across the association rules. </w:t>
+      </w:r>
+      <w:r>
+        <w:t xml:space="preserve">Figure X focuses on the rules with lift equal </w:t>
+      </w:r>
+      <w:r>
+        <w:t xml:space="preserve">to </w:t>
+      </w:r>
+      <w:r>
+        <w:t xml:space="preserve">or greater than 1, as these indicate that the items occur at least </w:t>
+      </w:r>
+      <w:r>
+        <w:t xml:space="preserve">as often as by chance. </w:t>
+      </w:r>
+      <w:r>
+        <w:t xml:space="preserve">The three </w:t>
+      </w:r>
+      <w:r>
+        <w:t>positive</w:t>
+      </w:r>
+      <w:r>
+        <w:t xml:space="preserve">ly associated </w:t>
+      </w:r>
+      <w:r>
+        <w:t xml:space="preserve">lift values were from the following rules: </w:t>
+      </w:r>
+      <w:r>
+        <w:t>coffee &lt;-&gt; medialuna, coffee &lt;-&gt; pastry, sandwich</w:t>
+      </w:r>
+      <w:r>
+        <w:t xml:space="preserve"> -&gt; coffee. </w:t>
+      </w:r>
+    </w:p>
+    <w:p>
+      <w:r>
+        <w:t xml:space="preserve">Coffee </w:t>
+      </w:r>
+      <w:r>
+        <w:t>-&gt;</w:t>
+      </w:r>
+      <w:r>
+        <w:t xml:space="preserve"> medialuna is well substantiated by both support and confidence. </w:t>
+      </w:r>
+      <w:r>
+        <w:t xml:space="preserve">This means that </w:t>
+      </w:r>
+      <w:r>
+        <w:t xml:space="preserve">both appears in approximately 5.4% of all purchases, and 58% of all medialuna purchases also include coffee. </w:t>
+      </w:r>
+      <w:r>
+        <w:t xml:space="preserve"> </w:t>
+      </w:r>
+      <w:r>
+        <w:t>Coffee and pastry are also common</w:t>
+      </w:r>
+      <w:r>
+        <w:t xml:space="preserve"> but weak in the rule coffee -&gt; pastry, because only about 11% of coffee purchase included pastry. </w:t>
+      </w:r>
+      <w:r>
+        <w:t xml:space="preserve">Coffee -&gt; sandwich has a confidence of </w:t>
+      </w:r>
+      <w:r>
+        <w:t>0.537,</w:t>
+      </w:r>
+      <w:r>
+        <w:t xml:space="preserve"> but the inverse direction is missing, potentially indicating sandwich purchases as niche, and likely filtered out by </w:t>
       </w:r>
       <w:proofErr w:type="spellStart"/>
       <w:r>
-        <w:t>Olum</w:t>
+        <w:t>min_coef</w:t>
       </w:r>
       <w:proofErr w:type="spellEnd"/>
       <w:r>
-        <w:t xml:space="preserve"> &amp; polenta"</w:t>
-      </w:r>
-      <w:r>
-        <w:t xml:space="preserve"> with</w:t>
-      </w:r>
-      <w:r>
-        <w:t xml:space="preserve"> "Polenta"</w:t>
-      </w:r>
-      <w:r>
-        <w:t xml:space="preserve"> and removing “Adjustment” as it was deemed a placeholder entry.</w:t>
-      </w:r>
-      <w:r>
-        <w:t xml:space="preserve"> Some unusual entries such as “Chicken Sand” were left alone </w:t>
-      </w:r>
-      <w:r>
-        <w:t>based on</w:t>
-      </w:r>
-      <w:r>
-        <w:t xml:space="preserve"> lack of evidence. </w:t>
-      </w:r>
-    </w:p>
-    <w:p>
-      <w:r>
-        <w:t xml:space="preserve">Where possible, missing </w:t>
-      </w:r>
-      <w:r>
-        <w:t xml:space="preserve">values were filled in using related data. </w:t>
-      </w:r>
-      <w:r>
-        <w:t>For instance, e</w:t>
-      </w:r>
-      <w:r>
-        <w:t xml:space="preserve">mpty </w:t>
+        <w:t xml:space="preserve">. </w:t>
+      </w:r>
+    </w:p>
+    <w:p>
+      <w:r>
+        <w:drawing>
+          <wp:inline distT="0" distB="0" distL="0" distR="0" wp14:anchorId="6BB2F49A" wp14:editId="29CFB47E">
+            <wp:extent cx="6265140" cy="2039815"/>
+            <wp:effectExtent l="0" t="0" r="2540" b="0"/>
+            <wp:docPr id="1687447168" name="Picture 1"/>
+            <wp:cNvGraphicFramePr>
+              <a:graphicFrameLocks xmlns:a="http://schemas.openxmlformats.org/drawingml/2006/main" noChangeAspect="1"/>
+            </wp:cNvGraphicFramePr>
+            <a:graphic xmlns:a="http://schemas.openxmlformats.org/drawingml/2006/main">
+              <a:graphicData uri="http://schemas.openxmlformats.org/drawingml/2006/picture">
+                <pic:pic xmlns:pic="http://schemas.openxmlformats.org/drawingml/2006/picture">
+                  <pic:nvPicPr>
+                    <pic:cNvPr id="1687447168" name=""/>
+                    <pic:cNvPicPr/>
+                  </pic:nvPicPr>
+                  <pic:blipFill rotWithShape="1">
+                    <a:blip r:embed="rId13"/>
+                    <a:srcRect l="790" t="1621" r="1189"/>
+                    <a:stretch>
+                      <a:fillRect/>
+                    </a:stretch>
+                  </pic:blipFill>
+                  <pic:spPr bwMode="auto">
+                    <a:xfrm>
+                      <a:off x="0" y="0"/>
+                      <a:ext cx="6276576" cy="2043538"/>
+                    </a:xfrm>
+                    <a:prstGeom prst="rect">
+                      <a:avLst/>
+                    </a:prstGeom>
+                    <a:ln>
+                      <a:noFill/>
+                    </a:ln>
+                    <a:extLst>
+                      <a:ext uri="{53640926-AAD7-44D8-BBD7-CCE9431645EC}">
+                        <a14:shadowObscured xmlns:a14="http://schemas.microsoft.com/office/drawing/2010/main"/>
+                      </a:ext>
+                    </a:extLst>
+                  </pic:spPr>
+                </pic:pic>
+              </a:graphicData>
+            </a:graphic>
+          </wp:inline>
+        </w:drawing>
+      </w:r>
+    </w:p>
+    <w:p>
+      <w:r>
+        <w:lastRenderedPageBreak/>
+        <w:drawing>
+          <wp:inline distT="0" distB="0" distL="0" distR="0" wp14:anchorId="013F3F1A" wp14:editId="4954C143">
+            <wp:extent cx="3381129" cy="3349256"/>
+            <wp:effectExtent l="0" t="0" r="0" b="3810"/>
+            <wp:docPr id="47735634" name="Picture 1"/>
+            <wp:cNvGraphicFramePr>
+              <a:graphicFrameLocks xmlns:a="http://schemas.openxmlformats.org/drawingml/2006/main" noChangeAspect="1"/>
+            </wp:cNvGraphicFramePr>
+            <a:graphic xmlns:a="http://schemas.openxmlformats.org/drawingml/2006/main">
+              <a:graphicData uri="http://schemas.openxmlformats.org/drawingml/2006/picture">
+                <pic:pic xmlns:pic="http://schemas.openxmlformats.org/drawingml/2006/picture">
+                  <pic:nvPicPr>
+                    <pic:cNvPr id="47735634" name=""/>
+                    <pic:cNvPicPr/>
+                  </pic:nvPicPr>
+                  <pic:blipFill rotWithShape="1">
+                    <a:blip r:embed="rId14"/>
+                    <a:srcRect l="1890" t="1394"/>
+                    <a:stretch>
+                      <a:fillRect/>
+                    </a:stretch>
+                  </pic:blipFill>
+                  <pic:spPr bwMode="auto">
+                    <a:xfrm>
+                      <a:off x="0" y="0"/>
+                      <a:ext cx="3385054" cy="3353144"/>
+                    </a:xfrm>
+                    <a:prstGeom prst="rect">
+                      <a:avLst/>
+                    </a:prstGeom>
+                    <a:ln>
+                      <a:noFill/>
+                    </a:ln>
+                    <a:extLst>
+                      <a:ext uri="{53640926-AAD7-44D8-BBD7-CCE9431645EC}">
+                        <a14:shadowObscured xmlns:a14="http://schemas.microsoft.com/office/drawing/2010/main"/>
+                      </a:ext>
+                    </a:extLst>
+                  </pic:spPr>
+                </pic:pic>
+              </a:graphicData>
+            </a:graphic>
+          </wp:inline>
+        </w:drawing>
+      </w:r>
+    </w:p>
+    <w:p/>
+    <w:p>
+      <w:r>
+        <w:t>4)</w:t>
+      </w:r>
+    </w:p>
+    <w:p>
+      <w:r>
+        <w:t>a)</w:t>
+      </w:r>
+    </w:p>
+    <w:p>
+      <w:r>
+        <w:t xml:space="preserve">There were two </w:t>
+      </w:r>
+      <w:r>
+        <w:t xml:space="preserve">rules were identified, with pastry on the left side. </w:t>
+      </w:r>
+    </w:p>
+    <w:p>
+      <w:r>
+        <w:drawing>
+          <wp:inline distT="0" distB="0" distL="0" distR="0" wp14:anchorId="4D553B8F" wp14:editId="59DAB07E">
+            <wp:extent cx="5468113" cy="600159"/>
+            <wp:effectExtent l="0" t="0" r="0" b="9525"/>
+            <wp:docPr id="1444903959" name="Picture 1"/>
+            <wp:cNvGraphicFramePr>
+              <a:graphicFrameLocks xmlns:a="http://schemas.openxmlformats.org/drawingml/2006/main" noChangeAspect="1"/>
+            </wp:cNvGraphicFramePr>
+            <a:graphic xmlns:a="http://schemas.openxmlformats.org/drawingml/2006/main">
+              <a:graphicData uri="http://schemas.openxmlformats.org/drawingml/2006/picture">
+                <pic:pic xmlns:pic="http://schemas.openxmlformats.org/drawingml/2006/picture">
+                  <pic:nvPicPr>
+                    <pic:cNvPr id="1444903959" name=""/>
+                    <pic:cNvPicPr/>
+                  </pic:nvPicPr>
+                  <pic:blipFill>
+                    <a:blip r:embed="rId15"/>
+                    <a:stretch>
+                      <a:fillRect/>
+                    </a:stretch>
+                  </pic:blipFill>
+                  <pic:spPr>
+                    <a:xfrm>
+                      <a:off x="0" y="0"/>
+                      <a:ext cx="5468113" cy="600159"/>
+                    </a:xfrm>
+                    <a:prstGeom prst="rect">
+                      <a:avLst/>
+                    </a:prstGeom>
+                  </pic:spPr>
+                </pic:pic>
+              </a:graphicData>
+            </a:graphic>
+          </wp:inline>
+        </w:drawing>
+      </w:r>
+    </w:p>
+    <w:p>
+      <w:r>
+        <w:t xml:space="preserve">Figure 2.3: </w:t>
+      </w:r>
+    </w:p>
+    <w:p>
+      <w:r>
+        <w:t>b)</w:t>
+      </w:r>
+    </w:p>
+    <w:p>
+      <w:r>
+        <w:t xml:space="preserve">Based on </w:t>
       </w:r>
       <w:proofErr w:type="spellStart"/>
       <w:r>
-        <w:t>TransactionNo</w:t>
+        <w:t>theresults</w:t>
       </w:r>
       <w:proofErr w:type="spellEnd"/>
       <w:r>
-        <w:t xml:space="preserve"> were filled in </w:t>
-      </w:r>
-      <w:r>
-        <w:t xml:space="preserve">using matching timestamps </w:t>
-      </w:r>
-      <w:r>
-        <w:t>on the condition that only one transaction number was available at the specific time</w:t>
-      </w:r>
-      <w:r>
-        <w:t xml:space="preserve">. </w:t>
-      </w:r>
-      <w:r>
-        <w:t xml:space="preserve">Missing timestamps were filled if they were from the same transaction, otherwise </w:t>
-      </w:r>
-      <w:r>
-        <w:t xml:space="preserve">calculated by using the average of its previous and next transaction if they had less than a </w:t>
-      </w:r>
-      <w:r>
-        <w:t>20-minute</w:t>
-      </w:r>
-      <w:r>
-        <w:t xml:space="preserve"> </w:t>
-      </w:r>
-      <w:r>
-        <w:t>difference</w:t>
-      </w:r>
-      <w:r>
-        <w:t>.</w:t>
-      </w:r>
-      <w:r>
-        <w:t xml:space="preserve"> Daypart values were derived using the time of day while </w:t>
-      </w:r>
-      <w:proofErr w:type="spellStart"/>
-      <w:r>
-        <w:t>DayType</w:t>
-      </w:r>
-      <w:proofErr w:type="spellEnd"/>
-      <w:r>
-        <w:t xml:space="preserve"> from the date to weekend or weekday. </w:t>
-      </w:r>
-    </w:p>
-    <w:p/>
-    <w:p/>
+        <w:t xml:space="preserve"> presented, </w:t>
+      </w:r>
+    </w:p>
+    <w:p>
+      <w:r>
+        <w:drawing>
+          <wp:inline distT="0" distB="0" distL="0" distR="0" wp14:anchorId="4D08CBE1" wp14:editId="643B31DB">
+            <wp:extent cx="5731510" cy="568325"/>
+            <wp:effectExtent l="0" t="0" r="2540" b="3175"/>
+            <wp:docPr id="828377799" name="Picture 1"/>
+            <wp:cNvGraphicFramePr>
+              <a:graphicFrameLocks xmlns:a="http://schemas.openxmlformats.org/drawingml/2006/main" noChangeAspect="1"/>
+            </wp:cNvGraphicFramePr>
+            <a:graphic xmlns:a="http://schemas.openxmlformats.org/drawingml/2006/main">
+              <a:graphicData uri="http://schemas.openxmlformats.org/drawingml/2006/picture">
+                <pic:pic xmlns:pic="http://schemas.openxmlformats.org/drawingml/2006/picture">
+                  <pic:nvPicPr>
+                    <pic:cNvPr id="828377799" name=""/>
+                    <pic:cNvPicPr/>
+                  </pic:nvPicPr>
+                  <pic:blipFill>
+                    <a:blip r:embed="rId16"/>
+                    <a:stretch>
+                      <a:fillRect/>
+                    </a:stretch>
+                  </pic:blipFill>
+                  <pic:spPr>
+                    <a:xfrm>
+                      <a:off x="0" y="0"/>
+                      <a:ext cx="5731510" cy="568325"/>
+                    </a:xfrm>
+                    <a:prstGeom prst="rect">
+                      <a:avLst/>
+                    </a:prstGeom>
+                  </pic:spPr>
+                </pic:pic>
+              </a:graphicData>
+            </a:graphic>
+          </wp:inline>
+        </w:drawing>
+      </w:r>
+    </w:p>
     <w:p/>
     <w:p/>
     <w:p/>

--- a/task1.docx
+++ b/task1.docx
@@ -1763,7 +1763,13 @@
         <w:t xml:space="preserve">. </w:t>
       </w:r>
       <w:r>
-        <w:t xml:space="preserve">The centroid values suggests overlap in chemical properties, a potential indicator that the clusters aren’t clearly separated. </w:t>
+        <w:t xml:space="preserve">The centroid values </w:t>
+      </w:r>
+      <w:r>
+        <w:t>suggest</w:t>
+      </w:r>
+      <w:r>
+        <w:t xml:space="preserve"> overlap in chemical properties, a potential indicator that the clusters aren’t clearly separated. </w:t>
       </w:r>
     </w:p>
     <w:tbl>
@@ -2501,7 +2507,10 @@
         <w:t xml:space="preserve">as there </w:t>
       </w:r>
       <w:r>
-        <w:t xml:space="preserve">were limited separation. </w:t>
+        <w:t>was</w:t>
+      </w:r>
+      <w:r>
+        <w:t xml:space="preserve"> limited separation. </w:t>
       </w:r>
       <w:r>
         <w:t>Alcohol, sulphates and volatile acidity show</w:t>
@@ -2778,7 +2787,15 @@
     </w:p>
     <w:p>
       <w:r>
-        <w:t>The association rule focuses on the shopping behaviour of customers not quantities so the cleaning process was primarily focused on shopping list integrity and coherency</w:t>
+        <w:t xml:space="preserve">The association rule focuses on the shopping behaviour of customers not </w:t>
+      </w:r>
+      <w:proofErr w:type="gramStart"/>
+      <w:r>
+        <w:t>quantities</w:t>
+      </w:r>
+      <w:proofErr w:type="gramEnd"/>
+      <w:r>
+        <w:t xml:space="preserve"> so the cleaning process was primarily focused on shopping list integrity and coherency</w:t>
       </w:r>
       <w:r>
         <w:t xml:space="preserve">. </w:t>
@@ -2786,6 +2803,9 @@
     </w:p>
     <w:p>
       <w:r>
+        <w:rPr>
+          <w:noProof/>
+        </w:rPr>
         <w:drawing>
           <wp:inline distT="0" distB="0" distL="0" distR="0" wp14:anchorId="3B8B053D" wp14:editId="5F54D9A3">
             <wp:extent cx="3305636" cy="1638529"/>
@@ -2825,6 +2845,9 @@
     </w:p>
     <w:p>
       <w:r>
+        <w:rPr>
+          <w:noProof/>
+        </w:rPr>
         <w:lastRenderedPageBreak/>
         <w:drawing>
           <wp:inline distT="0" distB="0" distL="0" distR="0" wp14:anchorId="2459A32B" wp14:editId="1DD55CB3">
@@ -2902,6 +2925,9 @@
     </w:p>
     <w:p>
       <w:r>
+        <w:rPr>
+          <w:noProof/>
+        </w:rPr>
         <w:drawing>
           <wp:inline distT="0" distB="0" distL="0" distR="0" wp14:anchorId="1D24A6DE" wp14:editId="6847B58C">
             <wp:extent cx="4176979" cy="2594762"/>
@@ -2955,106 +2981,84 @@
         <w:t xml:space="preserve">The highest confidence value came from the rule: Medialuna -&gt; Coffee with a confidence of 0.5820. This means that 58.2% of medialuna purchases also contained coffee. </w:t>
       </w:r>
       <w:r>
-        <w:t xml:space="preserve">The highest lift value came from purchases that contains both coffee and </w:t>
-      </w:r>
-      <w:r>
-        <w:t>Medialuna</w:t>
-      </w:r>
-      <w:r>
-        <w:t>.</w:t>
+        <w:t>The highest lift value came from purchases that contains both coffee and Medialuna.</w:t>
       </w:r>
       <w:r>
         <w:t xml:space="preserve"> Lift is directionless so it contains the rule coffee -&gt; </w:t>
       </w:r>
       <w:r>
-        <w:t>Medialuna</w:t>
-      </w:r>
-      <w:r>
-        <w:t xml:space="preserve"> &amp; </w:t>
-      </w:r>
-      <w:r>
-        <w:t>Medialuna</w:t>
+        <w:t xml:space="preserve">Medialuna &amp; Medialuna -&gt; coffee. </w:t>
+      </w:r>
+      <w:r>
+        <w:t xml:space="preserve"> </w:t>
+      </w:r>
+      <w:r>
+        <w:t xml:space="preserve">The lift value was 1.220, which means that, according to the dataset, coffee and Medialuna are purchased together 21.92% more often than if the purchases were independent. </w:t>
+      </w:r>
+    </w:p>
+    <w:p>
+      <w:r>
+        <w:t>3)</w:t>
+      </w:r>
+    </w:p>
+    <w:p>
+      <w:r>
+        <w:t xml:space="preserve">Figure X </w:t>
+      </w:r>
+      <w:r>
+        <w:t xml:space="preserve">compares the support, confidence and lift values across the association rules. </w:t>
+      </w:r>
+      <w:r>
+        <w:t xml:space="preserve">Figure X focuses on the rules with lift equal </w:t>
+      </w:r>
+      <w:r>
+        <w:t xml:space="preserve">to </w:t>
+      </w:r>
+      <w:r>
+        <w:t xml:space="preserve">or greater than 1, as these indicate that the items occur at least </w:t>
+      </w:r>
+      <w:r>
+        <w:t xml:space="preserve">as often as by chance. </w:t>
+      </w:r>
+      <w:r>
+        <w:t xml:space="preserve">The three </w:t>
+      </w:r>
+      <w:r>
+        <w:t>positive</w:t>
+      </w:r>
+      <w:r>
+        <w:t xml:space="preserve">ly associated </w:t>
+      </w:r>
+      <w:r>
+        <w:t xml:space="preserve">lift values were from the following rules: </w:t>
+      </w:r>
+      <w:r>
+        <w:t>coffee &lt;-&gt; medialuna, coffee &lt;-&gt; pastry, sandwich</w:t>
       </w:r>
       <w:r>
         <w:t xml:space="preserve"> -&gt; coffee. </w:t>
       </w:r>
+    </w:p>
+    <w:p>
+      <w:r>
+        <w:t xml:space="preserve">Coffee </w:t>
+      </w:r>
+      <w:r>
+        <w:t>-&gt;</w:t>
+      </w:r>
+      <w:r>
+        <w:t xml:space="preserve"> medialuna is well substantiated by both support and confidence. </w:t>
+      </w:r>
+      <w:r>
+        <w:t xml:space="preserve">This means that </w:t>
+      </w:r>
+      <w:r>
+        <w:t xml:space="preserve">both appears in approximately 5.4% of all purchases, and 58% of all medialuna purchases also include coffee. </w:t>
+      </w:r>
       <w:r>
         <w:t xml:space="preserve"> </w:t>
       </w:r>
       <w:r>
-        <w:t xml:space="preserve">The lift value was 1.220, which means that, according to the dataset, coffee and </w:t>
-      </w:r>
-      <w:r>
-        <w:t xml:space="preserve">Medialuna </w:t>
-      </w:r>
-      <w:r>
-        <w:t xml:space="preserve">are purchased together 21.92% more often than if the purchases were independent. </w:t>
-      </w:r>
-    </w:p>
-    <w:p>
-      <w:r>
-        <w:t>3)</w:t>
-      </w:r>
-    </w:p>
-    <w:p/>
-    <w:p>
-      <w:r>
-        <w:t xml:space="preserve">Figure X </w:t>
-      </w:r>
-      <w:r>
-        <w:t xml:space="preserve">compares the support, confidence and lift values across the association rules. </w:t>
-      </w:r>
-      <w:r>
-        <w:t xml:space="preserve">Figure X focuses on the rules with lift equal </w:t>
-      </w:r>
-      <w:r>
-        <w:t xml:space="preserve">to </w:t>
-      </w:r>
-      <w:r>
-        <w:t xml:space="preserve">or greater than 1, as these indicate that the items occur at least </w:t>
-      </w:r>
-      <w:r>
-        <w:t xml:space="preserve">as often as by chance. </w:t>
-      </w:r>
-      <w:r>
-        <w:t xml:space="preserve">The three </w:t>
-      </w:r>
-      <w:r>
-        <w:t>positive</w:t>
-      </w:r>
-      <w:r>
-        <w:t xml:space="preserve">ly associated </w:t>
-      </w:r>
-      <w:r>
-        <w:t xml:space="preserve">lift values were from the following rules: </w:t>
-      </w:r>
-      <w:r>
-        <w:t>coffee &lt;-&gt; medialuna, coffee &lt;-&gt; pastry, sandwich</w:t>
-      </w:r>
-      <w:r>
-        <w:t xml:space="preserve"> -&gt; coffee. </w:t>
-      </w:r>
-    </w:p>
-    <w:p>
-      <w:r>
-        <w:t xml:space="preserve">Coffee </w:t>
-      </w:r>
-      <w:r>
-        <w:t>-&gt;</w:t>
-      </w:r>
-      <w:r>
-        <w:t xml:space="preserve"> medialuna is well substantiated by both support and confidence. </w:t>
-      </w:r>
-      <w:r>
-        <w:t xml:space="preserve">This means that </w:t>
-      </w:r>
-      <w:r>
-        <w:t xml:space="preserve">both appears in approximately 5.4% of all purchases, and 58% of all medialuna purchases also include coffee. </w:t>
-      </w:r>
-      <w:r>
-        <w:t xml:space="preserve"> </w:t>
-      </w:r>
-      <w:r>
         <w:t>Coffee and pastry are also common</w:t>
       </w:r>
       <w:r>
@@ -3080,6 +3084,9 @@
     </w:p>
     <w:p>
       <w:r>
+        <w:rPr>
+          <w:noProof/>
+        </w:rPr>
         <w:drawing>
           <wp:inline distT="0" distB="0" distL="0" distR="0" wp14:anchorId="6BB2F49A" wp14:editId="29CFB47E">
             <wp:extent cx="6265140" cy="2039815"/>
@@ -3128,6 +3135,9 @@
     </w:p>
     <w:p>
       <w:r>
+        <w:rPr>
+          <w:noProof/>
+        </w:rPr>
         <w:lastRenderedPageBreak/>
         <w:drawing>
           <wp:inline distT="0" distB="0" distL="0" distR="0" wp14:anchorId="013F3F1A" wp14:editId="4954C143">
@@ -3196,6 +3206,9 @@
     </w:p>
     <w:p>
       <w:r>
+        <w:rPr>
+          <w:noProof/>
+        </w:rPr>
         <w:drawing>
           <wp:inline distT="0" distB="0" distL="0" distR="0" wp14:anchorId="4D553B8F" wp14:editId="59DAB07E">
             <wp:extent cx="5468113" cy="600159"/>
@@ -3258,6 +3271,9 @@
     </w:p>
     <w:p>
       <w:r>
+        <w:rPr>
+          <w:noProof/>
+        </w:rPr>
         <w:drawing>
           <wp:inline distT="0" distB="0" distL="0" distR="0" wp14:anchorId="4D08CBE1" wp14:editId="643B31DB">
             <wp:extent cx="5731510" cy="568325"/>
@@ -4124,6 +4140,7 @@
   <w:style w:type="character" w:default="1" w:styleId="DefaultParagraphFont">
     <w:name w:val="Default Paragraph Font"/>
     <w:uiPriority w:val="1"/>
+    <w:semiHidden/>
     <w:unhideWhenUsed/>
   </w:style>
   <w:style w:type="table" w:default="1" w:styleId="TableNormal">

--- a/task1.docx
+++ b/task1.docx
@@ -1508,7 +1508,13 @@
     </w:p>
     <w:p>
       <w:r>
-        <w:t>Features were selected based on domain knowledge and the correlation matrix,</w:t>
+        <w:t>Features were selected based on domain knowledge</w:t>
+      </w:r>
+      <w:r>
+        <w:t xml:space="preserve">, and substantiated using the </w:t>
+      </w:r>
+      <w:r>
+        <w:t>correlation matrix,</w:t>
       </w:r>
       <w:r>
         <w:t xml:space="preserve"> </w:t>
@@ -1669,16 +1675,28 @@
         <w:t xml:space="preserve">The silhouette scores </w:t>
       </w:r>
       <w:r>
-        <w:t>were</w:t>
-      </w:r>
-      <w:r>
-        <w:t xml:space="preserve"> marginally improved through </w:t>
+        <w:t xml:space="preserve">showed a marginal improvement across the board </w:t>
+      </w:r>
+      <w:r>
+        <w:t xml:space="preserve">through </w:t>
       </w:r>
       <w:r>
         <w:t>feature</w:t>
       </w:r>
       <w:r>
-        <w:t xml:space="preserve"> selection with scores of</w:t>
+        <w:t xml:space="preserve"> selection</w:t>
+      </w:r>
+      <w:r>
+        <w:t xml:space="preserve">, </w:t>
+      </w:r>
+      <w:r>
+        <w:t xml:space="preserve">though </w:t>
+      </w:r>
+      <w:r>
+        <w:t>decreased for k=4,</w:t>
+      </w:r>
+      <w:r>
+        <w:t xml:space="preserve"> with scores of</w:t>
       </w:r>
       <w:r>
         <w:t xml:space="preserve"> </w:t>
@@ -1716,20 +1734,14 @@
       <w:r>
         <w:t xml:space="preserve">). </w:t>
       </w:r>
-      <w:r>
-        <w:t xml:space="preserve">The silhouette score </w:t>
-      </w:r>
-      <w:r>
-        <w:t>is</w:t>
-      </w:r>
-      <w:r>
-        <w:t xml:space="preserve"> </w:t>
-      </w:r>
-      <w:r>
-        <w:t xml:space="preserve">weak overall which indicates </w:t>
-      </w:r>
-      <w:r>
-        <w:t xml:space="preserve">poor separation between clusters. </w:t>
+    </w:p>
+    <w:p>
+      <w:r>
+        <w:lastRenderedPageBreak/>
+        <w:t xml:space="preserve">Although reducing the number of features showed some improvement in clustering performance, </w:t>
+      </w:r>
+      <w:r>
+        <w:t xml:space="preserve">the silhouette score remained low, indicating weak cluster separation and substantial overlap. </w:t>
       </w:r>
     </w:p>
     <w:p>
@@ -1747,7 +1759,6 @@
     </w:p>
     <w:p>
       <w:r>
-        <w:lastRenderedPageBreak/>
         <w:t xml:space="preserve">The summary of cluster membership and centroid values are displayed in table 1.3. The model produced an inertia of </w:t>
       </w:r>
       <w:r>
@@ -1763,13 +1774,13 @@
         <w:t xml:space="preserve">. </w:t>
       </w:r>
       <w:r>
-        <w:t xml:space="preserve">The centroid values </w:t>
-      </w:r>
-      <w:r>
-        <w:t>suggest</w:t>
-      </w:r>
-      <w:r>
-        <w:t xml:space="preserve"> overlap in chemical properties, a potential indicator that the clusters aren’t clearly separated. </w:t>
+        <w:t>Some of the centroid values seem to overlap</w:t>
+      </w:r>
+      <w:r>
+        <w:t xml:space="preserve">, </w:t>
+      </w:r>
+      <w:r>
+        <w:t xml:space="preserve">a potential indicator that the clusters aren’t clearly separated. </w:t>
       </w:r>
     </w:p>
     <w:tbl>
@@ -2519,16 +2530,10 @@
         <w:t xml:space="preserve">ed some separation among </w:t>
       </w:r>
       <w:r>
-        <w:t xml:space="preserve">clusters </w:t>
-      </w:r>
-      <w:r>
-        <w:t xml:space="preserve">though </w:t>
-      </w:r>
-      <w:r>
-        <w:t xml:space="preserve">no </w:t>
-      </w:r>
-      <w:r>
-        <w:t xml:space="preserve">features had clear separation. </w:t>
+        <w:t>clusters</w:t>
+      </w:r>
+      <w:r>
+        <w:t xml:space="preserve">. </w:t>
       </w:r>
       <w:r>
         <w:t xml:space="preserve">This reinforces the low Silhouette score and suggests that the white wine samples mostly share similar characteristics. </w:t>
@@ -2541,9 +2546,9 @@
         </w:rPr>
         <w:lastRenderedPageBreak/>
         <w:drawing>
-          <wp:inline distT="0" distB="0" distL="0" distR="0" wp14:anchorId="74EFA1B5" wp14:editId="707B727F">
-            <wp:extent cx="6156659" cy="5805376"/>
-            <wp:effectExtent l="0" t="0" r="0" b="5080"/>
+          <wp:inline distT="0" distB="0" distL="0" distR="0" wp14:anchorId="74EFA1B5" wp14:editId="09238E72">
+            <wp:extent cx="5715000" cy="5388917"/>
+            <wp:effectExtent l="0" t="0" r="0" b="2540"/>
             <wp:docPr id="1568426739" name="Picture 1"/>
             <wp:cNvGraphicFramePr>
               <a:graphicFrameLocks xmlns:a="http://schemas.openxmlformats.org/drawingml/2006/main" noChangeAspect="1"/>
@@ -2570,7 +2575,7 @@
                   <pic:spPr>
                     <a:xfrm>
                       <a:off x="0" y="0"/>
-                      <a:ext cx="6159759" cy="5808299"/>
+                      <a:ext cx="5721023" cy="5394596"/>
                     </a:xfrm>
                     <a:prstGeom prst="rect">
                       <a:avLst/>
@@ -2598,18 +2603,93 @@
         <w:t xml:space="preserve">a) </w:t>
       </w:r>
     </w:p>
-    <w:p/>
-    <w:p>
-      <w:r>
+    <w:p>
+      <w:r>
+        <w:t xml:space="preserve">Figure 1.5 outlines the </w:t>
+      </w:r>
+      <w:r>
+        <w:t xml:space="preserve">silhouette score and inertia of the two values. </w:t>
+      </w:r>
+      <w:proofErr w:type="spellStart"/>
+      <w:r>
+        <w:t>MinMaxScaler</w:t>
+      </w:r>
+      <w:proofErr w:type="spellEnd"/>
+      <w:r>
+        <w:t xml:space="preserve"> </w:t>
+      </w:r>
+      <w:r>
+        <w:t xml:space="preserve">performed as the better, transformation method as evidenced by the silhouette score. Inertia value did not contribute to the decision because the two methods use different methods to achieve </w:t>
+      </w:r>
+      <w:r>
+        <w:t>normalisation,</w:t>
+      </w:r>
+      <w:r>
+        <w:t xml:space="preserve"> so the values are not easily comparable. </w:t>
+      </w:r>
+    </w:p>
+    <w:p>
+      <w:r>
+        <w:drawing>
+          <wp:inline distT="0" distB="0" distL="0" distR="0" wp14:anchorId="5B13C829" wp14:editId="6289DA95">
+            <wp:extent cx="2549746" cy="1130300"/>
+            <wp:effectExtent l="0" t="0" r="3175" b="0"/>
+            <wp:docPr id="900795056" name="Picture 1"/>
+            <wp:cNvGraphicFramePr>
+              <a:graphicFrameLocks xmlns:a="http://schemas.openxmlformats.org/drawingml/2006/main" noChangeAspect="1"/>
+            </wp:cNvGraphicFramePr>
+            <a:graphic xmlns:a="http://schemas.openxmlformats.org/drawingml/2006/main">
+              <a:graphicData uri="http://schemas.openxmlformats.org/drawingml/2006/picture">
+                <pic:pic xmlns:pic="http://schemas.openxmlformats.org/drawingml/2006/picture">
+                  <pic:nvPicPr>
+                    <pic:cNvPr id="900795056" name=""/>
+                    <pic:cNvPicPr/>
+                  </pic:nvPicPr>
+                  <pic:blipFill>
+                    <a:blip r:embed="rId10"/>
+                    <a:stretch>
+                      <a:fillRect/>
+                    </a:stretch>
+                  </pic:blipFill>
+                  <pic:spPr>
+                    <a:xfrm>
+                      <a:off x="0" y="0"/>
+                      <a:ext cx="2551033" cy="1130871"/>
+                    </a:xfrm>
+                    <a:prstGeom prst="rect">
+                      <a:avLst/>
+                    </a:prstGeom>
+                  </pic:spPr>
+                </pic:pic>
+              </a:graphicData>
+            </a:graphic>
+          </wp:inline>
+        </w:drawing>
+      </w:r>
+    </w:p>
+    <w:p>
+      <w:r>
+        <w:lastRenderedPageBreak/>
         <w:t>b)</w:t>
       </w:r>
     </w:p>
     <w:p>
       <w:r>
-        <w:t xml:space="preserve">The feature distribution for the </w:t>
+        <w:t>The feature distribution</w:t>
+      </w:r>
+      <w:r>
+        <w:t xml:space="preserve"> using </w:t>
       </w:r>
       <w:proofErr w:type="spellStart"/>
       <w:r>
+        <w:t>histplot</w:t>
+      </w:r>
+      <w:proofErr w:type="spellEnd"/>
+      <w:r>
+        <w:t xml:space="preserve"> for the </w:t>
+      </w:r>
+      <w:proofErr w:type="spellStart"/>
+      <w:r>
         <w:t>MinMaxScaler</w:t>
       </w:r>
       <w:proofErr w:type="spellEnd"/>
@@ -2652,10 +2732,22 @@
         <w:t xml:space="preserve">with noticeable groupings of clusters. </w:t>
       </w:r>
       <w:r>
-        <w:t xml:space="preserve">Meanwhile fixed acidity, volatile acidity, citric acid and sulphates overlapped heavily because of minimal variation across clusters. </w:t>
-      </w:r>
-      <w:r>
-        <w:t xml:space="preserve">Cluster 0 had a noticeable higher cluster among alcohol, and a lower fixed and volatile acidity. </w:t>
+        <w:t>Meanwhile fixed acidity, volatile acidity, citric acid and sulphates overlapped heavily</w:t>
+      </w:r>
+      <w:r>
+        <w:t xml:space="preserve">, due to </w:t>
+      </w:r>
+      <w:r>
+        <w:t xml:space="preserve">minimal variation across clusters. </w:t>
+      </w:r>
+      <w:r>
+        <w:t xml:space="preserve">Cluster 0 had a </w:t>
+      </w:r>
+      <w:r>
+        <w:t>noticeably</w:t>
+      </w:r>
+      <w:r>
+        <w:t xml:space="preserve"> higher cluster among alcohol, and a lower fixed and volatile acidity. </w:t>
       </w:r>
       <w:r>
         <w:t>Meanwhile c</w:t>
@@ -2664,11 +2756,7 @@
         <w:t xml:space="preserve">luster 3 had some distinct </w:t>
       </w:r>
       <w:r>
-        <w:t xml:space="preserve">trends around the high </w:t>
-      </w:r>
-      <w:r>
-        <w:lastRenderedPageBreak/>
-        <w:t xml:space="preserve">end of residual sugar and total </w:t>
+        <w:t xml:space="preserve">trends around the high end of residual sugar and total </w:t>
       </w:r>
       <w:proofErr w:type="spellStart"/>
       <w:r>
@@ -2676,13 +2764,13 @@
       </w:r>
       <w:proofErr w:type="spellEnd"/>
       <w:r>
-        <w:t xml:space="preserve"> dioxide. </w:t>
-      </w:r>
-      <w:r>
-        <w:t xml:space="preserve">Overall, </w:t>
-      </w:r>
-      <w:r>
-        <w:t xml:space="preserve">despite some </w:t>
+        <w:t xml:space="preserve"> dioxide.</w:t>
+      </w:r>
+      <w:r>
+        <w:t xml:space="preserve"> D</w:t>
+      </w:r>
+      <w:r>
+        <w:t xml:space="preserve">espite some </w:t>
       </w:r>
       <w:r>
         <w:t>noticeable</w:t>
@@ -2703,7 +2791,13 @@
         <w:t>1931</w:t>
       </w:r>
       <w:r>
-        <w:t>,</w:t>
+        <w:t xml:space="preserve">. </w:t>
+      </w:r>
+      <w:r>
+        <w:t xml:space="preserve">This indicates that </w:t>
+      </w:r>
+      <w:r>
+        <w:t xml:space="preserve">the boundaries were poorly defined and overall clustering weak. </w:t>
       </w:r>
     </w:p>
     <w:p/>
@@ -2726,12 +2820,6 @@
     <w:p/>
     <w:p/>
     <w:p/>
-    <w:p/>
-    <w:p/>
-    <w:p/>
-    <w:p/>
-    <w:p/>
-    <w:p/>
     <w:p>
       <w:r>
         <w:lastRenderedPageBreak/>
@@ -2745,7 +2833,13 @@
     </w:p>
     <w:p>
       <w:r>
-        <w:t xml:space="preserve">The dataset was initially inspected for inconsistencies, missing values, incorrect data types, and duplicate entries. This included converting </w:t>
+        <w:t>The dataset was initially inspected for inconsistencies, missing values, incorrect data types, and duplicate entries.</w:t>
+      </w:r>
+      <w:r>
+        <w:t xml:space="preserve"> </w:t>
+      </w:r>
+      <w:r>
+        <w:t xml:space="preserve">This included converting </w:t>
       </w:r>
       <w:proofErr w:type="spellStart"/>
       <w:r>
@@ -2774,7 +2868,19 @@
       </w:r>
       <w:proofErr w:type="spellEnd"/>
       <w:r>
-        <w:t xml:space="preserve"> values were filled using matching timestamps, provided that only one transaction number corresponded to the timestamp. Missing timestamps were filled using other records from the same transaction. Where this was not possible, timestamps were estimated using the average of the preceding and following transaction timestamps, provided that the difference between them was less than 20 minutes. Daypart values were derived from the time of day, while </w:t>
+        <w:t xml:space="preserve"> values were filled using matching timestamps</w:t>
+      </w:r>
+      <w:r>
+        <w:t xml:space="preserve"> when </w:t>
+      </w:r>
+      <w:r>
+        <w:t>only one transaction number corresponded to the timestamp. Missing timestamps were filled using other records from the same transaction. Where this was not possible, timestamps were estimated using the average of the preceding and following transaction timestamps, provided that the difference between them was less than 20 minutes.</w:t>
+      </w:r>
+      <w:r>
+        <w:t xml:space="preserve"> Otherwise, entries with missing timestamps were removed.</w:t>
+      </w:r>
+      <w:r>
+        <w:t xml:space="preserve"> Daypart values were derived from the time of day, while </w:t>
       </w:r>
       <w:proofErr w:type="spellStart"/>
       <w:r>
@@ -2789,28 +2895,49 @@
       <w:r>
         <w:t xml:space="preserve">The association rule focuses on the shopping behaviour of customers not </w:t>
       </w:r>
-      <w:proofErr w:type="gramStart"/>
-      <w:r>
-        <w:t>quantities</w:t>
-      </w:r>
-      <w:proofErr w:type="gramEnd"/>
+      <w:r>
+        <w:t>quantities,</w:t>
+      </w:r>
       <w:r>
         <w:t xml:space="preserve"> so the cleaning process was primarily focused on shopping list integrity and coherency</w:t>
       </w:r>
       <w:r>
         <w:t xml:space="preserve">. </w:t>
       </w:r>
-    </w:p>
-    <w:p>
-      <w:r>
-        <w:rPr>
-          <w:noProof/>
-        </w:rPr>
+      <w:r>
+        <w:t xml:space="preserve">Figure 2.1 shows the final shape of the </w:t>
+      </w:r>
+      <w:proofErr w:type="spellStart"/>
+      <w:r>
+        <w:t>dataframe</w:t>
+      </w:r>
+      <w:proofErr w:type="spellEnd"/>
+      <w:r>
+        <w:t xml:space="preserve">. </w:t>
+      </w:r>
+      <w:r>
+        <w:t xml:space="preserve">Overall, there were 61 unique </w:t>
+      </w:r>
+      <w:r>
+        <w:t xml:space="preserve">products </w:t>
+      </w:r>
+      <w:r>
+        <w:t>with 5295 records</w:t>
+      </w:r>
+      <w:r>
+        <w:t xml:space="preserve"> (with 412 dropped)</w:t>
+      </w:r>
+      <w:r>
+        <w:t xml:space="preserve">. </w:t>
+      </w:r>
+    </w:p>
+    <w:p>
+      <w:r>
         <w:drawing>
-          <wp:inline distT="0" distB="0" distL="0" distR="0" wp14:anchorId="3B8B053D" wp14:editId="5F54D9A3">
-            <wp:extent cx="3305636" cy="1638529"/>
-            <wp:effectExtent l="0" t="0" r="0" b="0"/>
-            <wp:docPr id="1605451857" name="Picture 1"/>
+          <wp:inline distT="0" distB="0" distL="0" distR="0" wp14:anchorId="1DECE3F2" wp14:editId="23F17F40">
+            <wp:extent cx="3825572" cy="2728196"/>
+            <wp:effectExtent l="0" t="0" r="3810" b="0"/>
+            <wp:docPr id="368990996" name="Picture 1"/>
             <wp:cNvGraphicFramePr>
               <a:graphicFrameLocks xmlns:a="http://schemas.openxmlformats.org/drawingml/2006/main" noChangeAspect="1"/>
             </wp:cNvGraphicFramePr>
@@ -2818,50 +2945,7 @@
               <a:graphicData uri="http://schemas.openxmlformats.org/drawingml/2006/picture">
                 <pic:pic xmlns:pic="http://schemas.openxmlformats.org/drawingml/2006/picture">
                   <pic:nvPicPr>
-                    <pic:cNvPr id="1605451857" name=""/>
-                    <pic:cNvPicPr/>
-                  </pic:nvPicPr>
-                  <pic:blipFill>
-                    <a:blip r:embed="rId10"/>
-                    <a:stretch>
-                      <a:fillRect/>
-                    </a:stretch>
-                  </pic:blipFill>
-                  <pic:spPr>
-                    <a:xfrm>
-                      <a:off x="0" y="0"/>
-                      <a:ext cx="3305636" cy="1638529"/>
-                    </a:xfrm>
-                    <a:prstGeom prst="rect">
-                      <a:avLst/>
-                    </a:prstGeom>
-                  </pic:spPr>
-                </pic:pic>
-              </a:graphicData>
-            </a:graphic>
-          </wp:inline>
-        </w:drawing>
-      </w:r>
-    </w:p>
-    <w:p>
-      <w:r>
-        <w:rPr>
-          <w:noProof/>
-        </w:rPr>
-        <w:lastRenderedPageBreak/>
-        <w:drawing>
-          <wp:inline distT="0" distB="0" distL="0" distR="0" wp14:anchorId="2459A32B" wp14:editId="1DD55CB3">
-            <wp:extent cx="2448267" cy="3972479"/>
-            <wp:effectExtent l="0" t="0" r="9525" b="0"/>
-            <wp:docPr id="1367838256" name="Picture 1"/>
-            <wp:cNvGraphicFramePr>
-              <a:graphicFrameLocks xmlns:a="http://schemas.openxmlformats.org/drawingml/2006/main" noChangeAspect="1"/>
-            </wp:cNvGraphicFramePr>
-            <a:graphic xmlns:a="http://schemas.openxmlformats.org/drawingml/2006/main">
-              <a:graphicData uri="http://schemas.openxmlformats.org/drawingml/2006/picture">
-                <pic:pic xmlns:pic="http://schemas.openxmlformats.org/drawingml/2006/picture">
-                  <pic:nvPicPr>
-                    <pic:cNvPr id="1367838256" name=""/>
+                    <pic:cNvPr id="368990996" name=""/>
                     <pic:cNvPicPr/>
                   </pic:nvPicPr>
                   <pic:blipFill>
@@ -2873,7 +2957,7 @@
                   <pic:spPr>
                     <a:xfrm>
                       <a:off x="0" y="0"/>
-                      <a:ext cx="2448267" cy="3972479"/>
+                      <a:ext cx="3825572" cy="2728196"/>
                     </a:xfrm>
                     <a:prstGeom prst="rect">
                       <a:avLst/>
@@ -2893,6 +2977,7 @@
     </w:p>
     <w:p>
       <w:r>
+        <w:lastRenderedPageBreak/>
         <w:t>2)</w:t>
       </w:r>
     </w:p>
@@ -2920,7 +3005,10 @@
         <w:t xml:space="preserve">parameters. </w:t>
       </w:r>
       <w:r>
-        <w:t xml:space="preserve">An additional Rule column was added to make reading the direction easier. </w:t>
+        <w:t xml:space="preserve">An additional Rule column was added </w:t>
+      </w:r>
+      <w:r>
+        <w:t xml:space="preserve">for clarity. </w:t>
       </w:r>
     </w:p>
     <w:p>
@@ -2977,101 +3065,209 @@
     </w:p>
     <w:p>
       <w:r>
+        <w:t xml:space="preserve">The highest confidence value came from the rule: Medialuna -&gt; Coffee with a confidence of 0.5820. This means that 58.2% of medialuna purchases also contained coffee. </w:t>
+      </w:r>
+      <w:r>
+        <w:t>The highest lift value</w:t>
+      </w:r>
+      <w:r>
+        <w:t xml:space="preserve"> (1.2</w:t>
+      </w:r>
+      <w:r>
+        <w:t>19</w:t>
+      </w:r>
+      <w:r>
+        <w:t>)</w:t>
+      </w:r>
+      <w:r>
+        <w:t xml:space="preserve"> came from purchases that contains both coffee and Medialuna.</w:t>
+      </w:r>
+      <w:r>
+        <w:t xml:space="preserve"> </w:t>
+      </w:r>
+      <w:r>
+        <w:t xml:space="preserve">Because </w:t>
+      </w:r>
+      <w:r>
+        <w:t xml:space="preserve">Lift is </w:t>
+      </w:r>
+      <w:r>
+        <w:t xml:space="preserve">a directionless </w:t>
+      </w:r>
+      <w:r>
+        <w:t>figure,</w:t>
+      </w:r>
+      <w:r>
+        <w:t xml:space="preserve"> the same value applies to </w:t>
+      </w:r>
+      <w:r>
+        <w:t>rule</w:t>
+      </w:r>
+      <w:r>
+        <w:t>s</w:t>
+      </w:r>
+      <w:r>
+        <w:t xml:space="preserve"> coffee -&gt; </w:t>
+      </w:r>
+      <w:r>
+        <w:t xml:space="preserve">Medialuna &amp; Medialuna -&gt; coffee. </w:t>
+      </w:r>
+      <w:r>
+        <w:t xml:space="preserve"> </w:t>
+      </w:r>
+      <w:r>
+        <w:t>A</w:t>
+      </w:r>
+      <w:r>
+        <w:t xml:space="preserve">ccording to the dataset, coffee and Medialuna are purchased together 21.92% more often than if the purchases were independent. </w:t>
+      </w:r>
+    </w:p>
+    <w:p>
+      <w:r>
+        <w:t>3)</w:t>
+      </w:r>
+    </w:p>
+    <w:p>
+      <w:r>
+        <w:t xml:space="preserve">Figure X </w:t>
+      </w:r>
+      <w:r>
+        <w:t xml:space="preserve">compares the support, confidence and lift values across the association rules. </w:t>
+      </w:r>
+      <w:r>
+        <w:t xml:space="preserve">Figure </w:t>
+      </w:r>
+      <w:r>
+        <w:t>Y</w:t>
+      </w:r>
+      <w:r>
+        <w:t xml:space="preserve"> focuses on the rules with lift equal </w:t>
+      </w:r>
+      <w:r>
+        <w:t xml:space="preserve">to </w:t>
+      </w:r>
+      <w:r>
+        <w:t xml:space="preserve">or greater than 1, as these indicate that the items occur at least </w:t>
+      </w:r>
+      <w:r>
+        <w:t>as often as by chance.</w:t>
+      </w:r>
+      <w:r>
+        <w:t xml:space="preserve"> Eleven rules have a lift of 1 or greater</w:t>
+      </w:r>
+      <w:r>
+        <w:t xml:space="preserve"> </w:t>
+      </w:r>
+      <w:r>
+        <w:t xml:space="preserve">and of these </w:t>
+      </w:r>
+      <w:r>
+        <w:t xml:space="preserve">the </w:t>
+      </w:r>
+      <w:r>
+        <w:t xml:space="preserve">three </w:t>
+      </w:r>
+      <w:r>
+        <w:t xml:space="preserve">highest </w:t>
+      </w:r>
+      <w:r>
+        <w:t xml:space="preserve">lift values were from the following rules: </w:t>
+      </w:r>
+      <w:r>
+        <w:t>coffee &lt;-&gt; medialuna, coffee &lt;-&gt; pastry, sandwich</w:t>
+      </w:r>
+      <w:r>
+        <w:t xml:space="preserve"> -&gt; coffee</w:t>
+      </w:r>
+      <w:r>
+        <w:t xml:space="preserve"> (</w:t>
+      </w:r>
+      <w:r>
+        <w:t>monodirectional</w:t>
+      </w:r>
+      <w:r>
+        <w:t>)</w:t>
+      </w:r>
+      <w:r>
+        <w:t xml:space="preserve">. </w:t>
+      </w:r>
+    </w:p>
+    <w:p>
+      <w:r>
+        <w:t xml:space="preserve">medialuna </w:t>
+      </w:r>
+      <w:r>
+        <w:t xml:space="preserve">-&gt; </w:t>
+      </w:r>
+      <w:r>
+        <w:t xml:space="preserve">Coffee </w:t>
+      </w:r>
+      <w:r>
+        <w:t xml:space="preserve">was the strongest pair because they appeared in 5.4% of all transactions and 58.2% </w:t>
+      </w:r>
+      <w:r>
+        <w:t xml:space="preserve">of all medialuna purchases also include coffee. </w:t>
+      </w:r>
+      <w:r>
+        <w:t xml:space="preserve"> </w:t>
+      </w:r>
+      <w:r>
+        <w:t xml:space="preserve">Coffee and pastry </w:t>
+      </w:r>
+      <w:r>
+        <w:t>were</w:t>
+      </w:r>
+      <w:r>
+        <w:t xml:space="preserve"> a common pairing</w:t>
+      </w:r>
+      <w:r>
+        <w:t xml:space="preserve"> (support of 0.052)</w:t>
+      </w:r>
+      <w:r>
+        <w:t xml:space="preserve"> </w:t>
+      </w:r>
+      <w:r>
+        <w:t>but</w:t>
+      </w:r>
+      <w:r>
+        <w:t xml:space="preserve"> low confidence </w:t>
+      </w:r>
+      <w:r>
+        <w:t>because only about 11% of coffee purchase included pastry.</w:t>
+      </w:r>
+      <w:r>
+        <w:t xml:space="preserve"> </w:t>
+      </w:r>
+      <w:r>
+        <w:t xml:space="preserve"> </w:t>
+      </w:r>
+      <w:r>
+        <w:t>Coffee -&gt; sandwich ha</w:t>
+      </w:r>
+      <w:r>
+        <w:t>d</w:t>
+      </w:r>
+      <w:r>
+        <w:t xml:space="preserve"> a</w:t>
+      </w:r>
+      <w:r>
+        <w:t xml:space="preserve"> </w:t>
+      </w:r>
+      <w:r>
+        <w:t xml:space="preserve">confidence of </w:t>
+      </w:r>
+      <w:r>
         <w:lastRenderedPageBreak/>
-        <w:t xml:space="preserve">The highest confidence value came from the rule: Medialuna -&gt; Coffee with a confidence of 0.5820. This means that 58.2% of medialuna purchases also contained coffee. </w:t>
-      </w:r>
-      <w:r>
-        <w:t>The highest lift value came from purchases that contains both coffee and Medialuna.</w:t>
-      </w:r>
-      <w:r>
-        <w:t xml:space="preserve"> Lift is directionless so it contains the rule coffee -&gt; </w:t>
-      </w:r>
-      <w:r>
-        <w:t xml:space="preserve">Medialuna &amp; Medialuna -&gt; coffee. </w:t>
-      </w:r>
-      <w:r>
-        <w:t xml:space="preserve"> </w:t>
-      </w:r>
-      <w:r>
-        <w:t xml:space="preserve">The lift value was 1.220, which means that, according to the dataset, coffee and Medialuna are purchased together 21.92% more often than if the purchases were independent. </w:t>
-      </w:r>
-    </w:p>
-    <w:p>
-      <w:r>
-        <w:t>3)</w:t>
-      </w:r>
-    </w:p>
-    <w:p>
-      <w:r>
-        <w:t xml:space="preserve">Figure X </w:t>
-      </w:r>
-      <w:r>
-        <w:t xml:space="preserve">compares the support, confidence and lift values across the association rules. </w:t>
-      </w:r>
-      <w:r>
-        <w:t xml:space="preserve">Figure X focuses on the rules with lift equal </w:t>
-      </w:r>
-      <w:r>
-        <w:t xml:space="preserve">to </w:t>
-      </w:r>
-      <w:r>
-        <w:t xml:space="preserve">or greater than 1, as these indicate that the items occur at least </w:t>
-      </w:r>
-      <w:r>
-        <w:t xml:space="preserve">as often as by chance. </w:t>
-      </w:r>
-      <w:r>
-        <w:t xml:space="preserve">The three </w:t>
-      </w:r>
-      <w:r>
-        <w:t>positive</w:t>
-      </w:r>
-      <w:r>
-        <w:t xml:space="preserve">ly associated </w:t>
-      </w:r>
-      <w:r>
-        <w:t xml:space="preserve">lift values were from the following rules: </w:t>
-      </w:r>
-      <w:r>
-        <w:t>coffee &lt;-&gt; medialuna, coffee &lt;-&gt; pastry, sandwich</w:t>
-      </w:r>
-      <w:r>
-        <w:t xml:space="preserve"> -&gt; coffee. </w:t>
-      </w:r>
-    </w:p>
-    <w:p>
-      <w:r>
-        <w:t xml:space="preserve">Coffee </w:t>
-      </w:r>
-      <w:r>
-        <w:t>-&gt;</w:t>
-      </w:r>
-      <w:r>
-        <w:t xml:space="preserve"> medialuna is well substantiated by both support and confidence. </w:t>
-      </w:r>
-      <w:r>
-        <w:t xml:space="preserve">This means that </w:t>
-      </w:r>
-      <w:r>
-        <w:t xml:space="preserve">both appears in approximately 5.4% of all purchases, and 58% of all medialuna purchases also include coffee. </w:t>
-      </w:r>
-      <w:r>
-        <w:t xml:space="preserve"> </w:t>
-      </w:r>
-      <w:r>
-        <w:t>Coffee and pastry are also common</w:t>
-      </w:r>
-      <w:r>
-        <w:t xml:space="preserve"> but weak in the rule coffee -&gt; pastry, because only about 11% of coffee purchase included pastry. </w:t>
-      </w:r>
-      <w:r>
-        <w:t xml:space="preserve">Coffee -&gt; sandwich has a confidence of </w:t>
-      </w:r>
-      <w:r>
         <w:t>0.537,</w:t>
       </w:r>
       <w:r>
-        <w:t xml:space="preserve"> but the inverse direction is missing, potentially indicating sandwich purchases as niche, and likely filtered out by </w:t>
+        <w:t xml:space="preserve"> but the inverse direction is missing, potentially indicating sandwich purchases as </w:t>
+      </w:r>
+      <w:r>
+        <w:t>uncommon</w:t>
+      </w:r>
+      <w:r>
+        <w:t xml:space="preserve"> and likely filtered out by </w:t>
       </w:r>
       <w:proofErr w:type="spellStart"/>
       <w:r>
@@ -3138,7 +3334,6 @@
         <w:rPr>
           <w:noProof/>
         </w:rPr>
-        <w:lastRenderedPageBreak/>
         <w:drawing>
           <wp:inline distT="0" distB="0" distL="0" distR="0" wp14:anchorId="013F3F1A" wp14:editId="4954C143">
             <wp:extent cx="3381129" cy="3349256"/>
@@ -3198,10 +3393,10 @@
     </w:p>
     <w:p>
       <w:r>
-        <w:t xml:space="preserve">There were two </w:t>
-      </w:r>
-      <w:r>
-        <w:t xml:space="preserve">rules were identified, with pastry on the left side. </w:t>
+        <w:t>Two rules were identified with pastry on the left side</w:t>
+      </w:r>
+      <w:r>
+        <w:t xml:space="preserve">. </w:t>
       </w:r>
     </w:p>
     <w:p>
@@ -3258,15 +3453,114 @@
     </w:p>
     <w:p>
       <w:r>
+        <w:lastRenderedPageBreak/>
         <w:t xml:space="preserve">Based on </w:t>
       </w:r>
-      <w:proofErr w:type="spellStart"/>
-      <w:r>
-        <w:t>theresults</w:t>
-      </w:r>
-      <w:proofErr w:type="spellEnd"/>
+      <w:r>
+        <w:t>the results</w:t>
+      </w:r>
       <w:r>
         <w:t xml:space="preserve"> presented, </w:t>
+      </w:r>
+      <w:r>
+        <w:t>coffee</w:t>
+      </w:r>
+      <w:r>
+        <w:t xml:space="preserve"> </w:t>
+      </w:r>
+      <w:r>
+        <w:t xml:space="preserve">was the </w:t>
+      </w:r>
+      <w:r>
+        <w:t xml:space="preserve">most likely purchase </w:t>
+      </w:r>
+      <w:r>
+        <w:t xml:space="preserve">when they would buy </w:t>
+      </w:r>
+      <w:r>
+        <w:t>pastry</w:t>
+      </w:r>
+      <w:r>
+        <w:t xml:space="preserve">. </w:t>
+      </w:r>
+      <w:r>
+        <w:t xml:space="preserve">The rule showed a high confidence for </w:t>
+      </w:r>
+      <w:r>
+        <w:t>coffee</w:t>
+      </w:r>
+      <w:r>
+        <w:t xml:space="preserve"> at 53.6%, </w:t>
+      </w:r>
+      <w:r>
+        <w:t xml:space="preserve">compared to 32.96% for bread. This </w:t>
+      </w:r>
+      <w:r>
+        <w:t xml:space="preserve">means that 53.6% of customers who purchased pastry also bought coffee. </w:t>
+      </w:r>
+      <w:r>
+        <w:t>I</w:t>
+      </w:r>
+      <w:r>
+        <w:t xml:space="preserve">nterpreting the lift, </w:t>
+      </w:r>
+      <w:r>
+        <w:t xml:space="preserve">customers were more likely to purchase coffee with pastry 12% of the time while only 3% with bread. </w:t>
+      </w:r>
+      <w:r>
+        <w:t xml:space="preserve">This indicates that while both products have a positive association with pastry, coffee has the stronger association. </w:t>
+      </w:r>
+    </w:p>
+    <w:p>
+      <w:r>
+        <w:t xml:space="preserve">5) </w:t>
+      </w:r>
+    </w:p>
+    <w:p>
+      <w:r>
+        <w:t xml:space="preserve">Coffee should be placed </w:t>
+      </w:r>
+      <w:r>
+        <w:t>near</w:t>
+      </w:r>
+      <w:r>
+        <w:t xml:space="preserve"> </w:t>
+      </w:r>
+      <w:r>
+        <w:t>Medialuna</w:t>
+      </w:r>
+      <w:r>
+        <w:t xml:space="preserve"> to maximise sales</w:t>
+      </w:r>
+      <w:r>
+        <w:t xml:space="preserve">. </w:t>
+      </w:r>
+      <w:r>
+        <w:t>It has a strong association with</w:t>
+      </w:r>
+      <w:r>
+        <w:t xml:space="preserve"> </w:t>
+      </w:r>
+      <w:r>
+        <w:t>Medialuna</w:t>
+      </w:r>
+      <w:r>
+        <w:t xml:space="preserve"> with a</w:t>
+      </w:r>
+      <w:r>
+        <w:t xml:space="preserve"> confidence of 58.2% and lift of 1.22</w:t>
+      </w:r>
+      <w:r>
+        <w:t xml:space="preserve">. Bread would be less effective, </w:t>
+      </w:r>
+      <w:r>
+        <w:t>evidenced by its weaker support and lift value below 1</w:t>
+      </w:r>
+      <w:r>
+        <w:t>, which indicates a negative association</w:t>
+      </w:r>
+      <w:r>
+        <w:t xml:space="preserve">. </w:t>
       </w:r>
     </w:p>
     <w:p>
@@ -3309,30 +3603,6 @@
             </a:graphic>
           </wp:inline>
         </w:drawing>
-      </w:r>
-    </w:p>
-    <w:p/>
-    <w:p/>
-    <w:p/>
-    <w:p/>
-    <w:p/>
-    <w:p/>
-    <w:p/>
-    <w:p/>
-    <w:p/>
-    <w:p/>
-    <w:p/>
-    <w:p/>
-    <w:p/>
-    <w:p/>
-    <w:p/>
-    <w:p/>
-    <w:p/>
-    <w:p/>
-    <w:p/>
-    <w:p>
-      <w:r>
-        <w:t xml:space="preserve"> </w:t>
       </w:r>
     </w:p>
     <w:p/>
@@ -4140,7 +4410,6 @@
   <w:style w:type="character" w:default="1" w:styleId="DefaultParagraphFont">
     <w:name w:val="Default Paragraph Font"/>
     <w:uiPriority w:val="1"/>
-    <w:semiHidden/>
     <w:unhideWhenUsed/>
   </w:style>
   <w:style w:type="table" w:default="1" w:styleId="TableNormal">
